--- a/SQL/SQL NOTES.docx
+++ b/SQL/SQL NOTES.docx
@@ -40,11 +40,126 @@
     </w:p>
     <w:p>
       <w:r>
-        <w:t>Is pehle chapter mein video ke shuruat mein foundational concepts ko revise kiya gaya hai taaki SQL shuru karne se pehle base clear ho jaye.</w:t>
+        <w:t xml:space="preserve">Is </w:t>
+      </w:r>
+      <w:proofErr w:type="spellStart"/>
+      <w:r>
+        <w:t>pehle</w:t>
+      </w:r>
+      <w:proofErr w:type="spellEnd"/>
+      <w:r>
+        <w:t xml:space="preserve"> chapter </w:t>
+      </w:r>
+      <w:proofErr w:type="spellStart"/>
+      <w:r>
+        <w:t>mein</w:t>
+      </w:r>
+      <w:proofErr w:type="spellEnd"/>
+      <w:r>
+        <w:t xml:space="preserve"> video </w:t>
+      </w:r>
+      <w:proofErr w:type="spellStart"/>
+      <w:r>
+        <w:t>ke</w:t>
+      </w:r>
+      <w:proofErr w:type="spellEnd"/>
+      <w:r>
+        <w:t xml:space="preserve"> </w:t>
+      </w:r>
+      <w:proofErr w:type="spellStart"/>
+      <w:r>
+        <w:t>shuruat</w:t>
+      </w:r>
+      <w:proofErr w:type="spellEnd"/>
+      <w:r>
+        <w:t xml:space="preserve"> </w:t>
+      </w:r>
+      <w:proofErr w:type="spellStart"/>
+      <w:r>
+        <w:t>mein</w:t>
+      </w:r>
+      <w:proofErr w:type="spellEnd"/>
+      <w:r>
+        <w:t xml:space="preserve"> foundational concepts ko revise </w:t>
+      </w:r>
+      <w:proofErr w:type="spellStart"/>
+      <w:r>
+        <w:t>kiya</w:t>
+      </w:r>
+      <w:proofErr w:type="spellEnd"/>
+      <w:r>
+        <w:t xml:space="preserve"> </w:t>
+      </w:r>
+      <w:proofErr w:type="spellStart"/>
+      <w:r>
+        <w:t>gaya</w:t>
+      </w:r>
+      <w:proofErr w:type="spellEnd"/>
+      <w:r>
+        <w:t xml:space="preserve"> </w:t>
+      </w:r>
+      <w:proofErr w:type="spellStart"/>
+      <w:r>
+        <w:t>hai</w:t>
+      </w:r>
+      <w:proofErr w:type="spellEnd"/>
+      <w:r>
+        <w:t xml:space="preserve"> </w:t>
+      </w:r>
+      <w:proofErr w:type="spellStart"/>
+      <w:r>
+        <w:t>taaki</w:t>
+      </w:r>
+      <w:proofErr w:type="spellEnd"/>
+      <w:r>
+        <w:t xml:space="preserve"> SQL </w:t>
+      </w:r>
+      <w:proofErr w:type="spellStart"/>
+      <w:r>
+        <w:t>shuru</w:t>
+      </w:r>
+      <w:proofErr w:type="spellEnd"/>
+      <w:r>
+        <w:t xml:space="preserve"> </w:t>
+      </w:r>
+      <w:proofErr w:type="spellStart"/>
+      <w:r>
+        <w:t>karne</w:t>
+      </w:r>
+      <w:proofErr w:type="spellEnd"/>
+      <w:r>
+        <w:t xml:space="preserve"> se </w:t>
+      </w:r>
+      <w:proofErr w:type="spellStart"/>
+      <w:r>
+        <w:t>pehle</w:t>
+      </w:r>
+      <w:proofErr w:type="spellEnd"/>
+      <w:r>
+        <w:t xml:space="preserve"> base clear </w:t>
+      </w:r>
+      <w:proofErr w:type="spellStart"/>
+      <w:r>
+        <w:t>ho</w:t>
+      </w:r>
+      <w:proofErr w:type="spellEnd"/>
+      <w:r>
+        <w:t xml:space="preserve"> </w:t>
+      </w:r>
+      <w:proofErr w:type="spellStart"/>
+      <w:r>
+        <w:t>jaye</w:t>
+      </w:r>
+      <w:proofErr w:type="spellEnd"/>
+      <w:r>
+        <w:t>.</w:t>
       </w:r>
     </w:p>
     <w:p>
       <w:r>
+        <w:rPr>
+          <w:noProof/>
+        </w:rPr>
         <w:drawing>
           <wp:inline distT="0" distB="0" distL="0" distR="0" wp14:anchorId="130ABF37" wp14:editId="407C29DC">
             <wp:extent cx="5731510" cy="2909570"/>
@@ -94,7 +209,23 @@
           <w:b/>
           <w:bCs/>
         </w:rPr>
-        <w:t>1. Database aur DBMS ka basic farq:</w:t>
+        <w:t xml:space="preserve">1. Database aur DBMS ka basic </w:t>
+      </w:r>
+      <w:proofErr w:type="spellStart"/>
+      <w:r>
+        <w:rPr>
+          <w:b/>
+          <w:bCs/>
+        </w:rPr>
+        <w:t>farq</w:t>
+      </w:r>
+      <w:proofErr w:type="spellEnd"/>
+      <w:r>
+        <w:rPr>
+          <w:b/>
+          <w:bCs/>
+        </w:rPr>
+        <w:t>:</w:t>
       </w:r>
     </w:p>
     <w:p>
@@ -112,7 +243,71 @@
         <w:t>Database:</w:t>
       </w:r>
       <w:r>
-        <w:t xml:space="preserve"> Ek aisi jagah jahan data systematic tarike se store hota hai (jaise ek bada digital register).</w:t>
+        <w:t xml:space="preserve"> Ek </w:t>
+      </w:r>
+      <w:proofErr w:type="spellStart"/>
+      <w:r>
+        <w:t>aisi</w:t>
+      </w:r>
+      <w:proofErr w:type="spellEnd"/>
+      <w:r>
+        <w:t xml:space="preserve"> </w:t>
+      </w:r>
+      <w:proofErr w:type="spellStart"/>
+      <w:r>
+        <w:t>jagah</w:t>
+      </w:r>
+      <w:proofErr w:type="spellEnd"/>
+      <w:r>
+        <w:t xml:space="preserve"> </w:t>
+      </w:r>
+      <w:proofErr w:type="spellStart"/>
+      <w:r>
+        <w:t>jahan</w:t>
+      </w:r>
+      <w:proofErr w:type="spellEnd"/>
+      <w:r>
+        <w:t xml:space="preserve"> data systematic </w:t>
+      </w:r>
+      <w:proofErr w:type="spellStart"/>
+      <w:r>
+        <w:t>tarike</w:t>
+      </w:r>
+      <w:proofErr w:type="spellEnd"/>
+      <w:r>
+        <w:t xml:space="preserve"> se store </w:t>
+      </w:r>
+      <w:proofErr w:type="spellStart"/>
+      <w:r>
+        <w:t>hota</w:t>
+      </w:r>
+      <w:proofErr w:type="spellEnd"/>
+      <w:r>
+        <w:t xml:space="preserve"> </w:t>
+      </w:r>
+      <w:proofErr w:type="spellStart"/>
+      <w:r>
+        <w:t>hai</w:t>
+      </w:r>
+      <w:proofErr w:type="spellEnd"/>
+      <w:r>
+        <w:t xml:space="preserve"> (</w:t>
+      </w:r>
+      <w:proofErr w:type="spellStart"/>
+      <w:r>
+        <w:t>jaise</w:t>
+      </w:r>
+      <w:proofErr w:type="spellEnd"/>
+      <w:r>
+        <w:t xml:space="preserve"> ek </w:t>
+      </w:r>
+      <w:proofErr w:type="spellStart"/>
+      <w:r>
+        <w:t>bada</w:t>
+      </w:r>
+      <w:proofErr w:type="spellEnd"/>
+      <w:r>
+        <w:t xml:space="preserve"> digital register).</w:t>
       </w:r>
     </w:p>
     <w:p>
@@ -130,12 +325,103 @@
         <w:t>DBMS (Database Management System):</w:t>
       </w:r>
       <w:r>
-        <w:t xml:space="preserve"> Ek software jo humein database ke sath baat karne (data dalne, nikalne, ya badalne) ki permission deta hai.</w:t>
+        <w:t xml:space="preserve"> Ek software jo </w:t>
+      </w:r>
+      <w:proofErr w:type="spellStart"/>
+      <w:r>
+        <w:t>humein</w:t>
+      </w:r>
+      <w:proofErr w:type="spellEnd"/>
+      <w:r>
+        <w:t xml:space="preserve"> database </w:t>
+      </w:r>
+      <w:proofErr w:type="spellStart"/>
+      <w:r>
+        <w:t>ke</w:t>
+      </w:r>
+      <w:proofErr w:type="spellEnd"/>
+      <w:r>
+        <w:t xml:space="preserve"> </w:t>
+      </w:r>
+      <w:proofErr w:type="spellStart"/>
+      <w:r>
+        <w:t>sath</w:t>
+      </w:r>
+      <w:proofErr w:type="spellEnd"/>
+      <w:r>
+        <w:t xml:space="preserve"> </w:t>
+      </w:r>
+      <w:proofErr w:type="spellStart"/>
+      <w:r>
+        <w:t>baat</w:t>
+      </w:r>
+      <w:proofErr w:type="spellEnd"/>
+      <w:r>
+        <w:t xml:space="preserve"> </w:t>
+      </w:r>
+      <w:proofErr w:type="spellStart"/>
+      <w:r>
+        <w:t>karne</w:t>
+      </w:r>
+      <w:proofErr w:type="spellEnd"/>
+      <w:r>
+        <w:t xml:space="preserve"> (data </w:t>
+      </w:r>
+      <w:proofErr w:type="spellStart"/>
+      <w:r>
+        <w:t>dalne</w:t>
+      </w:r>
+      <w:proofErr w:type="spellEnd"/>
+      <w:r>
+        <w:t xml:space="preserve">, </w:t>
+      </w:r>
+      <w:proofErr w:type="spellStart"/>
+      <w:r>
+        <w:t>nikalne</w:t>
+      </w:r>
+      <w:proofErr w:type="spellEnd"/>
+      <w:r>
+        <w:t xml:space="preserve">, </w:t>
+      </w:r>
+      <w:proofErr w:type="spellStart"/>
+      <w:r>
+        <w:t>ya</w:t>
+      </w:r>
+      <w:proofErr w:type="spellEnd"/>
+      <w:r>
+        <w:t xml:space="preserve"> </w:t>
+      </w:r>
+      <w:proofErr w:type="spellStart"/>
+      <w:r>
+        <w:t>badalne</w:t>
+      </w:r>
+      <w:proofErr w:type="spellEnd"/>
+      <w:r>
+        <w:t xml:space="preserve">) ki permission </w:t>
+      </w:r>
+      <w:proofErr w:type="spellStart"/>
+      <w:r>
+        <w:t>deta</w:t>
+      </w:r>
+      <w:proofErr w:type="spellEnd"/>
+      <w:r>
+        <w:t xml:space="preserve"> </w:t>
+      </w:r>
+      <w:proofErr w:type="spellStart"/>
+      <w:r>
+        <w:t>hai</w:t>
+      </w:r>
+      <w:proofErr w:type="spellEnd"/>
+      <w:r>
+        <w:t>.</w:t>
       </w:r>
     </w:p>
     <w:p/>
     <w:p>
       <w:r>
+        <w:rPr>
+          <w:noProof/>
+        </w:rPr>
         <w:drawing>
           <wp:inline distT="0" distB="0" distL="0" distR="0" wp14:anchorId="3DD14D43" wp14:editId="2FC2ABDF">
             <wp:extent cx="5731510" cy="1678305"/>
@@ -173,17 +459,108 @@
         </w:drawing>
       </w:r>
     </w:p>
+    <w:p/>
+    <w:p/>
+    <w:p/>
+    <w:p/>
+    <w:p/>
     <w:p>
-      <w:pPr>
-        <w:rPr>
-          <w:b/>
-          <w:bCs/>
-        </w:rPr>
-      </w:pPr>
-      <w:r>
-        <w:rPr>
-          <w:b/>
-          <w:bCs/>
+      <w:r>
+        <w:t xml:space="preserve">            </w:t>
+      </w:r>
+      <w:r>
+        <w:drawing>
+          <wp:inline distT="0" distB="0" distL="0" distR="0" wp14:anchorId="655D1A97" wp14:editId="3FD1F1F1">
+            <wp:extent cx="4892464" cy="2408129"/>
+            <wp:effectExtent l="0" t="0" r="3810" b="0"/>
+            <wp:docPr id="782306747" name="Picture 1"/>
+            <wp:cNvGraphicFramePr>
+              <a:graphicFrameLocks xmlns:a="http://schemas.openxmlformats.org/drawingml/2006/main" noChangeAspect="1"/>
+            </wp:cNvGraphicFramePr>
+            <a:graphic xmlns:a="http://schemas.openxmlformats.org/drawingml/2006/main">
+              <a:graphicData uri="http://schemas.openxmlformats.org/drawingml/2006/picture">
+                <pic:pic xmlns:pic="http://schemas.openxmlformats.org/drawingml/2006/picture">
+                  <pic:nvPicPr>
+                    <pic:cNvPr id="782306747" name=""/>
+                    <pic:cNvPicPr/>
+                  </pic:nvPicPr>
+                  <pic:blipFill>
+                    <a:blip r:embed="rId7"/>
+                    <a:stretch>
+                      <a:fillRect/>
+                    </a:stretch>
+                  </pic:blipFill>
+                  <pic:spPr>
+                    <a:xfrm>
+                      <a:off x="0" y="0"/>
+                      <a:ext cx="4892464" cy="2408129"/>
+                    </a:xfrm>
+                    <a:prstGeom prst="rect">
+                      <a:avLst/>
+                    </a:prstGeom>
+                  </pic:spPr>
+                </pic:pic>
+              </a:graphicData>
+            </a:graphic>
+          </wp:inline>
+        </w:drawing>
+      </w:r>
+    </w:p>
+    <w:p/>
+    <w:p>
+      <w:r>
+        <w:t xml:space="preserve">             </w:t>
+      </w:r>
+      <w:r>
+        <w:drawing>
+          <wp:inline distT="0" distB="0" distL="0" distR="0" wp14:anchorId="419D4F8D" wp14:editId="4B01A9CA">
+            <wp:extent cx="4854361" cy="4724809"/>
+            <wp:effectExtent l="0" t="0" r="3810" b="0"/>
+            <wp:docPr id="1634191232" name="Picture 1"/>
+            <wp:cNvGraphicFramePr>
+              <a:graphicFrameLocks xmlns:a="http://schemas.openxmlformats.org/drawingml/2006/main" noChangeAspect="1"/>
+            </wp:cNvGraphicFramePr>
+            <a:graphic xmlns:a="http://schemas.openxmlformats.org/drawingml/2006/main">
+              <a:graphicData uri="http://schemas.openxmlformats.org/drawingml/2006/picture">
+                <pic:pic xmlns:pic="http://schemas.openxmlformats.org/drawingml/2006/picture">
+                  <pic:nvPicPr>
+                    <pic:cNvPr id="1634191232" name=""/>
+                    <pic:cNvPicPr/>
+                  </pic:nvPicPr>
+                  <pic:blipFill>
+                    <a:blip r:embed="rId8"/>
+                    <a:stretch>
+                      <a:fillRect/>
+                    </a:stretch>
+                  </pic:blipFill>
+                  <pic:spPr>
+                    <a:xfrm>
+                      <a:off x="0" y="0"/>
+                      <a:ext cx="4854361" cy="4724809"/>
+                    </a:xfrm>
+                    <a:prstGeom prst="rect">
+                      <a:avLst/>
+                    </a:prstGeom>
+                  </pic:spPr>
+                </pic:pic>
+              </a:graphicData>
+            </a:graphic>
+          </wp:inline>
+        </w:drawing>
+      </w:r>
+    </w:p>
+    <w:p>
+      <w:pPr>
+        <w:rPr>
+          <w:b/>
+          <w:bCs/>
+        </w:rPr>
+      </w:pPr>
+      <w:r>
+        <w:rPr>
+          <w:b/>
+          <w:bCs/>
+          <w:noProof/>
         </w:rPr>
         <w:lastRenderedPageBreak/>
         <w:drawing>
@@ -202,7 +579,7 @@
                     <pic:cNvPicPr/>
                   </pic:nvPicPr>
                   <pic:blipFill>
-                    <a:blip r:embed="rId7"/>
+                    <a:blip r:embed="rId9"/>
                     <a:stretch>
                       <a:fillRect/>
                     </a:stretch>
@@ -235,7 +612,23 @@
           <w:b/>
           <w:bCs/>
         </w:rPr>
-        <w:t>2. SQL vs. MySQL (Sabse bada confusion):</w:t>
+        <w:t xml:space="preserve">2. SQL vs. MySQL (Sabse </w:t>
+      </w:r>
+      <w:proofErr w:type="spellStart"/>
+      <w:r>
+        <w:rPr>
+          <w:b/>
+          <w:bCs/>
+        </w:rPr>
+        <w:t>bada</w:t>
+      </w:r>
+      <w:proofErr w:type="spellEnd"/>
+      <w:r>
+        <w:rPr>
+          <w:b/>
+          <w:bCs/>
+        </w:rPr>
+        <w:t xml:space="preserve"> confusion):</w:t>
       </w:r>
     </w:p>
     <w:p>
@@ -263,7 +656,111 @@
         <w:t>Language</w:t>
       </w:r>
       <w:r>
-        <w:t xml:space="preserve"> hai (jaise Python ya Java ek language hai). Iska kaam sirf instructions dena hai ki database ke sath kya karna hai.</w:t>
+        <w:t xml:space="preserve"> </w:t>
+      </w:r>
+      <w:proofErr w:type="spellStart"/>
+      <w:r>
+        <w:t>hai</w:t>
+      </w:r>
+      <w:proofErr w:type="spellEnd"/>
+      <w:r>
+        <w:t xml:space="preserve"> (</w:t>
+      </w:r>
+      <w:proofErr w:type="spellStart"/>
+      <w:r>
+        <w:t>jaise</w:t>
+      </w:r>
+      <w:proofErr w:type="spellEnd"/>
+      <w:r>
+        <w:t xml:space="preserve"> Python </w:t>
+      </w:r>
+      <w:proofErr w:type="spellStart"/>
+      <w:r>
+        <w:t>ya</w:t>
+      </w:r>
+      <w:proofErr w:type="spellEnd"/>
+      <w:r>
+        <w:t xml:space="preserve"> Java ek language </w:t>
+      </w:r>
+      <w:proofErr w:type="spellStart"/>
+      <w:r>
+        <w:t>hai</w:t>
+      </w:r>
+      <w:proofErr w:type="spellEnd"/>
+      <w:r>
+        <w:t xml:space="preserve">). Iska </w:t>
+      </w:r>
+      <w:proofErr w:type="spellStart"/>
+      <w:r>
+        <w:t>kaam</w:t>
+      </w:r>
+      <w:proofErr w:type="spellEnd"/>
+      <w:r>
+        <w:t xml:space="preserve"> </w:t>
+      </w:r>
+      <w:proofErr w:type="spellStart"/>
+      <w:r>
+        <w:t>sirf</w:t>
+      </w:r>
+      <w:proofErr w:type="spellEnd"/>
+      <w:r>
+        <w:t xml:space="preserve"> instructions </w:t>
+      </w:r>
+      <w:proofErr w:type="spellStart"/>
+      <w:r>
+        <w:t>dena</w:t>
+      </w:r>
+      <w:proofErr w:type="spellEnd"/>
+      <w:r>
+        <w:t xml:space="preserve"> </w:t>
+      </w:r>
+      <w:proofErr w:type="spellStart"/>
+      <w:r>
+        <w:t>hai</w:t>
+      </w:r>
+      <w:proofErr w:type="spellEnd"/>
+      <w:r>
+        <w:t xml:space="preserve"> ki database </w:t>
+      </w:r>
+      <w:proofErr w:type="spellStart"/>
+      <w:r>
+        <w:t>ke</w:t>
+      </w:r>
+      <w:proofErr w:type="spellEnd"/>
+      <w:r>
+        <w:t xml:space="preserve"> </w:t>
+      </w:r>
+      <w:proofErr w:type="spellStart"/>
+      <w:r>
+        <w:t>sath</w:t>
+      </w:r>
+      <w:proofErr w:type="spellEnd"/>
+      <w:r>
+        <w:t xml:space="preserve"> </w:t>
+      </w:r>
+      <w:proofErr w:type="spellStart"/>
+      <w:r>
+        <w:t>kya</w:t>
+      </w:r>
+      <w:proofErr w:type="spellEnd"/>
+      <w:r>
+        <w:t xml:space="preserve"> </w:t>
+      </w:r>
+      <w:proofErr w:type="spellStart"/>
+      <w:r>
+        <w:t>karna</w:t>
+      </w:r>
+      <w:proofErr w:type="spellEnd"/>
+      <w:r>
+        <w:t xml:space="preserve"> </w:t>
+      </w:r>
+      <w:proofErr w:type="spellStart"/>
+      <w:r>
+        <w:t>hai</w:t>
+      </w:r>
+      <w:proofErr w:type="spellEnd"/>
+      <w:r>
+        <w:t>.</w:t>
       </w:r>
     </w:p>
     <w:p>
@@ -291,7 +788,79 @@
         <w:t>Software (RDBMS)</w:t>
       </w:r>
       <w:r>
-        <w:t xml:space="preserve"> hai jo is SQL language ko samajhta hai aur backend mein data ko tables ki form mein save karta hai. (Jaise PostgreSQL, Oracle, aur SQL Server bhi dusre RDBMS hain).</w:t>
+        <w:t xml:space="preserve"> </w:t>
+      </w:r>
+      <w:proofErr w:type="spellStart"/>
+      <w:r>
+        <w:t>hai</w:t>
+      </w:r>
+      <w:proofErr w:type="spellEnd"/>
+      <w:r>
+        <w:t xml:space="preserve"> jo is SQL language ko </w:t>
+      </w:r>
+      <w:proofErr w:type="spellStart"/>
+      <w:r>
+        <w:t>samajhta</w:t>
+      </w:r>
+      <w:proofErr w:type="spellEnd"/>
+      <w:r>
+        <w:t xml:space="preserve"> </w:t>
+      </w:r>
+      <w:proofErr w:type="spellStart"/>
+      <w:r>
+        <w:t>hai</w:t>
+      </w:r>
+      <w:proofErr w:type="spellEnd"/>
+      <w:r>
+        <w:t xml:space="preserve"> aur backend </w:t>
+      </w:r>
+      <w:proofErr w:type="spellStart"/>
+      <w:r>
+        <w:t>mein</w:t>
+      </w:r>
+      <w:proofErr w:type="spellEnd"/>
+      <w:r>
+        <w:t xml:space="preserve"> data ko tables ki form </w:t>
+      </w:r>
+      <w:proofErr w:type="spellStart"/>
+      <w:r>
+        <w:t>mein</w:t>
+      </w:r>
+      <w:proofErr w:type="spellEnd"/>
+      <w:r>
+        <w:t xml:space="preserve"> save </w:t>
+      </w:r>
+      <w:proofErr w:type="spellStart"/>
+      <w:r>
+        <w:t>karta</w:t>
+      </w:r>
+      <w:proofErr w:type="spellEnd"/>
+      <w:r>
+        <w:t xml:space="preserve"> </w:t>
+      </w:r>
+      <w:proofErr w:type="spellStart"/>
+      <w:r>
+        <w:t>hai</w:t>
+      </w:r>
+      <w:proofErr w:type="spellEnd"/>
+      <w:r>
+        <w:t xml:space="preserve">. (Jaise PostgreSQL, Oracle, aur SQL Server </w:t>
+      </w:r>
+      <w:proofErr w:type="spellStart"/>
+      <w:r>
+        <w:t>bhi</w:t>
+      </w:r>
+      <w:proofErr w:type="spellEnd"/>
+      <w:r>
+        <w:t xml:space="preserve"> </w:t>
+      </w:r>
+      <w:proofErr w:type="spellStart"/>
+      <w:r>
+        <w:t>dusre</w:t>
+      </w:r>
+      <w:proofErr w:type="spellEnd"/>
+      <w:r>
+        <w:t xml:space="preserve"> RDBMS hain).</w:t>
       </w:r>
     </w:p>
     <w:p>
@@ -324,7 +893,63 @@
         <w:t>MySQL Server:</w:t>
       </w:r>
       <w:r>
-        <w:t xml:space="preserve"> Yeh background mein chalne wala engine hai jahan actual data save hota hai.</w:t>
+        <w:t xml:space="preserve"> Yeh background </w:t>
+      </w:r>
+      <w:proofErr w:type="spellStart"/>
+      <w:r>
+        <w:t>mein</w:t>
+      </w:r>
+      <w:proofErr w:type="spellEnd"/>
+      <w:r>
+        <w:t xml:space="preserve"> </w:t>
+      </w:r>
+      <w:proofErr w:type="spellStart"/>
+      <w:r>
+        <w:t>chalne</w:t>
+      </w:r>
+      <w:proofErr w:type="spellEnd"/>
+      <w:r>
+        <w:t xml:space="preserve"> </w:t>
+      </w:r>
+      <w:proofErr w:type="spellStart"/>
+      <w:r>
+        <w:t>wala</w:t>
+      </w:r>
+      <w:proofErr w:type="spellEnd"/>
+      <w:r>
+        <w:t xml:space="preserve"> engine </w:t>
+      </w:r>
+      <w:proofErr w:type="spellStart"/>
+      <w:r>
+        <w:t>hai</w:t>
+      </w:r>
+      <w:proofErr w:type="spellEnd"/>
+      <w:r>
+        <w:t xml:space="preserve"> </w:t>
+      </w:r>
+      <w:proofErr w:type="spellStart"/>
+      <w:r>
+        <w:t>jahan</w:t>
+      </w:r>
+      <w:proofErr w:type="spellEnd"/>
+      <w:r>
+        <w:t xml:space="preserve"> actual data save </w:t>
+      </w:r>
+      <w:proofErr w:type="spellStart"/>
+      <w:r>
+        <w:t>hota</w:t>
+      </w:r>
+      <w:proofErr w:type="spellEnd"/>
+      <w:r>
+        <w:t xml:space="preserve"> </w:t>
+      </w:r>
+      <w:proofErr w:type="spellStart"/>
+      <w:r>
+        <w:t>hai</w:t>
+      </w:r>
+      <w:proofErr w:type="spellEnd"/>
+      <w:r>
+        <w:t>.</w:t>
       </w:r>
     </w:p>
     <w:p>
@@ -342,13 +967,3441 @@
         <w:t>MySQL Workbench:</w:t>
       </w:r>
       <w:r>
-        <w:t xml:space="preserve"> Yeh ek Visual Interface (UI) hai jahan hum baith kar apni SQL queries likhte hain aur run karte hain.</w:t>
+        <w:t xml:space="preserve"> Yeh ek Visual Interface (UI) </w:t>
+      </w:r>
+      <w:proofErr w:type="spellStart"/>
+      <w:r>
+        <w:t>hai</w:t>
+      </w:r>
+      <w:proofErr w:type="spellEnd"/>
+      <w:r>
+        <w:t xml:space="preserve"> </w:t>
+      </w:r>
+      <w:proofErr w:type="spellStart"/>
+      <w:r>
+        <w:t>jahan</w:t>
+      </w:r>
+      <w:proofErr w:type="spellEnd"/>
+      <w:r>
+        <w:t xml:space="preserve"> hum baith </w:t>
+      </w:r>
+      <w:proofErr w:type="spellStart"/>
+      <w:r>
+        <w:t>kar</w:t>
+      </w:r>
+      <w:proofErr w:type="spellEnd"/>
+      <w:r>
+        <w:t xml:space="preserve"> </w:t>
+      </w:r>
+      <w:proofErr w:type="spellStart"/>
+      <w:r>
+        <w:t>apni</w:t>
+      </w:r>
+      <w:proofErr w:type="spellEnd"/>
+      <w:r>
+        <w:t xml:space="preserve"> SQL queries </w:t>
+      </w:r>
+      <w:proofErr w:type="spellStart"/>
+      <w:r>
+        <w:t>likhte</w:t>
+      </w:r>
+      <w:proofErr w:type="spellEnd"/>
+      <w:r>
+        <w:t xml:space="preserve"> hain aur run </w:t>
+      </w:r>
+      <w:proofErr w:type="spellStart"/>
+      <w:r>
+        <w:t>karte</w:t>
+      </w:r>
+      <w:proofErr w:type="spellEnd"/>
+      <w:r>
+        <w:t xml:space="preserve"> hain.</w:t>
       </w:r>
     </w:p>
     <w:p>
       <w:r>
         <w:pict w14:anchorId="6038B6DC">
           <v:rect id="_x0000_i1025" style="width:0;height:1.5pt" o:hralign="center" o:hrstd="t" o:hr="t" fillcolor="#a0a0a0" stroked="f"/>
+        </w:pict>
+      </w:r>
+    </w:p>
+    <w:p>
+      <w:pPr>
+        <w:rPr>
+          <w:b/>
+          <w:bCs/>
+          <w:sz w:val="32"/>
+          <w:szCs w:val="32"/>
+        </w:rPr>
+      </w:pPr>
+      <w:r>
+        <w:rPr>
+          <w:b/>
+          <w:bCs/>
+          <w:sz w:val="32"/>
+          <w:szCs w:val="32"/>
+        </w:rPr>
+        <w:t xml:space="preserve"># </w:t>
+      </w:r>
+      <w:r>
+        <w:rPr>
+          <w:b/>
+          <w:bCs/>
+          <w:sz w:val="32"/>
+          <w:szCs w:val="32"/>
+          <w:u w:val="single"/>
+        </w:rPr>
+        <w:t>HOW THINGS WORK IN THE BACKEND??</w:t>
+      </w:r>
+    </w:p>
+    <w:p>
+      <w:r>
+        <w:t xml:space="preserve">          </w:t>
+      </w:r>
+      <w:r>
+        <w:drawing>
+          <wp:inline distT="0" distB="0" distL="0" distR="0" wp14:anchorId="1A065E9D" wp14:editId="343DE194">
+            <wp:extent cx="5053166" cy="2958860"/>
+            <wp:effectExtent l="0" t="0" r="0" b="0"/>
+            <wp:docPr id="230139400" name="Picture 1"/>
+            <wp:cNvGraphicFramePr>
+              <a:graphicFrameLocks xmlns:a="http://schemas.openxmlformats.org/drawingml/2006/main" noChangeAspect="1"/>
+            </wp:cNvGraphicFramePr>
+            <a:graphic xmlns:a="http://schemas.openxmlformats.org/drawingml/2006/main">
+              <a:graphicData uri="http://schemas.openxmlformats.org/drawingml/2006/picture">
+                <pic:pic xmlns:pic="http://schemas.openxmlformats.org/drawingml/2006/picture">
+                  <pic:nvPicPr>
+                    <pic:cNvPr id="230139400" name=""/>
+                    <pic:cNvPicPr/>
+                  </pic:nvPicPr>
+                  <pic:blipFill>
+                    <a:blip r:embed="rId10"/>
+                    <a:stretch>
+                      <a:fillRect/>
+                    </a:stretch>
+                  </pic:blipFill>
+                  <pic:spPr>
+                    <a:xfrm>
+                      <a:off x="0" y="0"/>
+                      <a:ext cx="5073975" cy="2971045"/>
+                    </a:xfrm>
+                    <a:prstGeom prst="rect">
+                      <a:avLst/>
+                    </a:prstGeom>
+                  </pic:spPr>
+                </pic:pic>
+              </a:graphicData>
+            </a:graphic>
+          </wp:inline>
+        </w:drawing>
+      </w:r>
+    </w:p>
+    <w:p>
+      <w:r>
+        <w:lastRenderedPageBreak/>
+        <w:t xml:space="preserve">                   </w:t>
+      </w:r>
+      <w:r>
+        <w:drawing>
+          <wp:inline distT="0" distB="0" distL="0" distR="0" wp14:anchorId="7C636C45" wp14:editId="60399EB7">
+            <wp:extent cx="4538075" cy="1664898"/>
+            <wp:effectExtent l="0" t="0" r="0" b="0"/>
+            <wp:docPr id="1186442546" name="Picture 1"/>
+            <wp:cNvGraphicFramePr>
+              <a:graphicFrameLocks xmlns:a="http://schemas.openxmlformats.org/drawingml/2006/main" noChangeAspect="1"/>
+            </wp:cNvGraphicFramePr>
+            <a:graphic xmlns:a="http://schemas.openxmlformats.org/drawingml/2006/main">
+              <a:graphicData uri="http://schemas.openxmlformats.org/drawingml/2006/picture">
+                <pic:pic xmlns:pic="http://schemas.openxmlformats.org/drawingml/2006/picture">
+                  <pic:nvPicPr>
+                    <pic:cNvPr id="1186442546" name=""/>
+                    <pic:cNvPicPr/>
+                  </pic:nvPicPr>
+                  <pic:blipFill>
+                    <a:blip r:embed="rId11"/>
+                    <a:stretch>
+                      <a:fillRect/>
+                    </a:stretch>
+                  </pic:blipFill>
+                  <pic:spPr>
+                    <a:xfrm>
+                      <a:off x="0" y="0"/>
+                      <a:ext cx="4542378" cy="1666477"/>
+                    </a:xfrm>
+                    <a:prstGeom prst="rect">
+                      <a:avLst/>
+                    </a:prstGeom>
+                  </pic:spPr>
+                </pic:pic>
+              </a:graphicData>
+            </a:graphic>
+          </wp:inline>
+        </w:drawing>
+      </w:r>
+    </w:p>
+    <w:p>
+      <w:r>
+        <w:t xml:space="preserve">                 </w:t>
+      </w:r>
+      <w:r>
+        <w:drawing>
+          <wp:inline distT="0" distB="0" distL="0" distR="0" wp14:anchorId="01FE5C30" wp14:editId="7099ADCB">
+            <wp:extent cx="4641011" cy="1518355"/>
+            <wp:effectExtent l="0" t="0" r="7620" b="5715"/>
+            <wp:docPr id="392603758" name="Picture 1"/>
+            <wp:cNvGraphicFramePr>
+              <a:graphicFrameLocks xmlns:a="http://schemas.openxmlformats.org/drawingml/2006/main" noChangeAspect="1"/>
+            </wp:cNvGraphicFramePr>
+            <a:graphic xmlns:a="http://schemas.openxmlformats.org/drawingml/2006/main">
+              <a:graphicData uri="http://schemas.openxmlformats.org/drawingml/2006/picture">
+                <pic:pic xmlns:pic="http://schemas.openxmlformats.org/drawingml/2006/picture">
+                  <pic:nvPicPr>
+                    <pic:cNvPr id="392603758" name=""/>
+                    <pic:cNvPicPr/>
+                  </pic:nvPicPr>
+                  <pic:blipFill>
+                    <a:blip r:embed="rId12"/>
+                    <a:stretch>
+                      <a:fillRect/>
+                    </a:stretch>
+                  </pic:blipFill>
+                  <pic:spPr>
+                    <a:xfrm>
+                      <a:off x="0" y="0"/>
+                      <a:ext cx="4644832" cy="1519605"/>
+                    </a:xfrm>
+                    <a:prstGeom prst="rect">
+                      <a:avLst/>
+                    </a:prstGeom>
+                  </pic:spPr>
+                </pic:pic>
+              </a:graphicData>
+            </a:graphic>
+          </wp:inline>
+        </w:drawing>
+      </w:r>
+    </w:p>
+    <w:p>
+      <w:pPr>
+        <w:rPr>
+          <w:b/>
+          <w:bCs/>
+          <w:sz w:val="32"/>
+          <w:szCs w:val="32"/>
+        </w:rPr>
+      </w:pPr>
+      <w:r>
+        <w:rPr>
+          <w:b/>
+          <w:bCs/>
+          <w:sz w:val="32"/>
+          <w:szCs w:val="32"/>
+        </w:rPr>
+        <w:t xml:space="preserve"># </w:t>
+      </w:r>
+      <w:r>
+        <w:rPr>
+          <w:b/>
+          <w:bCs/>
+          <w:sz w:val="32"/>
+          <w:szCs w:val="32"/>
+          <w:u w:val="single"/>
+        </w:rPr>
+        <w:t>WHAT EXACTLY IS BROWSER??</w:t>
+      </w:r>
+    </w:p>
+    <w:p>
+      <w:r>
+        <w:t xml:space="preserve">                      </w:t>
+      </w:r>
+      <w:r>
+        <w:drawing>
+          <wp:inline distT="0" distB="0" distL="0" distR="0" wp14:anchorId="7E2CDCF3" wp14:editId="2DC7D89A">
+            <wp:extent cx="4267200" cy="1811547"/>
+            <wp:effectExtent l="0" t="0" r="0" b="0"/>
+            <wp:docPr id="1045185139" name="Picture 1"/>
+            <wp:cNvGraphicFramePr>
+              <a:graphicFrameLocks xmlns:a="http://schemas.openxmlformats.org/drawingml/2006/main" noChangeAspect="1"/>
+            </wp:cNvGraphicFramePr>
+            <a:graphic xmlns:a="http://schemas.openxmlformats.org/drawingml/2006/main">
+              <a:graphicData uri="http://schemas.openxmlformats.org/drawingml/2006/picture">
+                <pic:pic xmlns:pic="http://schemas.openxmlformats.org/drawingml/2006/picture">
+                  <pic:nvPicPr>
+                    <pic:cNvPr id="1045185139" name=""/>
+                    <pic:cNvPicPr/>
+                  </pic:nvPicPr>
+                  <pic:blipFill>
+                    <a:blip r:embed="rId13"/>
+                    <a:stretch>
+                      <a:fillRect/>
+                    </a:stretch>
+                  </pic:blipFill>
+                  <pic:spPr>
+                    <a:xfrm>
+                      <a:off x="0" y="0"/>
+                      <a:ext cx="4275242" cy="1814961"/>
+                    </a:xfrm>
+                    <a:prstGeom prst="rect">
+                      <a:avLst/>
+                    </a:prstGeom>
+                  </pic:spPr>
+                </pic:pic>
+              </a:graphicData>
+            </a:graphic>
+          </wp:inline>
+        </w:drawing>
+      </w:r>
+    </w:p>
+    <w:p>
+      <w:r>
+        <w:t xml:space="preserve">                     </w:t>
+      </w:r>
+      <w:r>
+        <w:drawing>
+          <wp:inline distT="0" distB="0" distL="0" distR="0" wp14:anchorId="14B640FD" wp14:editId="41FCB8E1">
+            <wp:extent cx="4283566" cy="3010619"/>
+            <wp:effectExtent l="0" t="0" r="3175" b="0"/>
+            <wp:docPr id="883223631" name="Picture 1"/>
+            <wp:cNvGraphicFramePr>
+              <a:graphicFrameLocks xmlns:a="http://schemas.openxmlformats.org/drawingml/2006/main" noChangeAspect="1"/>
+            </wp:cNvGraphicFramePr>
+            <a:graphic xmlns:a="http://schemas.openxmlformats.org/drawingml/2006/main">
+              <a:graphicData uri="http://schemas.openxmlformats.org/drawingml/2006/picture">
+                <pic:pic xmlns:pic="http://schemas.openxmlformats.org/drawingml/2006/picture">
+                  <pic:nvPicPr>
+                    <pic:cNvPr id="883223631" name=""/>
+                    <pic:cNvPicPr/>
+                  </pic:nvPicPr>
+                  <pic:blipFill>
+                    <a:blip r:embed="rId14"/>
+                    <a:stretch>
+                      <a:fillRect/>
+                    </a:stretch>
+                  </pic:blipFill>
+                  <pic:spPr>
+                    <a:xfrm>
+                      <a:off x="0" y="0"/>
+                      <a:ext cx="4287272" cy="3013224"/>
+                    </a:xfrm>
+                    <a:prstGeom prst="rect">
+                      <a:avLst/>
+                    </a:prstGeom>
+                  </pic:spPr>
+                </pic:pic>
+              </a:graphicData>
+            </a:graphic>
+          </wp:inline>
+        </w:drawing>
+      </w:r>
+    </w:p>
+    <w:p>
+      <w:r>
+        <w:lastRenderedPageBreak/>
+        <w:pict w14:anchorId="5BB414D9">
+          <v:rect id="_x0000_i1027" style="width:0;height:1.5pt" o:hralign="center" o:hrstd="t" o:hr="t" fillcolor="#a0a0a0" stroked="f"/>
+        </w:pict>
+      </w:r>
+    </w:p>
+    <w:p>
+      <w:pPr>
+        <w:rPr>
+          <w:b/>
+          <w:bCs/>
+          <w:sz w:val="40"/>
+          <w:szCs w:val="40"/>
+          <w:u w:val="single"/>
+        </w:rPr>
+      </w:pPr>
+      <w:r>
+        <w:rPr>
+          <w:b/>
+          <w:bCs/>
+          <w:sz w:val="40"/>
+          <w:szCs w:val="40"/>
+          <w:u w:val="single"/>
+        </w:rPr>
+        <w:t>SQL NOTES (</w:t>
+      </w:r>
+      <w:r>
+        <w:rPr>
+          <w:b/>
+          <w:bCs/>
+          <w:sz w:val="40"/>
+          <w:szCs w:val="40"/>
+          <w:u w:val="single"/>
+        </w:rPr>
+        <w:t>2</w:t>
+      </w:r>
+      <w:r>
+        <w:rPr>
+          <w:b/>
+          <w:bCs/>
+          <w:sz w:val="40"/>
+          <w:szCs w:val="40"/>
+          <w:u w:val="single"/>
+        </w:rPr>
+        <w:t>)</w:t>
+      </w:r>
+    </w:p>
+    <w:p>
+      <w:pPr>
+        <w:rPr>
+          <w:b/>
+          <w:bCs/>
+        </w:rPr>
+      </w:pPr>
+      <w:r>
+        <w:rPr>
+          <w:b/>
+          <w:bCs/>
+        </w:rPr>
+        <w:t>What is SQL? (The Core Language)</w:t>
+      </w:r>
+    </w:p>
+    <w:p>
+      <w:r>
+        <w:t xml:space="preserve">Yeh video ka </w:t>
+      </w:r>
+      <w:proofErr w:type="spellStart"/>
+      <w:r>
+        <w:t>sabse</w:t>
+      </w:r>
+      <w:proofErr w:type="spellEnd"/>
+      <w:r>
+        <w:t xml:space="preserve"> main foundational chapter </w:t>
+      </w:r>
+      <w:proofErr w:type="spellStart"/>
+      <w:r>
+        <w:t>hai</w:t>
+      </w:r>
+      <w:proofErr w:type="spellEnd"/>
+      <w:r>
+        <w:t xml:space="preserve"> </w:t>
+      </w:r>
+      <w:proofErr w:type="spellStart"/>
+      <w:r>
+        <w:t>jismein</w:t>
+      </w:r>
+      <w:proofErr w:type="spellEnd"/>
+      <w:r>
+        <w:t xml:space="preserve"> SQL ki poori history, definition, aur </w:t>
+      </w:r>
+      <w:proofErr w:type="spellStart"/>
+      <w:r>
+        <w:t>uske</w:t>
+      </w:r>
+      <w:proofErr w:type="spellEnd"/>
+      <w:r>
+        <w:t xml:space="preserve"> </w:t>
+      </w:r>
+      <w:proofErr w:type="spellStart"/>
+      <w:r>
+        <w:t>kaam</w:t>
+      </w:r>
+      <w:proofErr w:type="spellEnd"/>
+      <w:r>
+        <w:t xml:space="preserve"> </w:t>
+      </w:r>
+      <w:proofErr w:type="spellStart"/>
+      <w:r>
+        <w:t>karne</w:t>
+      </w:r>
+      <w:proofErr w:type="spellEnd"/>
+      <w:r>
+        <w:t xml:space="preserve"> ka </w:t>
+      </w:r>
+      <w:proofErr w:type="spellStart"/>
+      <w:r>
+        <w:t>tareeka</w:t>
+      </w:r>
+      <w:proofErr w:type="spellEnd"/>
+      <w:r>
+        <w:t xml:space="preserve"> </w:t>
+      </w:r>
+      <w:proofErr w:type="spellStart"/>
+      <w:r>
+        <w:t>bataya</w:t>
+      </w:r>
+      <w:proofErr w:type="spellEnd"/>
+      <w:r>
+        <w:t xml:space="preserve"> </w:t>
+      </w:r>
+      <w:proofErr w:type="spellStart"/>
+      <w:r>
+        <w:t>gaya</w:t>
+      </w:r>
+      <w:proofErr w:type="spellEnd"/>
+      <w:r>
+        <w:t xml:space="preserve"> </w:t>
+      </w:r>
+      <w:proofErr w:type="spellStart"/>
+      <w:r>
+        <w:t>hai</w:t>
+      </w:r>
+      <w:proofErr w:type="spellEnd"/>
+      <w:r>
+        <w:t>.</w:t>
+      </w:r>
+    </w:p>
+    <w:p>
+      <w:pPr>
+        <w:rPr>
+          <w:b/>
+          <w:bCs/>
+        </w:rPr>
+      </w:pPr>
+      <w:r>
+        <w:rPr>
+          <w:b/>
+          <w:bCs/>
+        </w:rPr>
+        <w:t>1. SQL Full Form &amp; History:</w:t>
+      </w:r>
+    </w:p>
+    <w:p>
+      <w:pPr>
+        <w:numPr>
+          <w:ilvl w:val="0"/>
+          <w:numId w:val="4"/>
+        </w:numPr>
+      </w:pPr>
+      <w:r>
+        <w:t xml:space="preserve">SQL ki </w:t>
+      </w:r>
+      <w:proofErr w:type="spellStart"/>
+      <w:r>
+        <w:t>shuruat</w:t>
+      </w:r>
+      <w:proofErr w:type="spellEnd"/>
+      <w:r>
+        <w:t xml:space="preserve"> 1970s </w:t>
+      </w:r>
+      <w:proofErr w:type="spellStart"/>
+      <w:r>
+        <w:t>mein</w:t>
+      </w:r>
+      <w:proofErr w:type="spellEnd"/>
+      <w:r>
+        <w:t xml:space="preserve"> IBM ki research </w:t>
+      </w:r>
+      <w:proofErr w:type="spellStart"/>
+      <w:r>
+        <w:t>ke</w:t>
+      </w:r>
+      <w:proofErr w:type="spellEnd"/>
+      <w:r>
+        <w:t xml:space="preserve"> </w:t>
+      </w:r>
+      <w:proofErr w:type="spellStart"/>
+      <w:r>
+        <w:t>dauran</w:t>
+      </w:r>
+      <w:proofErr w:type="spellEnd"/>
+      <w:r>
+        <w:t xml:space="preserve"> hui </w:t>
+      </w:r>
+      <w:proofErr w:type="spellStart"/>
+      <w:r>
+        <w:t>thi</w:t>
+      </w:r>
+      <w:proofErr w:type="spellEnd"/>
+      <w:r>
+        <w:t xml:space="preserve"> relational databases </w:t>
+      </w:r>
+      <w:proofErr w:type="spellStart"/>
+      <w:r>
+        <w:t>ke</w:t>
+      </w:r>
+      <w:proofErr w:type="spellEnd"/>
+      <w:r>
+        <w:t xml:space="preserve"> </w:t>
+      </w:r>
+      <w:proofErr w:type="spellStart"/>
+      <w:r>
+        <w:t>liye</w:t>
+      </w:r>
+      <w:proofErr w:type="spellEnd"/>
+      <w:r>
+        <w:t>.</w:t>
+      </w:r>
+    </w:p>
+    <w:p>
+      <w:pPr>
+        <w:numPr>
+          <w:ilvl w:val="0"/>
+          <w:numId w:val="4"/>
+        </w:numPr>
+      </w:pPr>
+      <w:r>
+        <w:t xml:space="preserve">Pehle </w:t>
+      </w:r>
+      <w:proofErr w:type="spellStart"/>
+      <w:r>
+        <w:t>iska</w:t>
+      </w:r>
+      <w:proofErr w:type="spellEnd"/>
+      <w:r>
+        <w:t xml:space="preserve"> naam </w:t>
+      </w:r>
+      <w:r>
+        <w:rPr>
+          <w:b/>
+          <w:bCs/>
+        </w:rPr>
+        <w:t>SEQUEL</w:t>
+      </w:r>
+      <w:r>
+        <w:t xml:space="preserve"> </w:t>
+      </w:r>
+      <w:proofErr w:type="spellStart"/>
+      <w:r>
+        <w:t>tha</w:t>
+      </w:r>
+      <w:proofErr w:type="spellEnd"/>
+      <w:r>
+        <w:t xml:space="preserve">, </w:t>
+      </w:r>
+      <w:proofErr w:type="spellStart"/>
+      <w:r>
+        <w:t>jiska</w:t>
+      </w:r>
+      <w:proofErr w:type="spellEnd"/>
+      <w:r>
+        <w:t xml:space="preserve"> </w:t>
+      </w:r>
+      <w:proofErr w:type="spellStart"/>
+      <w:r>
+        <w:t>matlab</w:t>
+      </w:r>
+      <w:proofErr w:type="spellEnd"/>
+      <w:r>
+        <w:t xml:space="preserve"> </w:t>
+      </w:r>
+      <w:r>
+        <w:rPr>
+          <w:b/>
+          <w:bCs/>
+        </w:rPr>
+        <w:t>Structured English Query Language</w:t>
+      </w:r>
+      <w:r>
+        <w:t xml:space="preserve"> </w:t>
+      </w:r>
+      <w:proofErr w:type="spellStart"/>
+      <w:r>
+        <w:t>tha</w:t>
+      </w:r>
+      <w:proofErr w:type="spellEnd"/>
+      <w:r>
+        <w:t>.</w:t>
+      </w:r>
+    </w:p>
+    <w:p>
+      <w:pPr>
+        <w:numPr>
+          <w:ilvl w:val="0"/>
+          <w:numId w:val="4"/>
+        </w:numPr>
+      </w:pPr>
+      <w:r>
+        <w:t xml:space="preserve">Lekin </w:t>
+      </w:r>
+      <w:proofErr w:type="spellStart"/>
+      <w:r>
+        <w:t>kuch</w:t>
+      </w:r>
+      <w:proofErr w:type="spellEnd"/>
+      <w:r>
+        <w:t xml:space="preserve"> trademark issues ki </w:t>
+      </w:r>
+      <w:proofErr w:type="spellStart"/>
+      <w:r>
+        <w:t>wajah</w:t>
+      </w:r>
+      <w:proofErr w:type="spellEnd"/>
+      <w:r>
+        <w:t xml:space="preserve"> se </w:t>
+      </w:r>
+      <w:proofErr w:type="spellStart"/>
+      <w:r>
+        <w:t>baad</w:t>
+      </w:r>
+      <w:proofErr w:type="spellEnd"/>
+      <w:r>
+        <w:t xml:space="preserve"> </w:t>
+      </w:r>
+      <w:proofErr w:type="spellStart"/>
+      <w:r>
+        <w:t>mein</w:t>
+      </w:r>
+      <w:proofErr w:type="spellEnd"/>
+      <w:r>
+        <w:t xml:space="preserve"> </w:t>
+      </w:r>
+      <w:proofErr w:type="spellStart"/>
+      <w:r>
+        <w:t>iska</w:t>
+      </w:r>
+      <w:proofErr w:type="spellEnd"/>
+      <w:r>
+        <w:t xml:space="preserve"> naam </w:t>
+      </w:r>
+      <w:proofErr w:type="spellStart"/>
+      <w:r>
+        <w:t>badal</w:t>
+      </w:r>
+      <w:proofErr w:type="spellEnd"/>
+      <w:r>
+        <w:t xml:space="preserve"> </w:t>
+      </w:r>
+      <w:proofErr w:type="spellStart"/>
+      <w:r>
+        <w:t>kar</w:t>
+      </w:r>
+      <w:proofErr w:type="spellEnd"/>
+      <w:r>
+        <w:t xml:space="preserve"> </w:t>
+      </w:r>
+      <w:r>
+        <w:rPr>
+          <w:b/>
+          <w:bCs/>
+        </w:rPr>
+        <w:t>SQL</w:t>
+      </w:r>
+      <w:r>
+        <w:t xml:space="preserve"> </w:t>
+      </w:r>
+      <w:proofErr w:type="spellStart"/>
+      <w:r>
+        <w:t>kar</w:t>
+      </w:r>
+      <w:proofErr w:type="spellEnd"/>
+      <w:r>
+        <w:t xml:space="preserve"> diya </w:t>
+      </w:r>
+      <w:proofErr w:type="spellStart"/>
+      <w:r>
+        <w:t>gaya</w:t>
+      </w:r>
+      <w:proofErr w:type="spellEnd"/>
+      <w:r>
+        <w:t xml:space="preserve">, </w:t>
+      </w:r>
+      <w:proofErr w:type="spellStart"/>
+      <w:r>
+        <w:t>jiska</w:t>
+      </w:r>
+      <w:proofErr w:type="spellEnd"/>
+      <w:r>
+        <w:t xml:space="preserve"> official full form ab </w:t>
+      </w:r>
+      <w:r>
+        <w:rPr>
+          <w:b/>
+          <w:bCs/>
+        </w:rPr>
+        <w:t>Structured Query Language</w:t>
+      </w:r>
+      <w:r>
+        <w:t xml:space="preserve"> </w:t>
+      </w:r>
+      <w:proofErr w:type="spellStart"/>
+      <w:r>
+        <w:t>hai</w:t>
+      </w:r>
+      <w:proofErr w:type="spellEnd"/>
+      <w:r>
+        <w:t xml:space="preserve">. </w:t>
+      </w:r>
+      <w:r>
+        <w:rPr>
+          <w:i/>
+          <w:iCs/>
+        </w:rPr>
+        <w:t xml:space="preserve">(Log </w:t>
+      </w:r>
+      <w:proofErr w:type="spellStart"/>
+      <w:r>
+        <w:rPr>
+          <w:i/>
+          <w:iCs/>
+        </w:rPr>
+        <w:t>ise</w:t>
+      </w:r>
+      <w:proofErr w:type="spellEnd"/>
+      <w:r>
+        <w:rPr>
+          <w:i/>
+          <w:iCs/>
+        </w:rPr>
+        <w:t xml:space="preserve"> "S-Q-L" </w:t>
+      </w:r>
+      <w:proofErr w:type="spellStart"/>
+      <w:r>
+        <w:rPr>
+          <w:i/>
+          <w:iCs/>
+        </w:rPr>
+        <w:t>ya</w:t>
+      </w:r>
+      <w:proofErr w:type="spellEnd"/>
+      <w:r>
+        <w:rPr>
+          <w:i/>
+          <w:iCs/>
+        </w:rPr>
+        <w:t xml:space="preserve"> "Sequel" </w:t>
+      </w:r>
+      <w:proofErr w:type="spellStart"/>
+      <w:r>
+        <w:rPr>
+          <w:i/>
+          <w:iCs/>
+        </w:rPr>
+        <w:t>dono</w:t>
+      </w:r>
+      <w:proofErr w:type="spellEnd"/>
+      <w:r>
+        <w:rPr>
+          <w:i/>
+          <w:iCs/>
+        </w:rPr>
+        <w:t xml:space="preserve"> </w:t>
+      </w:r>
+      <w:proofErr w:type="spellStart"/>
+      <w:r>
+        <w:rPr>
+          <w:i/>
+          <w:iCs/>
+        </w:rPr>
+        <w:t>bolte</w:t>
+      </w:r>
+      <w:proofErr w:type="spellEnd"/>
+      <w:r>
+        <w:rPr>
+          <w:i/>
+          <w:iCs/>
+        </w:rPr>
+        <w:t xml:space="preserve"> hain, </w:t>
+      </w:r>
+      <w:proofErr w:type="spellStart"/>
+      <w:r>
+        <w:rPr>
+          <w:i/>
+          <w:iCs/>
+        </w:rPr>
+        <w:t>dono</w:t>
+      </w:r>
+      <w:proofErr w:type="spellEnd"/>
+      <w:r>
+        <w:rPr>
+          <w:i/>
+          <w:iCs/>
+        </w:rPr>
+        <w:t xml:space="preserve"> acceptable hain).</w:t>
+      </w:r>
+    </w:p>
+    <w:p>
+      <w:pPr>
+        <w:rPr>
+          <w:b/>
+          <w:bCs/>
+        </w:rPr>
+      </w:pPr>
+      <w:r>
+        <w:rPr>
+          <w:b/>
+          <w:bCs/>
+        </w:rPr>
+        <w:t xml:space="preserve">2. SQL exactly </w:t>
+      </w:r>
+      <w:proofErr w:type="spellStart"/>
+      <w:r>
+        <w:rPr>
+          <w:b/>
+          <w:bCs/>
+        </w:rPr>
+        <w:t>hai</w:t>
+      </w:r>
+      <w:proofErr w:type="spellEnd"/>
+      <w:r>
+        <w:rPr>
+          <w:b/>
+          <w:bCs/>
+        </w:rPr>
+        <w:t xml:space="preserve"> </w:t>
+      </w:r>
+      <w:proofErr w:type="spellStart"/>
+      <w:r>
+        <w:rPr>
+          <w:b/>
+          <w:bCs/>
+        </w:rPr>
+        <w:t>kya</w:t>
+      </w:r>
+      <w:proofErr w:type="spellEnd"/>
+      <w:r>
+        <w:rPr>
+          <w:b/>
+          <w:bCs/>
+        </w:rPr>
+        <w:t>?</w:t>
+      </w:r>
+    </w:p>
+    <w:p>
+      <w:pPr>
+        <w:numPr>
+          <w:ilvl w:val="0"/>
+          <w:numId w:val="5"/>
+        </w:numPr>
+      </w:pPr>
+      <w:r>
+        <w:t xml:space="preserve">SQL koi database </w:t>
+      </w:r>
+      <w:proofErr w:type="spellStart"/>
+      <w:r>
+        <w:t>nahi</w:t>
+      </w:r>
+      <w:proofErr w:type="spellEnd"/>
+      <w:r>
+        <w:t xml:space="preserve"> </w:t>
+      </w:r>
+      <w:proofErr w:type="spellStart"/>
+      <w:r>
+        <w:t>hai</w:t>
+      </w:r>
+      <w:proofErr w:type="spellEnd"/>
+      <w:r>
+        <w:t xml:space="preserve">, aur </w:t>
+      </w:r>
+      <w:proofErr w:type="spellStart"/>
+      <w:r>
+        <w:t>na</w:t>
+      </w:r>
+      <w:proofErr w:type="spellEnd"/>
+      <w:r>
+        <w:t xml:space="preserve"> hi yeh koi traditional programming language (</w:t>
+      </w:r>
+      <w:proofErr w:type="spellStart"/>
+      <w:r>
+        <w:t>jaise</w:t>
+      </w:r>
+      <w:proofErr w:type="spellEnd"/>
+      <w:r>
+        <w:t xml:space="preserve"> C++ </w:t>
+      </w:r>
+      <w:proofErr w:type="spellStart"/>
+      <w:r>
+        <w:t>ya</w:t>
+      </w:r>
+      <w:proofErr w:type="spellEnd"/>
+      <w:r>
+        <w:t xml:space="preserve"> Python) </w:t>
+      </w:r>
+      <w:proofErr w:type="spellStart"/>
+      <w:r>
+        <w:t>hai</w:t>
+      </w:r>
+      <w:proofErr w:type="spellEnd"/>
+      <w:r>
+        <w:t xml:space="preserve"> </w:t>
+      </w:r>
+      <w:proofErr w:type="spellStart"/>
+      <w:r>
+        <w:t>jismein</w:t>
+      </w:r>
+      <w:proofErr w:type="spellEnd"/>
+      <w:r>
+        <w:t xml:space="preserve"> loops </w:t>
+      </w:r>
+      <w:proofErr w:type="spellStart"/>
+      <w:r>
+        <w:t>ya</w:t>
+      </w:r>
+      <w:proofErr w:type="spellEnd"/>
+      <w:r>
+        <w:t xml:space="preserve"> logic </w:t>
+      </w:r>
+      <w:proofErr w:type="spellStart"/>
+      <w:r>
+        <w:t>likhte</w:t>
+      </w:r>
+      <w:proofErr w:type="spellEnd"/>
+      <w:r>
+        <w:t xml:space="preserve"> hain.</w:t>
+      </w:r>
+    </w:p>
+    <w:p>
+      <w:pPr>
+        <w:numPr>
+          <w:ilvl w:val="0"/>
+          <w:numId w:val="5"/>
+        </w:numPr>
+      </w:pPr>
+      <w:r>
+        <w:t xml:space="preserve">SQL ek </w:t>
+      </w:r>
+      <w:r>
+        <w:rPr>
+          <w:b/>
+          <w:bCs/>
+        </w:rPr>
+        <w:t>Query Language</w:t>
+      </w:r>
+      <w:r>
+        <w:t xml:space="preserve"> </w:t>
+      </w:r>
+      <w:proofErr w:type="spellStart"/>
+      <w:r>
+        <w:t>hai</w:t>
+      </w:r>
+      <w:proofErr w:type="spellEnd"/>
+      <w:r>
+        <w:t xml:space="preserve">. Iska </w:t>
+      </w:r>
+      <w:proofErr w:type="spellStart"/>
+      <w:r>
+        <w:t>sirf</w:t>
+      </w:r>
+      <w:proofErr w:type="spellEnd"/>
+      <w:r>
+        <w:t xml:space="preserve"> ek hi </w:t>
+      </w:r>
+      <w:proofErr w:type="spellStart"/>
+      <w:r>
+        <w:t>kaam</w:t>
+      </w:r>
+      <w:proofErr w:type="spellEnd"/>
+      <w:r>
+        <w:t xml:space="preserve"> </w:t>
+      </w:r>
+      <w:proofErr w:type="spellStart"/>
+      <w:r>
+        <w:t>hai</w:t>
+      </w:r>
+      <w:proofErr w:type="spellEnd"/>
+      <w:r>
+        <w:t xml:space="preserve">—database ko instructions </w:t>
+      </w:r>
+      <w:proofErr w:type="spellStart"/>
+      <w:r>
+        <w:t>dena</w:t>
+      </w:r>
+      <w:proofErr w:type="spellEnd"/>
+      <w:r>
+        <w:t xml:space="preserve"> ki data </w:t>
+      </w:r>
+      <w:proofErr w:type="spellStart"/>
+      <w:r>
+        <w:t>ke</w:t>
+      </w:r>
+      <w:proofErr w:type="spellEnd"/>
+      <w:r>
+        <w:t xml:space="preserve"> </w:t>
+      </w:r>
+      <w:proofErr w:type="spellStart"/>
+      <w:r>
+        <w:t>sath</w:t>
+      </w:r>
+      <w:proofErr w:type="spellEnd"/>
+      <w:r>
+        <w:t xml:space="preserve"> </w:t>
+      </w:r>
+      <w:proofErr w:type="spellStart"/>
+      <w:r>
+        <w:t>kya</w:t>
+      </w:r>
+      <w:proofErr w:type="spellEnd"/>
+      <w:r>
+        <w:t xml:space="preserve"> </w:t>
+      </w:r>
+      <w:proofErr w:type="spellStart"/>
+      <w:r>
+        <w:t>karna</w:t>
+      </w:r>
+      <w:proofErr w:type="spellEnd"/>
+      <w:r>
+        <w:t xml:space="preserve"> </w:t>
+      </w:r>
+      <w:proofErr w:type="spellStart"/>
+      <w:r>
+        <w:t>hai</w:t>
+      </w:r>
+      <w:proofErr w:type="spellEnd"/>
+      <w:r>
+        <w:t>.</w:t>
+      </w:r>
+    </w:p>
+    <w:p>
+      <w:pPr>
+        <w:rPr>
+          <w:b/>
+          <w:bCs/>
+        </w:rPr>
+      </w:pPr>
+      <w:r>
+        <w:rPr>
+          <w:b/>
+          <w:bCs/>
+        </w:rPr>
+        <w:t xml:space="preserve">3. CRUD Operations (SQL ka main </w:t>
+      </w:r>
+      <w:proofErr w:type="spellStart"/>
+      <w:r>
+        <w:rPr>
+          <w:b/>
+          <w:bCs/>
+        </w:rPr>
+        <w:t>kaam</w:t>
+      </w:r>
+      <w:proofErr w:type="spellEnd"/>
+      <w:r>
+        <w:rPr>
+          <w:b/>
+          <w:bCs/>
+        </w:rPr>
+        <w:t>):</w:t>
+      </w:r>
+    </w:p>
+    <w:p>
+      <w:r>
+        <w:t xml:space="preserve">SQL ki </w:t>
+      </w:r>
+      <w:proofErr w:type="spellStart"/>
+      <w:r>
+        <w:t>madad</w:t>
+      </w:r>
+      <w:proofErr w:type="spellEnd"/>
+      <w:r>
+        <w:t xml:space="preserve"> se hum </w:t>
+      </w:r>
+      <w:proofErr w:type="spellStart"/>
+      <w:r>
+        <w:t>kisi</w:t>
+      </w:r>
+      <w:proofErr w:type="spellEnd"/>
+      <w:r>
+        <w:t xml:space="preserve"> </w:t>
+      </w:r>
+      <w:proofErr w:type="spellStart"/>
+      <w:r>
+        <w:t>bhi</w:t>
+      </w:r>
+      <w:proofErr w:type="spellEnd"/>
+      <w:r>
+        <w:t xml:space="preserve"> relational database par </w:t>
+      </w:r>
+      <w:r>
+        <w:rPr>
+          <w:b/>
+          <w:bCs/>
+        </w:rPr>
+        <w:t>CRUD</w:t>
+      </w:r>
+      <w:r>
+        <w:t xml:space="preserve"> operations perform </w:t>
+      </w:r>
+      <w:proofErr w:type="spellStart"/>
+      <w:r>
+        <w:t>karte</w:t>
+      </w:r>
+      <w:proofErr w:type="spellEnd"/>
+      <w:r>
+        <w:t xml:space="preserve"> hain:</w:t>
+      </w:r>
+    </w:p>
+    <w:p>
+      <w:pPr>
+        <w:numPr>
+          <w:ilvl w:val="0"/>
+          <w:numId w:val="6"/>
+        </w:numPr>
+      </w:pPr>
+      <w:r>
+        <w:rPr>
+          <w:b/>
+          <w:bCs/>
+        </w:rPr>
+        <w:t>C - Create:</w:t>
+      </w:r>
+      <w:r>
+        <w:t xml:space="preserve"> Naya database </w:t>
+      </w:r>
+      <w:proofErr w:type="spellStart"/>
+      <w:r>
+        <w:t>ya</w:t>
+      </w:r>
+      <w:proofErr w:type="spellEnd"/>
+      <w:r>
+        <w:t xml:space="preserve"> table banana (CREATE).</w:t>
+      </w:r>
+    </w:p>
+    <w:p>
+      <w:pPr>
+        <w:numPr>
+          <w:ilvl w:val="0"/>
+          <w:numId w:val="6"/>
+        </w:numPr>
+      </w:pPr>
+      <w:r>
+        <w:rPr>
+          <w:b/>
+          <w:bCs/>
+        </w:rPr>
+        <w:t>R - Read / Retrieve:</w:t>
+      </w:r>
+      <w:r>
+        <w:t xml:space="preserve"> Database se data </w:t>
+      </w:r>
+      <w:proofErr w:type="spellStart"/>
+      <w:r>
+        <w:t>dekhna</w:t>
+      </w:r>
+      <w:proofErr w:type="spellEnd"/>
+      <w:r>
+        <w:t xml:space="preserve"> </w:t>
+      </w:r>
+      <w:proofErr w:type="spellStart"/>
+      <w:r>
+        <w:t>ya</w:t>
+      </w:r>
+      <w:proofErr w:type="spellEnd"/>
+      <w:r>
+        <w:t xml:space="preserve"> </w:t>
+      </w:r>
+      <w:proofErr w:type="spellStart"/>
+      <w:r>
+        <w:t>nikalna</w:t>
+      </w:r>
+      <w:proofErr w:type="spellEnd"/>
+      <w:r>
+        <w:t xml:space="preserve"> (SELECT).</w:t>
+      </w:r>
+    </w:p>
+    <w:p>
+      <w:pPr>
+        <w:numPr>
+          <w:ilvl w:val="0"/>
+          <w:numId w:val="6"/>
+        </w:numPr>
+      </w:pPr>
+      <w:r>
+        <w:rPr>
+          <w:b/>
+          <w:bCs/>
+        </w:rPr>
+        <w:t>U - Update:</w:t>
+      </w:r>
+      <w:r>
+        <w:t xml:space="preserve"> </w:t>
+      </w:r>
+      <w:proofErr w:type="spellStart"/>
+      <w:r>
+        <w:t>Purane</w:t>
+      </w:r>
+      <w:proofErr w:type="spellEnd"/>
+      <w:r>
+        <w:t xml:space="preserve"> data </w:t>
+      </w:r>
+      <w:proofErr w:type="spellStart"/>
+      <w:r>
+        <w:t>ya</w:t>
+      </w:r>
+      <w:proofErr w:type="spellEnd"/>
+      <w:r>
+        <w:t xml:space="preserve"> </w:t>
+      </w:r>
+      <w:proofErr w:type="gramStart"/>
+      <w:r>
+        <w:t>records</w:t>
+      </w:r>
+      <w:proofErr w:type="gramEnd"/>
+      <w:r>
+        <w:t xml:space="preserve"> ko </w:t>
+      </w:r>
+      <w:proofErr w:type="spellStart"/>
+      <w:r>
+        <w:t>badalna</w:t>
+      </w:r>
+      <w:proofErr w:type="spellEnd"/>
+      <w:r>
+        <w:t xml:space="preserve"> (UPDATE).</w:t>
+      </w:r>
+    </w:p>
+    <w:p>
+      <w:pPr>
+        <w:numPr>
+          <w:ilvl w:val="0"/>
+          <w:numId w:val="6"/>
+        </w:numPr>
+      </w:pPr>
+      <w:r>
+        <w:rPr>
+          <w:b/>
+          <w:bCs/>
+        </w:rPr>
+        <w:t>D - Delete:</w:t>
+      </w:r>
+      <w:r>
+        <w:t xml:space="preserve"> </w:t>
+      </w:r>
+      <w:proofErr w:type="spellStart"/>
+      <w:r>
+        <w:t>Faltu</w:t>
+      </w:r>
+      <w:proofErr w:type="spellEnd"/>
+      <w:r>
+        <w:t xml:space="preserve"> data </w:t>
+      </w:r>
+      <w:proofErr w:type="spellStart"/>
+      <w:r>
+        <w:t>ya</w:t>
+      </w:r>
+      <w:proofErr w:type="spellEnd"/>
+      <w:r>
+        <w:t xml:space="preserve"> tables ko </w:t>
+      </w:r>
+      <w:proofErr w:type="spellStart"/>
+      <w:r>
+        <w:t>hata</w:t>
+      </w:r>
+      <w:proofErr w:type="spellEnd"/>
+      <w:r>
+        <w:t xml:space="preserve"> </w:t>
+      </w:r>
+      <w:proofErr w:type="spellStart"/>
+      <w:r>
+        <w:t>dena</w:t>
+      </w:r>
+      <w:proofErr w:type="spellEnd"/>
+      <w:r>
+        <w:t xml:space="preserve"> (DELETE </w:t>
+      </w:r>
+      <w:proofErr w:type="spellStart"/>
+      <w:r>
+        <w:t>ya</w:t>
+      </w:r>
+      <w:proofErr w:type="spellEnd"/>
+      <w:r>
+        <w:t xml:space="preserve"> DROP).</w:t>
+      </w:r>
+    </w:p>
+    <w:p>
+      <w:pPr>
+        <w:rPr>
+          <w:b/>
+          <w:bCs/>
+        </w:rPr>
+      </w:pPr>
+      <w:r>
+        <w:rPr>
+          <w:b/>
+          <w:bCs/>
+        </w:rPr>
+        <w:t xml:space="preserve">4. SQL </w:t>
+      </w:r>
+      <w:proofErr w:type="spellStart"/>
+      <w:r>
+        <w:rPr>
+          <w:b/>
+          <w:bCs/>
+        </w:rPr>
+        <w:t>ke</w:t>
+      </w:r>
+      <w:proofErr w:type="spellEnd"/>
+      <w:r>
+        <w:rPr>
+          <w:b/>
+          <w:bCs/>
+        </w:rPr>
+        <w:t xml:space="preserve"> Main Tasks (Interview perspective se):</w:t>
+      </w:r>
+    </w:p>
+    <w:p>
+      <w:r>
+        <w:t xml:space="preserve">SQL </w:t>
+      </w:r>
+      <w:proofErr w:type="spellStart"/>
+      <w:r>
+        <w:t>ke</w:t>
+      </w:r>
+      <w:proofErr w:type="spellEnd"/>
+      <w:r>
+        <w:t xml:space="preserve"> </w:t>
+      </w:r>
+      <w:proofErr w:type="spellStart"/>
+      <w:r>
+        <w:t>zariye</w:t>
+      </w:r>
+      <w:proofErr w:type="spellEnd"/>
+      <w:r>
+        <w:t xml:space="preserve"> hum 4 main </w:t>
+      </w:r>
+      <w:proofErr w:type="spellStart"/>
+      <w:r>
+        <w:t>kaam</w:t>
+      </w:r>
+      <w:proofErr w:type="spellEnd"/>
+      <w:r>
+        <w:t xml:space="preserve"> </w:t>
+      </w:r>
+      <w:proofErr w:type="spellStart"/>
+      <w:r>
+        <w:t>karte</w:t>
+      </w:r>
+      <w:proofErr w:type="spellEnd"/>
+      <w:r>
+        <w:t xml:space="preserve"> hain:</w:t>
+      </w:r>
+    </w:p>
+    <w:p>
+      <w:pPr>
+        <w:numPr>
+          <w:ilvl w:val="0"/>
+          <w:numId w:val="7"/>
+        </w:numPr>
+      </w:pPr>
+      <w:r>
+        <w:rPr>
+          <w:b/>
+          <w:bCs/>
+        </w:rPr>
+        <w:t xml:space="preserve">Data Retrieve </w:t>
+      </w:r>
+      <w:proofErr w:type="spellStart"/>
+      <w:r>
+        <w:rPr>
+          <w:b/>
+          <w:bCs/>
+        </w:rPr>
+        <w:t>karna</w:t>
+      </w:r>
+      <w:proofErr w:type="spellEnd"/>
+      <w:r>
+        <w:rPr>
+          <w:b/>
+          <w:bCs/>
+        </w:rPr>
+        <w:t>:</w:t>
+      </w:r>
+      <w:r>
+        <w:t xml:space="preserve"> Database se precise information </w:t>
+      </w:r>
+      <w:proofErr w:type="spellStart"/>
+      <w:r>
+        <w:t>nikalna</w:t>
+      </w:r>
+      <w:proofErr w:type="spellEnd"/>
+      <w:r>
+        <w:t>.</w:t>
+      </w:r>
+    </w:p>
+    <w:p>
+      <w:pPr>
+        <w:numPr>
+          <w:ilvl w:val="0"/>
+          <w:numId w:val="7"/>
+        </w:numPr>
+      </w:pPr>
+      <w:r>
+        <w:rPr>
+          <w:b/>
+          <w:bCs/>
+        </w:rPr>
+        <w:t xml:space="preserve">Data Manipulate </w:t>
+      </w:r>
+      <w:proofErr w:type="spellStart"/>
+      <w:r>
+        <w:rPr>
+          <w:b/>
+          <w:bCs/>
+        </w:rPr>
+        <w:t>karna</w:t>
+      </w:r>
+      <w:proofErr w:type="spellEnd"/>
+      <w:r>
+        <w:rPr>
+          <w:b/>
+          <w:bCs/>
+        </w:rPr>
+        <w:t>:</w:t>
+      </w:r>
+      <w:r>
+        <w:t xml:space="preserve"> Data ko add, modify, </w:t>
+      </w:r>
+      <w:proofErr w:type="spellStart"/>
+      <w:r>
+        <w:t>ya</w:t>
+      </w:r>
+      <w:proofErr w:type="spellEnd"/>
+      <w:r>
+        <w:t xml:space="preserve"> delete </w:t>
+      </w:r>
+      <w:proofErr w:type="spellStart"/>
+      <w:r>
+        <w:t>karna</w:t>
+      </w:r>
+      <w:proofErr w:type="spellEnd"/>
+      <w:r>
+        <w:t>.</w:t>
+      </w:r>
+    </w:p>
+    <w:p>
+      <w:pPr>
+        <w:numPr>
+          <w:ilvl w:val="0"/>
+          <w:numId w:val="7"/>
+        </w:numPr>
+      </w:pPr>
+      <w:r>
+        <w:rPr>
+          <w:b/>
+          <w:bCs/>
+        </w:rPr>
+        <w:t xml:space="preserve">Data Define </w:t>
+      </w:r>
+      <w:proofErr w:type="spellStart"/>
+      <w:r>
+        <w:rPr>
+          <w:b/>
+          <w:bCs/>
+        </w:rPr>
+        <w:t>karna</w:t>
+      </w:r>
+      <w:proofErr w:type="spellEnd"/>
+      <w:r>
+        <w:rPr>
+          <w:b/>
+          <w:bCs/>
+        </w:rPr>
+        <w:t>:</w:t>
+      </w:r>
+      <w:r>
+        <w:t xml:space="preserve"> Database ka structure (tables, schema) banana.</w:t>
+      </w:r>
+    </w:p>
+    <w:p>
+      <w:pPr>
+        <w:numPr>
+          <w:ilvl w:val="0"/>
+          <w:numId w:val="7"/>
+        </w:numPr>
+      </w:pPr>
+      <w:r>
+        <w:rPr>
+          <w:b/>
+          <w:bCs/>
+        </w:rPr>
+        <w:t xml:space="preserve">Data Control </w:t>
+      </w:r>
+      <w:proofErr w:type="spellStart"/>
+      <w:r>
+        <w:rPr>
+          <w:b/>
+          <w:bCs/>
+        </w:rPr>
+        <w:t>karna</w:t>
+      </w:r>
+      <w:proofErr w:type="spellEnd"/>
+      <w:r>
+        <w:rPr>
+          <w:b/>
+          <w:bCs/>
+        </w:rPr>
+        <w:t>:</w:t>
+      </w:r>
+      <w:r>
+        <w:t xml:space="preserve"> Security manage </w:t>
+      </w:r>
+      <w:proofErr w:type="spellStart"/>
+      <w:r>
+        <w:t>karna</w:t>
+      </w:r>
+      <w:proofErr w:type="spellEnd"/>
+      <w:r>
+        <w:t xml:space="preserve"> (</w:t>
+      </w:r>
+      <w:proofErr w:type="spellStart"/>
+      <w:r>
+        <w:t>kaun</w:t>
+      </w:r>
+      <w:proofErr w:type="spellEnd"/>
+      <w:r>
+        <w:t xml:space="preserve"> </w:t>
+      </w:r>
+      <w:proofErr w:type="spellStart"/>
+      <w:r>
+        <w:t>kis</w:t>
+      </w:r>
+      <w:proofErr w:type="spellEnd"/>
+      <w:r>
+        <w:t xml:space="preserve"> table ko access </w:t>
+      </w:r>
+      <w:proofErr w:type="spellStart"/>
+      <w:r>
+        <w:t>kar</w:t>
+      </w:r>
+      <w:proofErr w:type="spellEnd"/>
+      <w:r>
+        <w:t xml:space="preserve"> </w:t>
+      </w:r>
+      <w:proofErr w:type="spellStart"/>
+      <w:r>
+        <w:t>sakta</w:t>
+      </w:r>
+      <w:proofErr w:type="spellEnd"/>
+      <w:r>
+        <w:t xml:space="preserve"> </w:t>
+      </w:r>
+      <w:proofErr w:type="spellStart"/>
+      <w:r>
+        <w:t>hai</w:t>
+      </w:r>
+      <w:proofErr w:type="spellEnd"/>
+      <w:r>
+        <w:t xml:space="preserve">, permissions </w:t>
+      </w:r>
+      <w:proofErr w:type="spellStart"/>
+      <w:r>
+        <w:t>dena</w:t>
+      </w:r>
+      <w:proofErr w:type="spellEnd"/>
+      <w:r>
+        <w:t xml:space="preserve"> </w:t>
+      </w:r>
+      <w:proofErr w:type="spellStart"/>
+      <w:r>
+        <w:t>ya</w:t>
+      </w:r>
+      <w:proofErr w:type="spellEnd"/>
+      <w:r>
+        <w:t xml:space="preserve"> </w:t>
+      </w:r>
+      <w:proofErr w:type="spellStart"/>
+      <w:r>
+        <w:t>wapas</w:t>
+      </w:r>
+      <w:proofErr w:type="spellEnd"/>
+      <w:r>
+        <w:t xml:space="preserve"> </w:t>
+      </w:r>
+      <w:proofErr w:type="spellStart"/>
+      <w:r>
+        <w:t>lena</w:t>
+      </w:r>
+      <w:proofErr w:type="spellEnd"/>
+      <w:r>
+        <w:t>).</w:t>
+      </w:r>
+    </w:p>
+    <w:p>
+      <w:r>
+        <w:lastRenderedPageBreak/>
+        <w:pict w14:anchorId="6886A853">
+          <v:rect id="_x0000_i1026" style="width:0;height:1.5pt" o:hralign="center" o:hrstd="t" o:hr="t" fillcolor="#a0a0a0" stroked="f"/>
+        </w:pict>
+      </w:r>
+    </w:p>
+    <w:p>
+      <w:pPr>
+        <w:rPr>
+          <w:b/>
+          <w:bCs/>
+          <w:sz w:val="40"/>
+          <w:szCs w:val="40"/>
+          <w:u w:val="single"/>
+        </w:rPr>
+      </w:pPr>
+      <w:r>
+        <w:rPr>
+          <w:b/>
+          <w:bCs/>
+          <w:sz w:val="40"/>
+          <w:szCs w:val="40"/>
+          <w:u w:val="single"/>
+        </w:rPr>
+        <w:t>SQL NOTES (</w:t>
+      </w:r>
+      <w:r>
+        <w:rPr>
+          <w:b/>
+          <w:bCs/>
+          <w:sz w:val="40"/>
+          <w:szCs w:val="40"/>
+          <w:u w:val="single"/>
+        </w:rPr>
+        <w:t>3</w:t>
+      </w:r>
+      <w:r>
+        <w:rPr>
+          <w:b/>
+          <w:bCs/>
+          <w:sz w:val="40"/>
+          <w:szCs w:val="40"/>
+          <w:u w:val="single"/>
+        </w:rPr>
+        <w:t>)</w:t>
+      </w:r>
+    </w:p>
+    <w:p>
+      <w:pPr>
+        <w:rPr>
+          <w:b/>
+          <w:bCs/>
+        </w:rPr>
+      </w:pPr>
+      <w:r>
+        <w:rPr>
+          <w:b/>
+          <w:bCs/>
+        </w:rPr>
+        <w:t>MySQL Installation (The Setup Process)</w:t>
+      </w:r>
+    </w:p>
+    <w:p>
+      <w:r>
+        <w:t xml:space="preserve">Is chapter </w:t>
+      </w:r>
+      <w:proofErr w:type="spellStart"/>
+      <w:r>
+        <w:t>mein</w:t>
+      </w:r>
+      <w:proofErr w:type="spellEnd"/>
+      <w:r>
+        <w:t xml:space="preserve"> yeh </w:t>
+      </w:r>
+      <w:proofErr w:type="spellStart"/>
+      <w:r>
+        <w:t>bataya</w:t>
+      </w:r>
+      <w:proofErr w:type="spellEnd"/>
+      <w:r>
+        <w:t xml:space="preserve"> </w:t>
+      </w:r>
+      <w:proofErr w:type="spellStart"/>
+      <w:r>
+        <w:t>gaya</w:t>
+      </w:r>
+      <w:proofErr w:type="spellEnd"/>
+      <w:r>
+        <w:t xml:space="preserve"> </w:t>
+      </w:r>
+      <w:proofErr w:type="spellStart"/>
+      <w:r>
+        <w:t>hai</w:t>
+      </w:r>
+      <w:proofErr w:type="spellEnd"/>
+      <w:r>
+        <w:t xml:space="preserve"> ki agar </w:t>
+      </w:r>
+      <w:proofErr w:type="spellStart"/>
+      <w:r>
+        <w:t>hume</w:t>
+      </w:r>
+      <w:proofErr w:type="spellEnd"/>
+      <w:r>
+        <w:t xml:space="preserve"> </w:t>
+      </w:r>
+      <w:proofErr w:type="spellStart"/>
+      <w:r>
+        <w:t>apne</w:t>
+      </w:r>
+      <w:proofErr w:type="spellEnd"/>
+      <w:r>
+        <w:t xml:space="preserve"> computer par SQL queries run </w:t>
+      </w:r>
+      <w:proofErr w:type="spellStart"/>
+      <w:r>
+        <w:t>karni</w:t>
+      </w:r>
+      <w:proofErr w:type="spellEnd"/>
+      <w:r>
+        <w:t xml:space="preserve"> hain, </w:t>
+      </w:r>
+      <w:proofErr w:type="spellStart"/>
+      <w:r>
+        <w:t>toh</w:t>
+      </w:r>
+      <w:proofErr w:type="spellEnd"/>
+      <w:r>
+        <w:t xml:space="preserve"> </w:t>
+      </w:r>
+      <w:proofErr w:type="spellStart"/>
+      <w:r>
+        <w:t>hume</w:t>
+      </w:r>
+      <w:proofErr w:type="spellEnd"/>
+      <w:r>
+        <w:t xml:space="preserve"> MySQL ko </w:t>
+      </w:r>
+      <w:proofErr w:type="spellStart"/>
+      <w:r>
+        <w:t>apne</w:t>
+      </w:r>
+      <w:proofErr w:type="spellEnd"/>
+      <w:r>
+        <w:t xml:space="preserve"> system par </w:t>
+      </w:r>
+      <w:proofErr w:type="spellStart"/>
+      <w:r>
+        <w:t>kaise</w:t>
+      </w:r>
+      <w:proofErr w:type="spellEnd"/>
+      <w:r>
+        <w:t xml:space="preserve"> set up </w:t>
+      </w:r>
+      <w:proofErr w:type="spellStart"/>
+      <w:r>
+        <w:t>karna</w:t>
+      </w:r>
+      <w:proofErr w:type="spellEnd"/>
+      <w:r>
+        <w:t xml:space="preserve"> </w:t>
+      </w:r>
+      <w:proofErr w:type="spellStart"/>
+      <w:r>
+        <w:t>padta</w:t>
+      </w:r>
+      <w:proofErr w:type="spellEnd"/>
+      <w:r>
+        <w:t xml:space="preserve"> </w:t>
+      </w:r>
+      <w:proofErr w:type="spellStart"/>
+      <w:r>
+        <w:t>hai</w:t>
+      </w:r>
+      <w:proofErr w:type="spellEnd"/>
+      <w:r>
+        <w:t xml:space="preserve">. Isme do main components ko install </w:t>
+      </w:r>
+      <w:proofErr w:type="spellStart"/>
+      <w:r>
+        <w:t>kiya</w:t>
+      </w:r>
+      <w:proofErr w:type="spellEnd"/>
+      <w:r>
+        <w:t xml:space="preserve"> </w:t>
+      </w:r>
+      <w:proofErr w:type="spellStart"/>
+      <w:r>
+        <w:t>jata</w:t>
+      </w:r>
+      <w:proofErr w:type="spellEnd"/>
+      <w:r>
+        <w:t xml:space="preserve"> </w:t>
+      </w:r>
+      <w:proofErr w:type="spellStart"/>
+      <w:r>
+        <w:t>hai</w:t>
+      </w:r>
+      <w:proofErr w:type="spellEnd"/>
+      <w:r>
+        <w:t>:</w:t>
+      </w:r>
+    </w:p>
+    <w:p>
+      <w:pPr>
+        <w:rPr>
+          <w:b/>
+          <w:bCs/>
+        </w:rPr>
+      </w:pPr>
+      <w:r>
+        <w:rPr>
+          <w:b/>
+          <w:bCs/>
+        </w:rPr>
+        <w:t>1. MySQL Server (The Engine)</w:t>
+      </w:r>
+    </w:p>
+    <w:p>
+      <w:pPr>
+        <w:numPr>
+          <w:ilvl w:val="0"/>
+          <w:numId w:val="8"/>
+        </w:numPr>
+      </w:pPr>
+      <w:r>
+        <w:rPr>
+          <w:b/>
+          <w:bCs/>
+        </w:rPr>
+        <w:t xml:space="preserve">Yeh </w:t>
+      </w:r>
+      <w:proofErr w:type="spellStart"/>
+      <w:r>
+        <w:rPr>
+          <w:b/>
+          <w:bCs/>
+        </w:rPr>
+        <w:t>kya</w:t>
+      </w:r>
+      <w:proofErr w:type="spellEnd"/>
+      <w:r>
+        <w:rPr>
+          <w:b/>
+          <w:bCs/>
+        </w:rPr>
+        <w:t xml:space="preserve"> </w:t>
+      </w:r>
+      <w:proofErr w:type="spellStart"/>
+      <w:r>
+        <w:rPr>
+          <w:b/>
+          <w:bCs/>
+        </w:rPr>
+        <w:t>hai</w:t>
+      </w:r>
+      <w:proofErr w:type="spellEnd"/>
+      <w:r>
+        <w:rPr>
+          <w:b/>
+          <w:bCs/>
+        </w:rPr>
+        <w:t>:</w:t>
+      </w:r>
+      <w:r>
+        <w:t xml:space="preserve"> Yeh background </w:t>
+      </w:r>
+      <w:proofErr w:type="spellStart"/>
+      <w:r>
+        <w:t>mein</w:t>
+      </w:r>
+      <w:proofErr w:type="spellEnd"/>
+      <w:r>
+        <w:t xml:space="preserve"> </w:t>
+      </w:r>
+      <w:proofErr w:type="spellStart"/>
+      <w:r>
+        <w:t>chalne</w:t>
+      </w:r>
+      <w:proofErr w:type="spellEnd"/>
+      <w:r>
+        <w:t xml:space="preserve"> </w:t>
+      </w:r>
+      <w:proofErr w:type="spellStart"/>
+      <w:r>
+        <w:t>wala</w:t>
+      </w:r>
+      <w:proofErr w:type="spellEnd"/>
+      <w:r>
+        <w:t xml:space="preserve"> core software (engine) </w:t>
+      </w:r>
+      <w:proofErr w:type="spellStart"/>
+      <w:r>
+        <w:t>hai</w:t>
+      </w:r>
+      <w:proofErr w:type="spellEnd"/>
+      <w:r>
+        <w:t xml:space="preserve"> </w:t>
+      </w:r>
+      <w:proofErr w:type="spellStart"/>
+      <w:r>
+        <w:t>jahan</w:t>
+      </w:r>
+      <w:proofErr w:type="spellEnd"/>
+      <w:r>
+        <w:t xml:space="preserve"> </w:t>
+      </w:r>
+      <w:proofErr w:type="spellStart"/>
+      <w:r>
+        <w:t>aapke</w:t>
+      </w:r>
+      <w:proofErr w:type="spellEnd"/>
+      <w:r>
+        <w:t xml:space="preserve"> </w:t>
+      </w:r>
+      <w:proofErr w:type="spellStart"/>
+      <w:r>
+        <w:t>sare</w:t>
+      </w:r>
+      <w:proofErr w:type="spellEnd"/>
+      <w:r>
+        <w:t xml:space="preserve"> databases, tables, aur data physically </w:t>
+      </w:r>
+      <w:proofErr w:type="spellStart"/>
+      <w:r>
+        <w:t>ya</w:t>
+      </w:r>
+      <w:proofErr w:type="spellEnd"/>
+      <w:r>
+        <w:t xml:space="preserve"> memory </w:t>
+      </w:r>
+      <w:proofErr w:type="spellStart"/>
+      <w:r>
+        <w:t>mein</w:t>
+      </w:r>
+      <w:proofErr w:type="spellEnd"/>
+      <w:r>
+        <w:t xml:space="preserve"> save </w:t>
+      </w:r>
+      <w:proofErr w:type="spellStart"/>
+      <w:r>
+        <w:t>hote</w:t>
+      </w:r>
+      <w:proofErr w:type="spellEnd"/>
+      <w:r>
+        <w:t xml:space="preserve"> hain.</w:t>
+      </w:r>
+    </w:p>
+    <w:p>
+      <w:pPr>
+        <w:numPr>
+          <w:ilvl w:val="0"/>
+          <w:numId w:val="8"/>
+        </w:numPr>
+      </w:pPr>
+      <w:r>
+        <w:rPr>
+          <w:b/>
+          <w:bCs/>
+        </w:rPr>
+        <w:t xml:space="preserve">Kaam </w:t>
+      </w:r>
+      <w:proofErr w:type="spellStart"/>
+      <w:r>
+        <w:rPr>
+          <w:b/>
+          <w:bCs/>
+        </w:rPr>
+        <w:t>kya</w:t>
+      </w:r>
+      <w:proofErr w:type="spellEnd"/>
+      <w:r>
+        <w:rPr>
+          <w:b/>
+          <w:bCs/>
+        </w:rPr>
+        <w:t xml:space="preserve"> </w:t>
+      </w:r>
+      <w:proofErr w:type="spellStart"/>
+      <w:r>
+        <w:rPr>
+          <w:b/>
+          <w:bCs/>
+        </w:rPr>
+        <w:t>karta</w:t>
+      </w:r>
+      <w:proofErr w:type="spellEnd"/>
+      <w:r>
+        <w:rPr>
+          <w:b/>
+          <w:bCs/>
+        </w:rPr>
+        <w:t xml:space="preserve"> </w:t>
+      </w:r>
+      <w:proofErr w:type="spellStart"/>
+      <w:r>
+        <w:rPr>
+          <w:b/>
+          <w:bCs/>
+        </w:rPr>
+        <w:t>hai</w:t>
+      </w:r>
+      <w:proofErr w:type="spellEnd"/>
+      <w:r>
+        <w:rPr>
+          <w:b/>
+          <w:bCs/>
+        </w:rPr>
+        <w:t>:</w:t>
+      </w:r>
+      <w:r>
+        <w:t xml:space="preserve"> Jab </w:t>
+      </w:r>
+      <w:proofErr w:type="spellStart"/>
+      <w:r>
+        <w:t>bhi</w:t>
+      </w:r>
+      <w:proofErr w:type="spellEnd"/>
+      <w:r>
+        <w:t xml:space="preserve"> </w:t>
+      </w:r>
+      <w:proofErr w:type="spellStart"/>
+      <w:r>
+        <w:t>aap</w:t>
+      </w:r>
+      <w:proofErr w:type="spellEnd"/>
+      <w:r>
+        <w:t xml:space="preserve"> koi query </w:t>
+      </w:r>
+      <w:proofErr w:type="spellStart"/>
+      <w:r>
+        <w:t>chalate</w:t>
+      </w:r>
+      <w:proofErr w:type="spellEnd"/>
+      <w:r>
+        <w:t xml:space="preserve"> hain, </w:t>
+      </w:r>
+      <w:proofErr w:type="spellStart"/>
+      <w:r>
+        <w:t>toh</w:t>
+      </w:r>
+      <w:proofErr w:type="spellEnd"/>
+      <w:r>
+        <w:t xml:space="preserve"> server us request ko process </w:t>
+      </w:r>
+      <w:proofErr w:type="spellStart"/>
+      <w:r>
+        <w:t>karta</w:t>
+      </w:r>
+      <w:proofErr w:type="spellEnd"/>
+      <w:r>
+        <w:t xml:space="preserve"> </w:t>
+      </w:r>
+      <w:proofErr w:type="spellStart"/>
+      <w:r>
+        <w:t>hai</w:t>
+      </w:r>
+      <w:proofErr w:type="spellEnd"/>
+      <w:r>
+        <w:t xml:space="preserve"> aur data ko manage </w:t>
+      </w:r>
+      <w:proofErr w:type="spellStart"/>
+      <w:r>
+        <w:t>karta</w:t>
+      </w:r>
+      <w:proofErr w:type="spellEnd"/>
+      <w:r>
+        <w:t xml:space="preserve"> </w:t>
+      </w:r>
+      <w:proofErr w:type="spellStart"/>
+      <w:r>
+        <w:t>hai</w:t>
+      </w:r>
+      <w:proofErr w:type="spellEnd"/>
+      <w:r>
+        <w:t>.</w:t>
+      </w:r>
+    </w:p>
+    <w:p>
+      <w:pPr>
+        <w:numPr>
+          <w:ilvl w:val="0"/>
+          <w:numId w:val="8"/>
+        </w:numPr>
+      </w:pPr>
+      <w:r>
+        <w:rPr>
+          <w:b/>
+          <w:bCs/>
+        </w:rPr>
+        <w:t xml:space="preserve">Installation </w:t>
+      </w:r>
+      <w:proofErr w:type="spellStart"/>
+      <w:r>
+        <w:rPr>
+          <w:b/>
+          <w:bCs/>
+        </w:rPr>
+        <w:t>ke</w:t>
+      </w:r>
+      <w:proofErr w:type="spellEnd"/>
+      <w:r>
+        <w:rPr>
+          <w:b/>
+          <w:bCs/>
+        </w:rPr>
+        <w:t xml:space="preserve"> </w:t>
+      </w:r>
+      <w:proofErr w:type="spellStart"/>
+      <w:r>
+        <w:rPr>
+          <w:b/>
+          <w:bCs/>
+        </w:rPr>
+        <w:t>dauran</w:t>
+      </w:r>
+      <w:proofErr w:type="spellEnd"/>
+      <w:r>
+        <w:rPr>
+          <w:b/>
+          <w:bCs/>
+        </w:rPr>
+        <w:t xml:space="preserve"> </w:t>
+      </w:r>
+      <w:proofErr w:type="spellStart"/>
+      <w:r>
+        <w:rPr>
+          <w:b/>
+          <w:bCs/>
+        </w:rPr>
+        <w:t>dhyan</w:t>
+      </w:r>
+      <w:proofErr w:type="spellEnd"/>
+      <w:r>
+        <w:rPr>
+          <w:b/>
+          <w:bCs/>
+        </w:rPr>
+        <w:t xml:space="preserve"> </w:t>
+      </w:r>
+      <w:proofErr w:type="spellStart"/>
+      <w:r>
+        <w:rPr>
+          <w:b/>
+          <w:bCs/>
+        </w:rPr>
+        <w:t>rakhne</w:t>
+      </w:r>
+      <w:proofErr w:type="spellEnd"/>
+      <w:r>
+        <w:rPr>
+          <w:b/>
+          <w:bCs/>
+        </w:rPr>
+        <w:t xml:space="preserve"> </w:t>
+      </w:r>
+      <w:proofErr w:type="spellStart"/>
+      <w:r>
+        <w:rPr>
+          <w:b/>
+          <w:bCs/>
+        </w:rPr>
+        <w:t>wali</w:t>
+      </w:r>
+      <w:proofErr w:type="spellEnd"/>
+      <w:r>
+        <w:rPr>
+          <w:b/>
+          <w:bCs/>
+        </w:rPr>
+        <w:t xml:space="preserve"> </w:t>
+      </w:r>
+      <w:proofErr w:type="spellStart"/>
+      <w:r>
+        <w:rPr>
+          <w:b/>
+          <w:bCs/>
+        </w:rPr>
+        <w:t>baat</w:t>
+      </w:r>
+      <w:proofErr w:type="spellEnd"/>
+      <w:r>
+        <w:rPr>
+          <w:b/>
+          <w:bCs/>
+        </w:rPr>
+        <w:t>:</w:t>
+      </w:r>
+      <w:r>
+        <w:t xml:space="preserve"> Jab </w:t>
+      </w:r>
+      <w:proofErr w:type="spellStart"/>
+      <w:r>
+        <w:t>aap</w:t>
+      </w:r>
+      <w:proofErr w:type="spellEnd"/>
+      <w:r>
+        <w:t xml:space="preserve"> server install </w:t>
+      </w:r>
+      <w:proofErr w:type="spellStart"/>
+      <w:r>
+        <w:t>karte</w:t>
+      </w:r>
+      <w:proofErr w:type="spellEnd"/>
+      <w:r>
+        <w:t xml:space="preserve"> hain, </w:t>
+      </w:r>
+      <w:proofErr w:type="spellStart"/>
+      <w:r>
+        <w:t>toh</w:t>
+      </w:r>
+      <w:proofErr w:type="spellEnd"/>
+      <w:r>
+        <w:t xml:space="preserve"> yeh ek </w:t>
+      </w:r>
+      <w:r>
+        <w:rPr>
+          <w:b/>
+          <w:bCs/>
+        </w:rPr>
+        <w:t>Root Password</w:t>
+      </w:r>
+      <w:r>
+        <w:t xml:space="preserve"> (admin password) set </w:t>
+      </w:r>
+      <w:proofErr w:type="spellStart"/>
+      <w:r>
+        <w:t>karne</w:t>
+      </w:r>
+      <w:proofErr w:type="spellEnd"/>
+      <w:r>
+        <w:t xml:space="preserve"> ko </w:t>
+      </w:r>
+      <w:proofErr w:type="spellStart"/>
+      <w:r>
+        <w:t>bolta</w:t>
+      </w:r>
+      <w:proofErr w:type="spellEnd"/>
+      <w:r>
+        <w:t xml:space="preserve"> </w:t>
+      </w:r>
+      <w:proofErr w:type="spellStart"/>
+      <w:r>
+        <w:t>hai</w:t>
+      </w:r>
+      <w:proofErr w:type="spellEnd"/>
+      <w:r>
+        <w:t xml:space="preserve">. Yeh password </w:t>
+      </w:r>
+      <w:proofErr w:type="spellStart"/>
+      <w:r>
+        <w:t>bohot</w:t>
+      </w:r>
+      <w:proofErr w:type="spellEnd"/>
+      <w:r>
+        <w:t xml:space="preserve"> important </w:t>
+      </w:r>
+      <w:proofErr w:type="spellStart"/>
+      <w:r>
+        <w:t>hota</w:t>
+      </w:r>
+      <w:proofErr w:type="spellEnd"/>
+      <w:r>
+        <w:t xml:space="preserve"> </w:t>
+      </w:r>
+      <w:proofErr w:type="spellStart"/>
+      <w:r>
+        <w:t>hai</w:t>
+      </w:r>
+      <w:proofErr w:type="spellEnd"/>
+      <w:r>
+        <w:t xml:space="preserve">, </w:t>
+      </w:r>
+      <w:proofErr w:type="spellStart"/>
+      <w:r>
+        <w:t>kyunki</w:t>
+      </w:r>
+      <w:proofErr w:type="spellEnd"/>
+      <w:r>
+        <w:t xml:space="preserve"> jab </w:t>
+      </w:r>
+      <w:proofErr w:type="spellStart"/>
+      <w:r>
+        <w:t>bhi</w:t>
+      </w:r>
+      <w:proofErr w:type="spellEnd"/>
+      <w:r>
+        <w:t xml:space="preserve"> </w:t>
+      </w:r>
+      <w:proofErr w:type="spellStart"/>
+      <w:r>
+        <w:t>aap</w:t>
+      </w:r>
+      <w:proofErr w:type="spellEnd"/>
+      <w:r>
+        <w:t xml:space="preserve"> koi </w:t>
+      </w:r>
+      <w:proofErr w:type="spellStart"/>
+      <w:r>
+        <w:t>naya</w:t>
+      </w:r>
+      <w:proofErr w:type="spellEnd"/>
+      <w:r>
+        <w:t xml:space="preserve"> connection </w:t>
+      </w:r>
+      <w:proofErr w:type="spellStart"/>
+      <w:r>
+        <w:t>banayenge</w:t>
+      </w:r>
+      <w:proofErr w:type="spellEnd"/>
+      <w:r>
+        <w:t xml:space="preserve"> </w:t>
+      </w:r>
+      <w:proofErr w:type="spellStart"/>
+      <w:r>
+        <w:t>ya</w:t>
+      </w:r>
+      <w:proofErr w:type="spellEnd"/>
+      <w:r>
+        <w:t xml:space="preserve"> software connect </w:t>
+      </w:r>
+      <w:proofErr w:type="spellStart"/>
+      <w:r>
+        <w:t>karenge</w:t>
+      </w:r>
+      <w:proofErr w:type="spellEnd"/>
+      <w:r>
+        <w:t xml:space="preserve">, yeh password </w:t>
+      </w:r>
+      <w:proofErr w:type="spellStart"/>
+      <w:r>
+        <w:t>dena</w:t>
+      </w:r>
+      <w:proofErr w:type="spellEnd"/>
+      <w:r>
+        <w:t xml:space="preserve"> </w:t>
+      </w:r>
+      <w:proofErr w:type="spellStart"/>
+      <w:r>
+        <w:t>padega</w:t>
+      </w:r>
+      <w:proofErr w:type="spellEnd"/>
+      <w:r>
+        <w:t>.</w:t>
+      </w:r>
+    </w:p>
+    <w:p>
+      <w:pPr>
+        <w:rPr>
+          <w:b/>
+          <w:bCs/>
+        </w:rPr>
+      </w:pPr>
+      <w:r>
+        <w:rPr>
+          <w:b/>
+          <w:bCs/>
+        </w:rPr>
+        <w:t>2. MySQL Workbench (The Visual Tool / UI)</w:t>
+      </w:r>
+    </w:p>
+    <w:p>
+      <w:pPr>
+        <w:numPr>
+          <w:ilvl w:val="0"/>
+          <w:numId w:val="9"/>
+        </w:numPr>
+      </w:pPr>
+      <w:r>
+        <w:rPr>
+          <w:b/>
+          <w:bCs/>
+        </w:rPr>
+        <w:t xml:space="preserve">Yeh </w:t>
+      </w:r>
+      <w:proofErr w:type="spellStart"/>
+      <w:r>
+        <w:rPr>
+          <w:b/>
+          <w:bCs/>
+        </w:rPr>
+        <w:t>kya</w:t>
+      </w:r>
+      <w:proofErr w:type="spellEnd"/>
+      <w:r>
+        <w:rPr>
+          <w:b/>
+          <w:bCs/>
+        </w:rPr>
+        <w:t xml:space="preserve"> </w:t>
+      </w:r>
+      <w:proofErr w:type="spellStart"/>
+      <w:r>
+        <w:rPr>
+          <w:b/>
+          <w:bCs/>
+        </w:rPr>
+        <w:t>hai</w:t>
+      </w:r>
+      <w:proofErr w:type="spellEnd"/>
+      <w:r>
+        <w:rPr>
+          <w:b/>
+          <w:bCs/>
+        </w:rPr>
+        <w:t>:</w:t>
+      </w:r>
+      <w:r>
+        <w:t xml:space="preserve"> Server </w:t>
+      </w:r>
+      <w:proofErr w:type="spellStart"/>
+      <w:r>
+        <w:t>toh</w:t>
+      </w:r>
+      <w:proofErr w:type="spellEnd"/>
+      <w:r>
+        <w:t xml:space="preserve"> background </w:t>
+      </w:r>
+      <w:proofErr w:type="spellStart"/>
+      <w:r>
+        <w:t>mein</w:t>
+      </w:r>
+      <w:proofErr w:type="spellEnd"/>
+      <w:r>
+        <w:t xml:space="preserve"> </w:t>
+      </w:r>
+      <w:proofErr w:type="spellStart"/>
+      <w:r>
+        <w:t>chup</w:t>
+      </w:r>
+      <w:proofErr w:type="spellEnd"/>
+      <w:r>
+        <w:t xml:space="preserve"> chap </w:t>
+      </w:r>
+      <w:proofErr w:type="spellStart"/>
+      <w:r>
+        <w:t>chalta</w:t>
+      </w:r>
+      <w:proofErr w:type="spellEnd"/>
+      <w:r>
+        <w:t xml:space="preserve"> </w:t>
+      </w:r>
+      <w:proofErr w:type="spellStart"/>
+      <w:r>
+        <w:t>hai</w:t>
+      </w:r>
+      <w:proofErr w:type="spellEnd"/>
+      <w:r>
+        <w:t xml:space="preserve">, </w:t>
+      </w:r>
+      <w:proofErr w:type="spellStart"/>
+      <w:r>
+        <w:t>usse</w:t>
+      </w:r>
+      <w:proofErr w:type="spellEnd"/>
+      <w:r>
+        <w:t xml:space="preserve"> </w:t>
+      </w:r>
+      <w:proofErr w:type="spellStart"/>
+      <w:r>
+        <w:t>baat</w:t>
+      </w:r>
+      <w:proofErr w:type="spellEnd"/>
+      <w:r>
+        <w:t xml:space="preserve"> </w:t>
+      </w:r>
+      <w:proofErr w:type="spellStart"/>
+      <w:r>
+        <w:t>karne</w:t>
+      </w:r>
+      <w:proofErr w:type="spellEnd"/>
+      <w:r>
+        <w:t xml:space="preserve"> </w:t>
+      </w:r>
+      <w:proofErr w:type="spellStart"/>
+      <w:r>
+        <w:t>ke</w:t>
+      </w:r>
+      <w:proofErr w:type="spellEnd"/>
+      <w:r>
+        <w:t xml:space="preserve"> </w:t>
+      </w:r>
+      <w:proofErr w:type="spellStart"/>
+      <w:r>
+        <w:t>liye</w:t>
+      </w:r>
+      <w:proofErr w:type="spellEnd"/>
+      <w:r>
+        <w:t xml:space="preserve"> ek graphical interface (UI) ki </w:t>
+      </w:r>
+      <w:proofErr w:type="spellStart"/>
+      <w:r>
+        <w:t>zaroorat</w:t>
+      </w:r>
+      <w:proofErr w:type="spellEnd"/>
+      <w:r>
+        <w:t xml:space="preserve"> </w:t>
+      </w:r>
+      <w:proofErr w:type="spellStart"/>
+      <w:r>
+        <w:t>hoti</w:t>
+      </w:r>
+      <w:proofErr w:type="spellEnd"/>
+      <w:r>
+        <w:t xml:space="preserve"> </w:t>
+      </w:r>
+      <w:proofErr w:type="spellStart"/>
+      <w:r>
+        <w:t>hai</w:t>
+      </w:r>
+      <w:proofErr w:type="spellEnd"/>
+      <w:r>
+        <w:t xml:space="preserve">. Wahi </w:t>
+      </w:r>
+      <w:r>
+        <w:rPr>
+          <w:b/>
+          <w:bCs/>
+        </w:rPr>
+        <w:t>MySQL Workbench</w:t>
+      </w:r>
+      <w:r>
+        <w:t xml:space="preserve"> </w:t>
+      </w:r>
+      <w:proofErr w:type="spellStart"/>
+      <w:r>
+        <w:t>hai</w:t>
+      </w:r>
+      <w:proofErr w:type="spellEnd"/>
+      <w:r>
+        <w:t>.</w:t>
+      </w:r>
+    </w:p>
+    <w:p>
+      <w:pPr>
+        <w:numPr>
+          <w:ilvl w:val="0"/>
+          <w:numId w:val="9"/>
+        </w:numPr>
+      </w:pPr>
+      <w:r>
+        <w:rPr>
+          <w:b/>
+          <w:bCs/>
+        </w:rPr>
+        <w:t xml:space="preserve">Kaam </w:t>
+      </w:r>
+      <w:proofErr w:type="spellStart"/>
+      <w:r>
+        <w:rPr>
+          <w:b/>
+          <w:bCs/>
+        </w:rPr>
+        <w:t>kya</w:t>
+      </w:r>
+      <w:proofErr w:type="spellEnd"/>
+      <w:r>
+        <w:rPr>
+          <w:b/>
+          <w:bCs/>
+        </w:rPr>
+        <w:t xml:space="preserve"> </w:t>
+      </w:r>
+      <w:proofErr w:type="spellStart"/>
+      <w:r>
+        <w:rPr>
+          <w:b/>
+          <w:bCs/>
+        </w:rPr>
+        <w:t>karta</w:t>
+      </w:r>
+      <w:proofErr w:type="spellEnd"/>
+      <w:r>
+        <w:rPr>
+          <w:b/>
+          <w:bCs/>
+        </w:rPr>
+        <w:t xml:space="preserve"> </w:t>
+      </w:r>
+      <w:proofErr w:type="spellStart"/>
+      <w:r>
+        <w:rPr>
+          <w:b/>
+          <w:bCs/>
+        </w:rPr>
+        <w:t>hai</w:t>
+      </w:r>
+      <w:proofErr w:type="spellEnd"/>
+      <w:r>
+        <w:rPr>
+          <w:b/>
+          <w:bCs/>
+        </w:rPr>
+        <w:t>:</w:t>
+      </w:r>
+      <w:r>
+        <w:t xml:space="preserve"> Yahan </w:t>
+      </w:r>
+      <w:proofErr w:type="spellStart"/>
+      <w:r>
+        <w:t>aapko</w:t>
+      </w:r>
+      <w:proofErr w:type="spellEnd"/>
+      <w:r>
+        <w:t xml:space="preserve"> ek clean screen </w:t>
+      </w:r>
+      <w:proofErr w:type="spellStart"/>
+      <w:r>
+        <w:t>milti</w:t>
+      </w:r>
+      <w:proofErr w:type="spellEnd"/>
+      <w:r>
+        <w:t xml:space="preserve"> </w:t>
+      </w:r>
+      <w:proofErr w:type="spellStart"/>
+      <w:r>
+        <w:t>hai</w:t>
+      </w:r>
+      <w:proofErr w:type="spellEnd"/>
+      <w:r>
+        <w:t xml:space="preserve"> </w:t>
+      </w:r>
+      <w:proofErr w:type="spellStart"/>
+      <w:r>
+        <w:t>jahan</w:t>
+      </w:r>
+      <w:proofErr w:type="spellEnd"/>
+      <w:r>
+        <w:t xml:space="preserve"> </w:t>
+      </w:r>
+      <w:proofErr w:type="spellStart"/>
+      <w:r>
+        <w:t>aap</w:t>
+      </w:r>
+      <w:proofErr w:type="spellEnd"/>
+      <w:r>
+        <w:t xml:space="preserve"> </w:t>
+      </w:r>
+      <w:proofErr w:type="spellStart"/>
+      <w:r>
+        <w:t>apni</w:t>
+      </w:r>
+      <w:proofErr w:type="spellEnd"/>
+      <w:r>
+        <w:t xml:space="preserve"> SQL queries </w:t>
+      </w:r>
+      <w:proofErr w:type="spellStart"/>
+      <w:r>
+        <w:t>likhte</w:t>
+      </w:r>
+      <w:proofErr w:type="spellEnd"/>
+      <w:r>
+        <w:t xml:space="preserve"> hain, execute button </w:t>
+      </w:r>
+      <w:proofErr w:type="spellStart"/>
+      <w:r>
+        <w:t>dabate</w:t>
+      </w:r>
+      <w:proofErr w:type="spellEnd"/>
+      <w:r>
+        <w:t xml:space="preserve"> hain, aur </w:t>
+      </w:r>
+      <w:proofErr w:type="spellStart"/>
+      <w:r>
+        <w:t>neeche</w:t>
+      </w:r>
+      <w:proofErr w:type="spellEnd"/>
+      <w:r>
+        <w:t xml:space="preserve"> results </w:t>
+      </w:r>
+      <w:proofErr w:type="spellStart"/>
+      <w:r>
+        <w:t>ya</w:t>
+      </w:r>
+      <w:proofErr w:type="spellEnd"/>
+      <w:r>
+        <w:t xml:space="preserve"> tables </w:t>
+      </w:r>
+      <w:proofErr w:type="spellStart"/>
+      <w:r>
+        <w:t>dekh</w:t>
+      </w:r>
+      <w:proofErr w:type="spellEnd"/>
+      <w:r>
+        <w:t xml:space="preserve"> pate hain. Iske </w:t>
+      </w:r>
+      <w:proofErr w:type="spellStart"/>
+      <w:r>
+        <w:t>alawa</w:t>
+      </w:r>
+      <w:proofErr w:type="spellEnd"/>
+      <w:r>
+        <w:t xml:space="preserve"> </w:t>
+      </w:r>
+      <w:proofErr w:type="spellStart"/>
+      <w:r>
+        <w:t>yahan</w:t>
+      </w:r>
+      <w:proofErr w:type="spellEnd"/>
+      <w:r>
+        <w:t xml:space="preserve"> left side </w:t>
+      </w:r>
+      <w:proofErr w:type="spellStart"/>
+      <w:r>
+        <w:t>mein</w:t>
+      </w:r>
+      <w:proofErr w:type="spellEnd"/>
+      <w:r>
+        <w:t xml:space="preserve"> </w:t>
+      </w:r>
+      <w:proofErr w:type="spellStart"/>
+      <w:r>
+        <w:t>aapko</w:t>
+      </w:r>
+      <w:proofErr w:type="spellEnd"/>
+      <w:r>
+        <w:t xml:space="preserve"> schemas (databases) ki list </w:t>
+      </w:r>
+      <w:proofErr w:type="spellStart"/>
+      <w:r>
+        <w:t>dikhti</w:t>
+      </w:r>
+      <w:proofErr w:type="spellEnd"/>
+      <w:r>
+        <w:t xml:space="preserve"> </w:t>
+      </w:r>
+      <w:proofErr w:type="spellStart"/>
+      <w:r>
+        <w:t>hai</w:t>
+      </w:r>
+      <w:proofErr w:type="spellEnd"/>
+      <w:r>
+        <w:t>.</w:t>
+      </w:r>
+    </w:p>
+    <w:p>
+      <w:pPr>
+        <w:numPr>
+          <w:ilvl w:val="0"/>
+          <w:numId w:val="9"/>
+        </w:numPr>
+      </w:pPr>
+      <w:r>
+        <w:rPr>
+          <w:b/>
+          <w:bCs/>
+        </w:rPr>
+        <w:t>Command Line vs. Workbench:</w:t>
+      </w:r>
+      <w:r>
+        <w:t xml:space="preserve"> </w:t>
+      </w:r>
+      <w:proofErr w:type="spellStart"/>
+      <w:r>
+        <w:t>Aap</w:t>
+      </w:r>
+      <w:proofErr w:type="spellEnd"/>
+      <w:r>
+        <w:t xml:space="preserve"> </w:t>
+      </w:r>
+      <w:proofErr w:type="spellStart"/>
+      <w:r>
+        <w:t>chahein</w:t>
+      </w:r>
+      <w:proofErr w:type="spellEnd"/>
+      <w:r>
+        <w:t xml:space="preserve"> </w:t>
+      </w:r>
+      <w:proofErr w:type="spellStart"/>
+      <w:r>
+        <w:t>toh</w:t>
+      </w:r>
+      <w:proofErr w:type="spellEnd"/>
+      <w:r>
+        <w:t xml:space="preserve"> </w:t>
+      </w:r>
+      <w:proofErr w:type="spellStart"/>
+      <w:r>
+        <w:t>bina</w:t>
+      </w:r>
+      <w:proofErr w:type="spellEnd"/>
+      <w:r>
+        <w:t xml:space="preserve"> Workbench </w:t>
+      </w:r>
+      <w:proofErr w:type="spellStart"/>
+      <w:r>
+        <w:t>ke</w:t>
+      </w:r>
+      <w:proofErr w:type="spellEnd"/>
+      <w:r>
+        <w:t xml:space="preserve"> </w:t>
+      </w:r>
+      <w:proofErr w:type="spellStart"/>
+      <w:r>
+        <w:t>sirf</w:t>
+      </w:r>
+      <w:proofErr w:type="spellEnd"/>
+      <w:r>
+        <w:t xml:space="preserve"> </w:t>
+      </w:r>
+      <w:r>
+        <w:rPr>
+          <w:b/>
+          <w:bCs/>
+        </w:rPr>
+        <w:t>Command Line</w:t>
+      </w:r>
+      <w:r>
+        <w:t xml:space="preserve"> (Terminal / CMD) par </w:t>
+      </w:r>
+      <w:proofErr w:type="spellStart"/>
+      <w:r>
+        <w:t>bhi</w:t>
+      </w:r>
+      <w:proofErr w:type="spellEnd"/>
+      <w:r>
+        <w:t xml:space="preserve"> MySQL </w:t>
+      </w:r>
+      <w:proofErr w:type="spellStart"/>
+      <w:r>
+        <w:t>chala</w:t>
+      </w:r>
+      <w:proofErr w:type="spellEnd"/>
+      <w:r>
+        <w:t xml:space="preserve"> </w:t>
+      </w:r>
+      <w:proofErr w:type="spellStart"/>
+      <w:r>
+        <w:t>sakte</w:t>
+      </w:r>
+      <w:proofErr w:type="spellEnd"/>
+      <w:r>
+        <w:t xml:space="preserve"> hain, </w:t>
+      </w:r>
+      <w:proofErr w:type="spellStart"/>
+      <w:r>
+        <w:t>lekin</w:t>
+      </w:r>
+      <w:proofErr w:type="spellEnd"/>
+      <w:r>
+        <w:t xml:space="preserve"> queries ko </w:t>
+      </w:r>
+      <w:proofErr w:type="spellStart"/>
+      <w:r>
+        <w:t>aasani</w:t>
+      </w:r>
+      <w:proofErr w:type="spellEnd"/>
+      <w:r>
+        <w:t xml:space="preserve"> se </w:t>
+      </w:r>
+      <w:proofErr w:type="spellStart"/>
+      <w:r>
+        <w:t>dekhne</w:t>
+      </w:r>
+      <w:proofErr w:type="spellEnd"/>
+      <w:r>
+        <w:t xml:space="preserve"> aur tables manage </w:t>
+      </w:r>
+      <w:proofErr w:type="spellStart"/>
+      <w:r>
+        <w:t>karne</w:t>
+      </w:r>
+      <w:proofErr w:type="spellEnd"/>
+      <w:r>
+        <w:t xml:space="preserve"> </w:t>
+      </w:r>
+      <w:proofErr w:type="spellStart"/>
+      <w:r>
+        <w:t>ke</w:t>
+      </w:r>
+      <w:proofErr w:type="spellEnd"/>
+      <w:r>
+        <w:t xml:space="preserve"> </w:t>
+      </w:r>
+      <w:proofErr w:type="spellStart"/>
+      <w:r>
+        <w:t>liye</w:t>
+      </w:r>
+      <w:proofErr w:type="spellEnd"/>
+      <w:r>
+        <w:t xml:space="preserve"> Workbench best visual tool </w:t>
+      </w:r>
+      <w:proofErr w:type="spellStart"/>
+      <w:r>
+        <w:t>hai</w:t>
+      </w:r>
+      <w:proofErr w:type="spellEnd"/>
+      <w:r>
+        <w:t>.</w:t>
+      </w:r>
+    </w:p>
+    <w:p>
+      <w:pPr>
+        <w:rPr>
+          <w:b/>
+          <w:bCs/>
+        </w:rPr>
+      </w:pPr>
+      <w:r>
+        <w:rPr>
+          <w:b/>
+          <w:bCs/>
+        </w:rPr>
+        <w:t>3. Installation Steps ka Summary:</w:t>
+      </w:r>
+    </w:p>
+    <w:p>
+      <w:pPr>
+        <w:numPr>
+          <w:ilvl w:val="0"/>
+          <w:numId w:val="10"/>
+        </w:numPr>
+      </w:pPr>
+      <w:r>
+        <w:t xml:space="preserve">MySQL ki official website se </w:t>
+      </w:r>
+      <w:r>
+        <w:rPr>
+          <w:b/>
+          <w:bCs/>
+        </w:rPr>
+        <w:t>MySQL Community Server</w:t>
+      </w:r>
+      <w:r>
+        <w:t xml:space="preserve"> download aur install </w:t>
+      </w:r>
+      <w:proofErr w:type="spellStart"/>
+      <w:r>
+        <w:t>kiya</w:t>
+      </w:r>
+      <w:proofErr w:type="spellEnd"/>
+      <w:r>
+        <w:t xml:space="preserve"> </w:t>
+      </w:r>
+      <w:proofErr w:type="spellStart"/>
+      <w:r>
+        <w:t>jata</w:t>
+      </w:r>
+      <w:proofErr w:type="spellEnd"/>
+      <w:r>
+        <w:t xml:space="preserve"> </w:t>
+      </w:r>
+      <w:proofErr w:type="spellStart"/>
+      <w:r>
+        <w:t>hai</w:t>
+      </w:r>
+      <w:proofErr w:type="spellEnd"/>
+      <w:r>
+        <w:t xml:space="preserve"> (operating system </w:t>
+      </w:r>
+      <w:proofErr w:type="spellStart"/>
+      <w:r>
+        <w:t>ke</w:t>
+      </w:r>
+      <w:proofErr w:type="spellEnd"/>
+      <w:r>
+        <w:t xml:space="preserve"> </w:t>
+      </w:r>
+      <w:proofErr w:type="spellStart"/>
+      <w:r>
+        <w:t>hisaab</w:t>
+      </w:r>
+      <w:proofErr w:type="spellEnd"/>
+      <w:r>
+        <w:t xml:space="preserve"> se—Windows </w:t>
+      </w:r>
+      <w:proofErr w:type="spellStart"/>
+      <w:r>
+        <w:t>ya</w:t>
+      </w:r>
+      <w:proofErr w:type="spellEnd"/>
+      <w:r>
+        <w:t xml:space="preserve"> Mac).</w:t>
+      </w:r>
+    </w:p>
+    <w:p>
+      <w:pPr>
+        <w:numPr>
+          <w:ilvl w:val="0"/>
+          <w:numId w:val="10"/>
+        </w:numPr>
+      </w:pPr>
+      <w:r>
+        <w:t xml:space="preserve">Install </w:t>
+      </w:r>
+      <w:proofErr w:type="spellStart"/>
+      <w:r>
+        <w:t>karte</w:t>
+      </w:r>
+      <w:proofErr w:type="spellEnd"/>
+      <w:r>
+        <w:t xml:space="preserve"> </w:t>
+      </w:r>
+      <w:proofErr w:type="spellStart"/>
+      <w:r>
+        <w:t>waqt</w:t>
+      </w:r>
+      <w:proofErr w:type="spellEnd"/>
+      <w:r>
+        <w:t xml:space="preserve"> root password set </w:t>
+      </w:r>
+      <w:proofErr w:type="spellStart"/>
+      <w:r>
+        <w:t>kiya</w:t>
+      </w:r>
+      <w:proofErr w:type="spellEnd"/>
+      <w:r>
+        <w:t xml:space="preserve"> </w:t>
+      </w:r>
+      <w:proofErr w:type="spellStart"/>
+      <w:r>
+        <w:t>jata</w:t>
+      </w:r>
+      <w:proofErr w:type="spellEnd"/>
+      <w:r>
+        <w:t xml:space="preserve"> </w:t>
+      </w:r>
+      <w:proofErr w:type="spellStart"/>
+      <w:r>
+        <w:t>hai</w:t>
+      </w:r>
+      <w:proofErr w:type="spellEnd"/>
+      <w:r>
+        <w:t>.</w:t>
+      </w:r>
+    </w:p>
+    <w:p>
+      <w:pPr>
+        <w:numPr>
+          <w:ilvl w:val="0"/>
+          <w:numId w:val="10"/>
+        </w:numPr>
+      </w:pPr>
+      <w:r>
+        <w:t xml:space="preserve">Fir </w:t>
+      </w:r>
+      <w:r>
+        <w:rPr>
+          <w:b/>
+          <w:bCs/>
+        </w:rPr>
+        <w:t>MySQL Workbench</w:t>
+      </w:r>
+      <w:r>
+        <w:t xml:space="preserve"> ko </w:t>
+      </w:r>
+      <w:proofErr w:type="spellStart"/>
+      <w:r>
+        <w:t>alag</w:t>
+      </w:r>
+      <w:proofErr w:type="spellEnd"/>
+      <w:r>
+        <w:t xml:space="preserve"> se download </w:t>
+      </w:r>
+      <w:proofErr w:type="spellStart"/>
+      <w:r>
+        <w:t>karke</w:t>
+      </w:r>
+      <w:proofErr w:type="spellEnd"/>
+      <w:r>
+        <w:t xml:space="preserve"> install </w:t>
+      </w:r>
+      <w:proofErr w:type="spellStart"/>
+      <w:r>
+        <w:t>kiya</w:t>
+      </w:r>
+      <w:proofErr w:type="spellEnd"/>
+      <w:r>
+        <w:t xml:space="preserve"> </w:t>
+      </w:r>
+      <w:proofErr w:type="spellStart"/>
+      <w:r>
+        <w:t>jata</w:t>
+      </w:r>
+      <w:proofErr w:type="spellEnd"/>
+      <w:r>
+        <w:t xml:space="preserve"> </w:t>
+      </w:r>
+      <w:proofErr w:type="spellStart"/>
+      <w:r>
+        <w:t>hai</w:t>
+      </w:r>
+      <w:proofErr w:type="spellEnd"/>
+      <w:r>
+        <w:t xml:space="preserve"> jo us server se connect </w:t>
+      </w:r>
+      <w:proofErr w:type="spellStart"/>
+      <w:r>
+        <w:t>ho</w:t>
+      </w:r>
+      <w:proofErr w:type="spellEnd"/>
+      <w:r>
+        <w:t xml:space="preserve"> </w:t>
+      </w:r>
+      <w:proofErr w:type="spellStart"/>
+      <w:r>
+        <w:t>jata</w:t>
+      </w:r>
+      <w:proofErr w:type="spellEnd"/>
+      <w:r>
+        <w:t xml:space="preserve"> </w:t>
+      </w:r>
+      <w:proofErr w:type="spellStart"/>
+      <w:r>
+        <w:t>hai</w:t>
+      </w:r>
+      <w:proofErr w:type="spellEnd"/>
+      <w:r>
+        <w:t>.</w:t>
+      </w:r>
+    </w:p>
+    <w:p>
+      <w:pPr>
+        <w:numPr>
+          <w:ilvl w:val="0"/>
+          <w:numId w:val="10"/>
+        </w:numPr>
+      </w:pPr>
+      <w:r>
+        <w:t xml:space="preserve">Workbench </w:t>
+      </w:r>
+      <w:proofErr w:type="spellStart"/>
+      <w:r>
+        <w:t>kholne</w:t>
+      </w:r>
+      <w:proofErr w:type="spellEnd"/>
+      <w:r>
+        <w:t xml:space="preserve"> </w:t>
+      </w:r>
+      <w:proofErr w:type="spellStart"/>
+      <w:r>
+        <w:t>ke</w:t>
+      </w:r>
+      <w:proofErr w:type="spellEnd"/>
+      <w:r>
+        <w:t xml:space="preserve"> </w:t>
+      </w:r>
+      <w:proofErr w:type="spellStart"/>
+      <w:r>
+        <w:t>baad</w:t>
+      </w:r>
+      <w:proofErr w:type="spellEnd"/>
+      <w:r>
+        <w:t xml:space="preserve">, hum </w:t>
+      </w:r>
+      <w:proofErr w:type="spellStart"/>
+      <w:r>
+        <w:t>wahi</w:t>
+      </w:r>
+      <w:proofErr w:type="spellEnd"/>
+      <w:r>
+        <w:t xml:space="preserve"> root password </w:t>
+      </w:r>
+      <w:proofErr w:type="spellStart"/>
+      <w:r>
+        <w:t>daalkar</w:t>
+      </w:r>
+      <w:proofErr w:type="spellEnd"/>
+      <w:r>
+        <w:t xml:space="preserve"> ek </w:t>
+      </w:r>
+      <w:proofErr w:type="spellStart"/>
+      <w:r>
+        <w:t>naya</w:t>
+      </w:r>
+      <w:proofErr w:type="spellEnd"/>
+      <w:r>
+        <w:t xml:space="preserve"> connection establish </w:t>
+      </w:r>
+      <w:proofErr w:type="spellStart"/>
+      <w:r>
+        <w:t>karte</w:t>
+      </w:r>
+      <w:proofErr w:type="spellEnd"/>
+      <w:r>
+        <w:t xml:space="preserve"> hain aur fir </w:t>
+      </w:r>
+      <w:proofErr w:type="spellStart"/>
+      <w:r>
+        <w:t>apni</w:t>
+      </w:r>
+      <w:proofErr w:type="spellEnd"/>
+      <w:r>
+        <w:t xml:space="preserve"> SQL ki </w:t>
+      </w:r>
+      <w:proofErr w:type="spellStart"/>
+      <w:r>
+        <w:t>duniya</w:t>
+      </w:r>
+      <w:proofErr w:type="spellEnd"/>
+      <w:r>
+        <w:t xml:space="preserve"> </w:t>
+      </w:r>
+      <w:proofErr w:type="spellStart"/>
+      <w:r>
+        <w:t>shuru</w:t>
+      </w:r>
+      <w:proofErr w:type="spellEnd"/>
+      <w:r>
+        <w:t xml:space="preserve"> </w:t>
+      </w:r>
+      <w:proofErr w:type="spellStart"/>
+      <w:r>
+        <w:t>karte</w:t>
+      </w:r>
+      <w:proofErr w:type="spellEnd"/>
+      <w:r>
+        <w:t xml:space="preserve"> hain!</w:t>
+      </w:r>
+    </w:p>
+    <w:p>
+      <w:r>
+        <w:rPr>
+          <w:b/>
+          <w:bCs/>
+        </w:rPr>
+        <w:lastRenderedPageBreak/>
+        <w:t>Interview/Practical Tip:</w:t>
+      </w:r>
+      <w:r>
+        <w:t xml:space="preserve"> Interview </w:t>
+      </w:r>
+      <w:proofErr w:type="spellStart"/>
+      <w:r>
+        <w:t>mein</w:t>
+      </w:r>
+      <w:proofErr w:type="spellEnd"/>
+      <w:r>
+        <w:t xml:space="preserve"> </w:t>
+      </w:r>
+      <w:proofErr w:type="spellStart"/>
+      <w:r>
+        <w:t>kabhi-kabhi</w:t>
+      </w:r>
+      <w:proofErr w:type="spellEnd"/>
+      <w:r>
+        <w:t xml:space="preserve"> yeh pooch </w:t>
+      </w:r>
+      <w:proofErr w:type="spellStart"/>
+      <w:r>
+        <w:t>liya</w:t>
+      </w:r>
+      <w:proofErr w:type="spellEnd"/>
+      <w:r>
+        <w:t xml:space="preserve"> </w:t>
+      </w:r>
+      <w:proofErr w:type="spellStart"/>
+      <w:r>
+        <w:t>jata</w:t>
+      </w:r>
+      <w:proofErr w:type="spellEnd"/>
+      <w:r>
+        <w:t xml:space="preserve"> </w:t>
+      </w:r>
+      <w:proofErr w:type="spellStart"/>
+      <w:r>
+        <w:t>hai</w:t>
+      </w:r>
+      <w:proofErr w:type="spellEnd"/>
+      <w:r>
+        <w:t xml:space="preserve"> ki "MySQL aur MySQL Workbench </w:t>
+      </w:r>
+      <w:proofErr w:type="spellStart"/>
+      <w:r>
+        <w:t>mein</w:t>
+      </w:r>
+      <w:proofErr w:type="spellEnd"/>
+      <w:r>
+        <w:t xml:space="preserve"> </w:t>
+      </w:r>
+      <w:proofErr w:type="spellStart"/>
+      <w:r>
+        <w:t>kya</w:t>
+      </w:r>
+      <w:proofErr w:type="spellEnd"/>
+      <w:r>
+        <w:t xml:space="preserve"> </w:t>
+      </w:r>
+      <w:proofErr w:type="spellStart"/>
+      <w:r>
+        <w:t>farq</w:t>
+      </w:r>
+      <w:proofErr w:type="spellEnd"/>
+      <w:r>
+        <w:t xml:space="preserve"> </w:t>
+      </w:r>
+      <w:proofErr w:type="spellStart"/>
+      <w:r>
+        <w:t>hai</w:t>
+      </w:r>
+      <w:proofErr w:type="spellEnd"/>
+      <w:r>
+        <w:t xml:space="preserve">?". Toh </w:t>
+      </w:r>
+      <w:proofErr w:type="spellStart"/>
+      <w:r>
+        <w:t>yaad</w:t>
+      </w:r>
+      <w:proofErr w:type="spellEnd"/>
+      <w:r>
+        <w:t xml:space="preserve"> </w:t>
+      </w:r>
+      <w:proofErr w:type="spellStart"/>
+      <w:r>
+        <w:t>rakhna</w:t>
+      </w:r>
+      <w:proofErr w:type="spellEnd"/>
+      <w:r>
+        <w:t>—</w:t>
+      </w:r>
+      <w:r>
+        <w:rPr>
+          <w:b/>
+          <w:bCs/>
+        </w:rPr>
+        <w:t>MySQL Server</w:t>
+      </w:r>
+      <w:r>
+        <w:t xml:space="preserve"> </w:t>
+      </w:r>
+      <w:proofErr w:type="spellStart"/>
+      <w:r>
+        <w:t>woh</w:t>
+      </w:r>
+      <w:proofErr w:type="spellEnd"/>
+      <w:r>
+        <w:t xml:space="preserve"> engine </w:t>
+      </w:r>
+      <w:proofErr w:type="spellStart"/>
+      <w:r>
+        <w:t>hai</w:t>
+      </w:r>
+      <w:proofErr w:type="spellEnd"/>
+      <w:r>
+        <w:t xml:space="preserve"> jo database </w:t>
+      </w:r>
+      <w:proofErr w:type="spellStart"/>
+      <w:r>
+        <w:t>chalata</w:t>
+      </w:r>
+      <w:proofErr w:type="spellEnd"/>
+      <w:r>
+        <w:t xml:space="preserve"> </w:t>
+      </w:r>
+      <w:proofErr w:type="spellStart"/>
+      <w:r>
+        <w:t>hai</w:t>
+      </w:r>
+      <w:proofErr w:type="spellEnd"/>
+      <w:r>
+        <w:t xml:space="preserve">, aur </w:t>
+      </w:r>
+      <w:r>
+        <w:rPr>
+          <w:b/>
+          <w:bCs/>
+        </w:rPr>
+        <w:t>MySQL Workbench</w:t>
+      </w:r>
+      <w:r>
+        <w:t xml:space="preserve"> </w:t>
+      </w:r>
+      <w:proofErr w:type="spellStart"/>
+      <w:r>
+        <w:t>sirf</w:t>
+      </w:r>
+      <w:proofErr w:type="spellEnd"/>
+      <w:r>
+        <w:t xml:space="preserve"> ek remote control </w:t>
+      </w:r>
+      <w:proofErr w:type="spellStart"/>
+      <w:r>
+        <w:t>ya</w:t>
+      </w:r>
+      <w:proofErr w:type="spellEnd"/>
+      <w:r>
+        <w:t xml:space="preserve"> screen </w:t>
+      </w:r>
+      <w:proofErr w:type="spellStart"/>
+      <w:r>
+        <w:t>hai</w:t>
+      </w:r>
+      <w:proofErr w:type="spellEnd"/>
+      <w:r>
+        <w:t xml:space="preserve"> </w:t>
+      </w:r>
+      <w:proofErr w:type="spellStart"/>
+      <w:r>
+        <w:t>jisse</w:t>
+      </w:r>
+      <w:proofErr w:type="spellEnd"/>
+      <w:r>
+        <w:t xml:space="preserve"> hum us engine ko </w:t>
+      </w:r>
+      <w:proofErr w:type="spellStart"/>
+      <w:r>
+        <w:t>chalate</w:t>
+      </w:r>
+      <w:proofErr w:type="spellEnd"/>
+      <w:r>
+        <w:t xml:space="preserve"> hain.</w:t>
+      </w:r>
+      <w:r>
+        <w:pict w14:anchorId="65B84F43">
+          <v:rect id="_x0000_i1028" style="width:0;height:1.5pt" o:hralign="center" o:hrstd="t" o:hr="t" fillcolor="#a0a0a0" stroked="f"/>
         </w:pict>
       </w:r>
     </w:p>
@@ -366,6 +4419,417 @@
 <file path=word/numbering.xml><?xml version="1.0" encoding="utf-8"?>
 <w:numbering xmlns:wpc="http://schemas.microsoft.com/office/word/2010/wordprocessingCanvas" xmlns:cx="http://schemas.microsoft.com/office/drawing/2014/chartex" xmlns:cx1="http://schemas.microsoft.com/office/drawing/2015/9/8/chartex" xmlns:cx2="http://schemas.microsoft.com/office/drawing/2015/10/21/chartex" xmlns:cx3="http://schemas.microsoft.com/office/drawing/2016/5/9/chartex" xmlns:cx4="http://schemas.microsoft.com/office/drawing/2016/5/10/chartex" xmlns:cx5="http://schemas.microsoft.com/office/drawing/2016/5/11/chartex" xmlns:cx6="http://schemas.microsoft.com/office/drawing/2016/5/12/chartex" xmlns:cx7="http://schemas.microsoft.com/office/drawing/2016/5/13/chartex" xmlns:cx8="http://schemas.microsoft.com/office/drawing/2016/5/14/chartex" xmlns:mc="http://schemas.openxmlformats.org/markup-compatibility/2006" xmlns:aink="http://schemas.microsoft.com/office/drawing/2016/ink" xmlns:am3d="http://schemas.microsoft.com/office/drawing/2017/model3d" xmlns:o="urn:schemas-microsoft-com:office:office" xmlns:oel="http://schemas.microsoft.com/office/2019/extlst" xmlns:r="http://schemas.openxmlformats.org/officeDocument/2006/relationships" xmlns:m="http://schemas.openxmlformats.org/officeDocument/2006/math" xmlns:v="urn:schemas-microsoft-com:vml" xmlns:wp14="http://schemas.microsoft.com/office/word/2010/wordprocessingDrawing" xmlns:wp="http://schemas.openxmlformats.org/drawingml/2006/wordprocessingDrawing" xmlns:w10="urn:schemas-microsoft-com:office:word" xmlns:w="http://schemas.openxmlformats.org/wordprocessingml/2006/main" xmlns:w14="http://schemas.microsoft.com/office/word/2010/wordml" xmlns:w15="http://schemas.microsoft.com/office/word/2012/wordml" xmlns:w16cex="http://schemas.microsoft.com/office/word/2018/wordml/cex" xmlns:w16cid="http://schemas.microsoft.com/office/word/2016/wordml/cid" xmlns:w16="http://schemas.microsoft.com/office/word/2018/wordml" xmlns:w16du="http://schemas.microsoft.com/office/word/2023/wordml/word16du" xmlns:w16sdtdh="http://schemas.microsoft.com/office/word/2020/wordml/sdtdatahash" xmlns:w16sdtfl="http://schemas.microsoft.com/office/word/2024/wordml/sdtformatlock" xmlns:w16se="http://schemas.microsoft.com/office/word/2015/wordml/symex" xmlns:wpg="http://schemas.microsoft.com/office/word/2010/wordprocessingGroup" xmlns:wpi="http://schemas.microsoft.com/office/word/2010/wordprocessingInk" xmlns:wne="http://schemas.microsoft.com/office/word/2006/wordml" xmlns:wps="http://schemas.microsoft.com/office/word/2010/wordprocessingShape" mc:Ignorable="w14 w15 w16se w16cid w16 w16cex w16sdtdh w16sdtfl w16du wp14">
   <w:abstractNum w:abstractNumId="0" w15:restartNumberingAfterBreak="0">
+    <w:nsid w:val="01774E3F"/>
+    <w:multiLevelType w:val="multilevel"/>
+    <w:tmpl w:val="02D4C85A"/>
+    <w:lvl w:ilvl="0">
+      <w:start w:val="1"/>
+      <w:numFmt w:val="decimal"/>
+      <w:lvlText w:val="%1."/>
+      <w:lvlJc w:val="left"/>
+      <w:pPr>
+        <w:tabs>
+          <w:tab w:val="num" w:pos="720"/>
+        </w:tabs>
+        <w:ind w:left="720" w:hanging="360"/>
+      </w:pPr>
+    </w:lvl>
+    <w:lvl w:ilvl="1" w:tentative="1">
+      <w:start w:val="1"/>
+      <w:numFmt w:val="decimal"/>
+      <w:lvlText w:val="%2."/>
+      <w:lvlJc w:val="left"/>
+      <w:pPr>
+        <w:tabs>
+          <w:tab w:val="num" w:pos="1440"/>
+        </w:tabs>
+        <w:ind w:left="1440" w:hanging="360"/>
+      </w:pPr>
+    </w:lvl>
+    <w:lvl w:ilvl="2" w:tentative="1">
+      <w:start w:val="1"/>
+      <w:numFmt w:val="decimal"/>
+      <w:lvlText w:val="%3."/>
+      <w:lvlJc w:val="left"/>
+      <w:pPr>
+        <w:tabs>
+          <w:tab w:val="num" w:pos="2160"/>
+        </w:tabs>
+        <w:ind w:left="2160" w:hanging="360"/>
+      </w:pPr>
+    </w:lvl>
+    <w:lvl w:ilvl="3" w:tentative="1">
+      <w:start w:val="1"/>
+      <w:numFmt w:val="decimal"/>
+      <w:lvlText w:val="%4."/>
+      <w:lvlJc w:val="left"/>
+      <w:pPr>
+        <w:tabs>
+          <w:tab w:val="num" w:pos="2880"/>
+        </w:tabs>
+        <w:ind w:left="2880" w:hanging="360"/>
+      </w:pPr>
+    </w:lvl>
+    <w:lvl w:ilvl="4" w:tentative="1">
+      <w:start w:val="1"/>
+      <w:numFmt w:val="decimal"/>
+      <w:lvlText w:val="%5."/>
+      <w:lvlJc w:val="left"/>
+      <w:pPr>
+        <w:tabs>
+          <w:tab w:val="num" w:pos="3600"/>
+        </w:tabs>
+        <w:ind w:left="3600" w:hanging="360"/>
+      </w:pPr>
+    </w:lvl>
+    <w:lvl w:ilvl="5" w:tentative="1">
+      <w:start w:val="1"/>
+      <w:numFmt w:val="decimal"/>
+      <w:lvlText w:val="%6."/>
+      <w:lvlJc w:val="left"/>
+      <w:pPr>
+        <w:tabs>
+          <w:tab w:val="num" w:pos="4320"/>
+        </w:tabs>
+        <w:ind w:left="4320" w:hanging="360"/>
+      </w:pPr>
+    </w:lvl>
+    <w:lvl w:ilvl="6" w:tentative="1">
+      <w:start w:val="1"/>
+      <w:numFmt w:val="decimal"/>
+      <w:lvlText w:val="%7."/>
+      <w:lvlJc w:val="left"/>
+      <w:pPr>
+        <w:tabs>
+          <w:tab w:val="num" w:pos="5040"/>
+        </w:tabs>
+        <w:ind w:left="5040" w:hanging="360"/>
+      </w:pPr>
+    </w:lvl>
+    <w:lvl w:ilvl="7" w:tentative="1">
+      <w:start w:val="1"/>
+      <w:numFmt w:val="decimal"/>
+      <w:lvlText w:val="%8."/>
+      <w:lvlJc w:val="left"/>
+      <w:pPr>
+        <w:tabs>
+          <w:tab w:val="num" w:pos="5760"/>
+        </w:tabs>
+        <w:ind w:left="5760" w:hanging="360"/>
+      </w:pPr>
+    </w:lvl>
+    <w:lvl w:ilvl="8" w:tentative="1">
+      <w:start w:val="1"/>
+      <w:numFmt w:val="decimal"/>
+      <w:lvlText w:val="%9."/>
+      <w:lvlJc w:val="left"/>
+      <w:pPr>
+        <w:tabs>
+          <w:tab w:val="num" w:pos="6480"/>
+        </w:tabs>
+        <w:ind w:left="6480" w:hanging="360"/>
+      </w:pPr>
+    </w:lvl>
+  </w:abstractNum>
+  <w:abstractNum w:abstractNumId="1" w15:restartNumberingAfterBreak="0">
+    <w:nsid w:val="0CD618EC"/>
+    <w:multiLevelType w:val="multilevel"/>
+    <w:tmpl w:val="ACE0B92A"/>
+    <w:lvl w:ilvl="0">
+      <w:start w:val="1"/>
+      <w:numFmt w:val="bullet"/>
+      <w:lvlText w:val=""/>
+      <w:lvlJc w:val="left"/>
+      <w:pPr>
+        <w:tabs>
+          <w:tab w:val="num" w:pos="720"/>
+        </w:tabs>
+        <w:ind w:left="720" w:hanging="360"/>
+      </w:pPr>
+      <w:rPr>
+        <w:rFonts w:ascii="Symbol" w:hAnsi="Symbol" w:hint="default"/>
+        <w:sz w:val="20"/>
+      </w:rPr>
+    </w:lvl>
+    <w:lvl w:ilvl="1" w:tentative="1">
+      <w:start w:val="1"/>
+      <w:numFmt w:val="bullet"/>
+      <w:lvlText w:val="o"/>
+      <w:lvlJc w:val="left"/>
+      <w:pPr>
+        <w:tabs>
+          <w:tab w:val="num" w:pos="1440"/>
+        </w:tabs>
+        <w:ind w:left="1440" w:hanging="360"/>
+      </w:pPr>
+      <w:rPr>
+        <w:rFonts w:ascii="Courier New" w:hAnsi="Courier New" w:hint="default"/>
+        <w:sz w:val="20"/>
+      </w:rPr>
+    </w:lvl>
+    <w:lvl w:ilvl="2" w:tentative="1">
+      <w:start w:val="1"/>
+      <w:numFmt w:val="bullet"/>
+      <w:lvlText w:val=""/>
+      <w:lvlJc w:val="left"/>
+      <w:pPr>
+        <w:tabs>
+          <w:tab w:val="num" w:pos="2160"/>
+        </w:tabs>
+        <w:ind w:left="2160" w:hanging="360"/>
+      </w:pPr>
+      <w:rPr>
+        <w:rFonts w:ascii="Wingdings" w:hAnsi="Wingdings" w:hint="default"/>
+        <w:sz w:val="20"/>
+      </w:rPr>
+    </w:lvl>
+    <w:lvl w:ilvl="3" w:tentative="1">
+      <w:start w:val="1"/>
+      <w:numFmt w:val="bullet"/>
+      <w:lvlText w:val=""/>
+      <w:lvlJc w:val="left"/>
+      <w:pPr>
+        <w:tabs>
+          <w:tab w:val="num" w:pos="2880"/>
+        </w:tabs>
+        <w:ind w:left="2880" w:hanging="360"/>
+      </w:pPr>
+      <w:rPr>
+        <w:rFonts w:ascii="Wingdings" w:hAnsi="Wingdings" w:hint="default"/>
+        <w:sz w:val="20"/>
+      </w:rPr>
+    </w:lvl>
+    <w:lvl w:ilvl="4" w:tentative="1">
+      <w:start w:val="1"/>
+      <w:numFmt w:val="bullet"/>
+      <w:lvlText w:val=""/>
+      <w:lvlJc w:val="left"/>
+      <w:pPr>
+        <w:tabs>
+          <w:tab w:val="num" w:pos="3600"/>
+        </w:tabs>
+        <w:ind w:left="3600" w:hanging="360"/>
+      </w:pPr>
+      <w:rPr>
+        <w:rFonts w:ascii="Wingdings" w:hAnsi="Wingdings" w:hint="default"/>
+        <w:sz w:val="20"/>
+      </w:rPr>
+    </w:lvl>
+    <w:lvl w:ilvl="5" w:tentative="1">
+      <w:start w:val="1"/>
+      <w:numFmt w:val="bullet"/>
+      <w:lvlText w:val=""/>
+      <w:lvlJc w:val="left"/>
+      <w:pPr>
+        <w:tabs>
+          <w:tab w:val="num" w:pos="4320"/>
+        </w:tabs>
+        <w:ind w:left="4320" w:hanging="360"/>
+      </w:pPr>
+      <w:rPr>
+        <w:rFonts w:ascii="Wingdings" w:hAnsi="Wingdings" w:hint="default"/>
+        <w:sz w:val="20"/>
+      </w:rPr>
+    </w:lvl>
+    <w:lvl w:ilvl="6" w:tentative="1">
+      <w:start w:val="1"/>
+      <w:numFmt w:val="bullet"/>
+      <w:lvlText w:val=""/>
+      <w:lvlJc w:val="left"/>
+      <w:pPr>
+        <w:tabs>
+          <w:tab w:val="num" w:pos="5040"/>
+        </w:tabs>
+        <w:ind w:left="5040" w:hanging="360"/>
+      </w:pPr>
+      <w:rPr>
+        <w:rFonts w:ascii="Wingdings" w:hAnsi="Wingdings" w:hint="default"/>
+        <w:sz w:val="20"/>
+      </w:rPr>
+    </w:lvl>
+    <w:lvl w:ilvl="7" w:tentative="1">
+      <w:start w:val="1"/>
+      <w:numFmt w:val="bullet"/>
+      <w:lvlText w:val=""/>
+      <w:lvlJc w:val="left"/>
+      <w:pPr>
+        <w:tabs>
+          <w:tab w:val="num" w:pos="5760"/>
+        </w:tabs>
+        <w:ind w:left="5760" w:hanging="360"/>
+      </w:pPr>
+      <w:rPr>
+        <w:rFonts w:ascii="Wingdings" w:hAnsi="Wingdings" w:hint="default"/>
+        <w:sz w:val="20"/>
+      </w:rPr>
+    </w:lvl>
+    <w:lvl w:ilvl="8" w:tentative="1">
+      <w:start w:val="1"/>
+      <w:numFmt w:val="bullet"/>
+      <w:lvlText w:val=""/>
+      <w:lvlJc w:val="left"/>
+      <w:pPr>
+        <w:tabs>
+          <w:tab w:val="num" w:pos="6480"/>
+        </w:tabs>
+        <w:ind w:left="6480" w:hanging="360"/>
+      </w:pPr>
+      <w:rPr>
+        <w:rFonts w:ascii="Wingdings" w:hAnsi="Wingdings" w:hint="default"/>
+        <w:sz w:val="20"/>
+      </w:rPr>
+    </w:lvl>
+  </w:abstractNum>
+  <w:abstractNum w:abstractNumId="2" w15:restartNumberingAfterBreak="0">
+    <w:nsid w:val="12AF7AC4"/>
+    <w:multiLevelType w:val="multilevel"/>
+    <w:tmpl w:val="EDFC8550"/>
+    <w:lvl w:ilvl="0">
+      <w:start w:val="1"/>
+      <w:numFmt w:val="bullet"/>
+      <w:lvlText w:val=""/>
+      <w:lvlJc w:val="left"/>
+      <w:pPr>
+        <w:tabs>
+          <w:tab w:val="num" w:pos="720"/>
+        </w:tabs>
+        <w:ind w:left="720" w:hanging="360"/>
+      </w:pPr>
+      <w:rPr>
+        <w:rFonts w:ascii="Symbol" w:hAnsi="Symbol" w:hint="default"/>
+        <w:sz w:val="20"/>
+      </w:rPr>
+    </w:lvl>
+    <w:lvl w:ilvl="1" w:tentative="1">
+      <w:start w:val="1"/>
+      <w:numFmt w:val="bullet"/>
+      <w:lvlText w:val="o"/>
+      <w:lvlJc w:val="left"/>
+      <w:pPr>
+        <w:tabs>
+          <w:tab w:val="num" w:pos="1440"/>
+        </w:tabs>
+        <w:ind w:left="1440" w:hanging="360"/>
+      </w:pPr>
+      <w:rPr>
+        <w:rFonts w:ascii="Courier New" w:hAnsi="Courier New" w:hint="default"/>
+        <w:sz w:val="20"/>
+      </w:rPr>
+    </w:lvl>
+    <w:lvl w:ilvl="2" w:tentative="1">
+      <w:start w:val="1"/>
+      <w:numFmt w:val="bullet"/>
+      <w:lvlText w:val=""/>
+      <w:lvlJc w:val="left"/>
+      <w:pPr>
+        <w:tabs>
+          <w:tab w:val="num" w:pos="2160"/>
+        </w:tabs>
+        <w:ind w:left="2160" w:hanging="360"/>
+      </w:pPr>
+      <w:rPr>
+        <w:rFonts w:ascii="Wingdings" w:hAnsi="Wingdings" w:hint="default"/>
+        <w:sz w:val="20"/>
+      </w:rPr>
+    </w:lvl>
+    <w:lvl w:ilvl="3" w:tentative="1">
+      <w:start w:val="1"/>
+      <w:numFmt w:val="bullet"/>
+      <w:lvlText w:val=""/>
+      <w:lvlJc w:val="left"/>
+      <w:pPr>
+        <w:tabs>
+          <w:tab w:val="num" w:pos="2880"/>
+        </w:tabs>
+        <w:ind w:left="2880" w:hanging="360"/>
+      </w:pPr>
+      <w:rPr>
+        <w:rFonts w:ascii="Wingdings" w:hAnsi="Wingdings" w:hint="default"/>
+        <w:sz w:val="20"/>
+      </w:rPr>
+    </w:lvl>
+    <w:lvl w:ilvl="4" w:tentative="1">
+      <w:start w:val="1"/>
+      <w:numFmt w:val="bullet"/>
+      <w:lvlText w:val=""/>
+      <w:lvlJc w:val="left"/>
+      <w:pPr>
+        <w:tabs>
+          <w:tab w:val="num" w:pos="3600"/>
+        </w:tabs>
+        <w:ind w:left="3600" w:hanging="360"/>
+      </w:pPr>
+      <w:rPr>
+        <w:rFonts w:ascii="Wingdings" w:hAnsi="Wingdings" w:hint="default"/>
+        <w:sz w:val="20"/>
+      </w:rPr>
+    </w:lvl>
+    <w:lvl w:ilvl="5" w:tentative="1">
+      <w:start w:val="1"/>
+      <w:numFmt w:val="bullet"/>
+      <w:lvlText w:val=""/>
+      <w:lvlJc w:val="left"/>
+      <w:pPr>
+        <w:tabs>
+          <w:tab w:val="num" w:pos="4320"/>
+        </w:tabs>
+        <w:ind w:left="4320" w:hanging="360"/>
+      </w:pPr>
+      <w:rPr>
+        <w:rFonts w:ascii="Wingdings" w:hAnsi="Wingdings" w:hint="default"/>
+        <w:sz w:val="20"/>
+      </w:rPr>
+    </w:lvl>
+    <w:lvl w:ilvl="6" w:tentative="1">
+      <w:start w:val="1"/>
+      <w:numFmt w:val="bullet"/>
+      <w:lvlText w:val=""/>
+      <w:lvlJc w:val="left"/>
+      <w:pPr>
+        <w:tabs>
+          <w:tab w:val="num" w:pos="5040"/>
+        </w:tabs>
+        <w:ind w:left="5040" w:hanging="360"/>
+      </w:pPr>
+      <w:rPr>
+        <w:rFonts w:ascii="Wingdings" w:hAnsi="Wingdings" w:hint="default"/>
+        <w:sz w:val="20"/>
+      </w:rPr>
+    </w:lvl>
+    <w:lvl w:ilvl="7" w:tentative="1">
+      <w:start w:val="1"/>
+      <w:numFmt w:val="bullet"/>
+      <w:lvlText w:val=""/>
+      <w:lvlJc w:val="left"/>
+      <w:pPr>
+        <w:tabs>
+          <w:tab w:val="num" w:pos="5760"/>
+        </w:tabs>
+        <w:ind w:left="5760" w:hanging="360"/>
+      </w:pPr>
+      <w:rPr>
+        <w:rFonts w:ascii="Wingdings" w:hAnsi="Wingdings" w:hint="default"/>
+        <w:sz w:val="20"/>
+      </w:rPr>
+    </w:lvl>
+    <w:lvl w:ilvl="8" w:tentative="1">
+      <w:start w:val="1"/>
+      <w:numFmt w:val="bullet"/>
+      <w:lvlText w:val=""/>
+      <w:lvlJc w:val="left"/>
+      <w:pPr>
+        <w:tabs>
+          <w:tab w:val="num" w:pos="6480"/>
+        </w:tabs>
+        <w:ind w:left="6480" w:hanging="360"/>
+      </w:pPr>
+      <w:rPr>
+        <w:rFonts w:ascii="Wingdings" w:hAnsi="Wingdings" w:hint="default"/>
+        <w:sz w:val="20"/>
+      </w:rPr>
+    </w:lvl>
+  </w:abstractNum>
+  <w:abstractNum w:abstractNumId="3" w15:restartNumberingAfterBreak="0">
     <w:nsid w:val="1BD6099E"/>
     <w:multiLevelType w:val="multilevel"/>
     <w:tmpl w:val="36DABD8E"/>
@@ -514,7 +4978,269 @@
       </w:rPr>
     </w:lvl>
   </w:abstractNum>
-  <w:abstractNum w:abstractNumId="1" w15:restartNumberingAfterBreak="0">
+  <w:abstractNum w:abstractNumId="4" w15:restartNumberingAfterBreak="0">
+    <w:nsid w:val="213F3914"/>
+    <w:multiLevelType w:val="multilevel"/>
+    <w:tmpl w:val="DFBA6D9C"/>
+    <w:lvl w:ilvl="0">
+      <w:start w:val="1"/>
+      <w:numFmt w:val="bullet"/>
+      <w:lvlText w:val=""/>
+      <w:lvlJc w:val="left"/>
+      <w:pPr>
+        <w:tabs>
+          <w:tab w:val="num" w:pos="720"/>
+        </w:tabs>
+        <w:ind w:left="720" w:hanging="360"/>
+      </w:pPr>
+      <w:rPr>
+        <w:rFonts w:ascii="Symbol" w:hAnsi="Symbol" w:hint="default"/>
+        <w:sz w:val="20"/>
+      </w:rPr>
+    </w:lvl>
+    <w:lvl w:ilvl="1" w:tentative="1">
+      <w:start w:val="1"/>
+      <w:numFmt w:val="bullet"/>
+      <w:lvlText w:val="o"/>
+      <w:lvlJc w:val="left"/>
+      <w:pPr>
+        <w:tabs>
+          <w:tab w:val="num" w:pos="1440"/>
+        </w:tabs>
+        <w:ind w:left="1440" w:hanging="360"/>
+      </w:pPr>
+      <w:rPr>
+        <w:rFonts w:ascii="Courier New" w:hAnsi="Courier New" w:hint="default"/>
+        <w:sz w:val="20"/>
+      </w:rPr>
+    </w:lvl>
+    <w:lvl w:ilvl="2" w:tentative="1">
+      <w:start w:val="1"/>
+      <w:numFmt w:val="bullet"/>
+      <w:lvlText w:val=""/>
+      <w:lvlJc w:val="left"/>
+      <w:pPr>
+        <w:tabs>
+          <w:tab w:val="num" w:pos="2160"/>
+        </w:tabs>
+        <w:ind w:left="2160" w:hanging="360"/>
+      </w:pPr>
+      <w:rPr>
+        <w:rFonts w:ascii="Wingdings" w:hAnsi="Wingdings" w:hint="default"/>
+        <w:sz w:val="20"/>
+      </w:rPr>
+    </w:lvl>
+    <w:lvl w:ilvl="3" w:tentative="1">
+      <w:start w:val="1"/>
+      <w:numFmt w:val="bullet"/>
+      <w:lvlText w:val=""/>
+      <w:lvlJc w:val="left"/>
+      <w:pPr>
+        <w:tabs>
+          <w:tab w:val="num" w:pos="2880"/>
+        </w:tabs>
+        <w:ind w:left="2880" w:hanging="360"/>
+      </w:pPr>
+      <w:rPr>
+        <w:rFonts w:ascii="Wingdings" w:hAnsi="Wingdings" w:hint="default"/>
+        <w:sz w:val="20"/>
+      </w:rPr>
+    </w:lvl>
+    <w:lvl w:ilvl="4" w:tentative="1">
+      <w:start w:val="1"/>
+      <w:numFmt w:val="bullet"/>
+      <w:lvlText w:val=""/>
+      <w:lvlJc w:val="left"/>
+      <w:pPr>
+        <w:tabs>
+          <w:tab w:val="num" w:pos="3600"/>
+        </w:tabs>
+        <w:ind w:left="3600" w:hanging="360"/>
+      </w:pPr>
+      <w:rPr>
+        <w:rFonts w:ascii="Wingdings" w:hAnsi="Wingdings" w:hint="default"/>
+        <w:sz w:val="20"/>
+      </w:rPr>
+    </w:lvl>
+    <w:lvl w:ilvl="5" w:tentative="1">
+      <w:start w:val="1"/>
+      <w:numFmt w:val="bullet"/>
+      <w:lvlText w:val=""/>
+      <w:lvlJc w:val="left"/>
+      <w:pPr>
+        <w:tabs>
+          <w:tab w:val="num" w:pos="4320"/>
+        </w:tabs>
+        <w:ind w:left="4320" w:hanging="360"/>
+      </w:pPr>
+      <w:rPr>
+        <w:rFonts w:ascii="Wingdings" w:hAnsi="Wingdings" w:hint="default"/>
+        <w:sz w:val="20"/>
+      </w:rPr>
+    </w:lvl>
+    <w:lvl w:ilvl="6" w:tentative="1">
+      <w:start w:val="1"/>
+      <w:numFmt w:val="bullet"/>
+      <w:lvlText w:val=""/>
+      <w:lvlJc w:val="left"/>
+      <w:pPr>
+        <w:tabs>
+          <w:tab w:val="num" w:pos="5040"/>
+        </w:tabs>
+        <w:ind w:left="5040" w:hanging="360"/>
+      </w:pPr>
+      <w:rPr>
+        <w:rFonts w:ascii="Wingdings" w:hAnsi="Wingdings" w:hint="default"/>
+        <w:sz w:val="20"/>
+      </w:rPr>
+    </w:lvl>
+    <w:lvl w:ilvl="7" w:tentative="1">
+      <w:start w:val="1"/>
+      <w:numFmt w:val="bullet"/>
+      <w:lvlText w:val=""/>
+      <w:lvlJc w:val="left"/>
+      <w:pPr>
+        <w:tabs>
+          <w:tab w:val="num" w:pos="5760"/>
+        </w:tabs>
+        <w:ind w:left="5760" w:hanging="360"/>
+      </w:pPr>
+      <w:rPr>
+        <w:rFonts w:ascii="Wingdings" w:hAnsi="Wingdings" w:hint="default"/>
+        <w:sz w:val="20"/>
+      </w:rPr>
+    </w:lvl>
+    <w:lvl w:ilvl="8" w:tentative="1">
+      <w:start w:val="1"/>
+      <w:numFmt w:val="bullet"/>
+      <w:lvlText w:val=""/>
+      <w:lvlJc w:val="left"/>
+      <w:pPr>
+        <w:tabs>
+          <w:tab w:val="num" w:pos="6480"/>
+        </w:tabs>
+        <w:ind w:left="6480" w:hanging="360"/>
+      </w:pPr>
+      <w:rPr>
+        <w:rFonts w:ascii="Wingdings" w:hAnsi="Wingdings" w:hint="default"/>
+        <w:sz w:val="20"/>
+      </w:rPr>
+    </w:lvl>
+  </w:abstractNum>
+  <w:abstractNum w:abstractNumId="5" w15:restartNumberingAfterBreak="0">
+    <w:nsid w:val="284C37C3"/>
+    <w:multiLevelType w:val="multilevel"/>
+    <w:tmpl w:val="081210C0"/>
+    <w:lvl w:ilvl="0">
+      <w:start w:val="1"/>
+      <w:numFmt w:val="decimal"/>
+      <w:lvlText w:val="%1."/>
+      <w:lvlJc w:val="left"/>
+      <w:pPr>
+        <w:tabs>
+          <w:tab w:val="num" w:pos="720"/>
+        </w:tabs>
+        <w:ind w:left="720" w:hanging="360"/>
+      </w:pPr>
+    </w:lvl>
+    <w:lvl w:ilvl="1" w:tentative="1">
+      <w:start w:val="1"/>
+      <w:numFmt w:val="decimal"/>
+      <w:lvlText w:val="%2."/>
+      <w:lvlJc w:val="left"/>
+      <w:pPr>
+        <w:tabs>
+          <w:tab w:val="num" w:pos="1440"/>
+        </w:tabs>
+        <w:ind w:left="1440" w:hanging="360"/>
+      </w:pPr>
+    </w:lvl>
+    <w:lvl w:ilvl="2" w:tentative="1">
+      <w:start w:val="1"/>
+      <w:numFmt w:val="decimal"/>
+      <w:lvlText w:val="%3."/>
+      <w:lvlJc w:val="left"/>
+      <w:pPr>
+        <w:tabs>
+          <w:tab w:val="num" w:pos="2160"/>
+        </w:tabs>
+        <w:ind w:left="2160" w:hanging="360"/>
+      </w:pPr>
+    </w:lvl>
+    <w:lvl w:ilvl="3" w:tentative="1">
+      <w:start w:val="1"/>
+      <w:numFmt w:val="decimal"/>
+      <w:lvlText w:val="%4."/>
+      <w:lvlJc w:val="left"/>
+      <w:pPr>
+        <w:tabs>
+          <w:tab w:val="num" w:pos="2880"/>
+        </w:tabs>
+        <w:ind w:left="2880" w:hanging="360"/>
+      </w:pPr>
+    </w:lvl>
+    <w:lvl w:ilvl="4" w:tentative="1">
+      <w:start w:val="1"/>
+      <w:numFmt w:val="decimal"/>
+      <w:lvlText w:val="%5."/>
+      <w:lvlJc w:val="left"/>
+      <w:pPr>
+        <w:tabs>
+          <w:tab w:val="num" w:pos="3600"/>
+        </w:tabs>
+        <w:ind w:left="3600" w:hanging="360"/>
+      </w:pPr>
+    </w:lvl>
+    <w:lvl w:ilvl="5" w:tentative="1">
+      <w:start w:val="1"/>
+      <w:numFmt w:val="decimal"/>
+      <w:lvlText w:val="%6."/>
+      <w:lvlJc w:val="left"/>
+      <w:pPr>
+        <w:tabs>
+          <w:tab w:val="num" w:pos="4320"/>
+        </w:tabs>
+        <w:ind w:left="4320" w:hanging="360"/>
+      </w:pPr>
+    </w:lvl>
+    <w:lvl w:ilvl="6" w:tentative="1">
+      <w:start w:val="1"/>
+      <w:numFmt w:val="decimal"/>
+      <w:lvlText w:val="%7."/>
+      <w:lvlJc w:val="left"/>
+      <w:pPr>
+        <w:tabs>
+          <w:tab w:val="num" w:pos="5040"/>
+        </w:tabs>
+        <w:ind w:left="5040" w:hanging="360"/>
+      </w:pPr>
+    </w:lvl>
+    <w:lvl w:ilvl="7" w:tentative="1">
+      <w:start w:val="1"/>
+      <w:numFmt w:val="decimal"/>
+      <w:lvlText w:val="%8."/>
+      <w:lvlJc w:val="left"/>
+      <w:pPr>
+        <w:tabs>
+          <w:tab w:val="num" w:pos="5760"/>
+        </w:tabs>
+        <w:ind w:left="5760" w:hanging="360"/>
+      </w:pPr>
+    </w:lvl>
+    <w:lvl w:ilvl="8" w:tentative="1">
+      <w:start w:val="1"/>
+      <w:numFmt w:val="decimal"/>
+      <w:lvlText w:val="%9."/>
+      <w:lvlJc w:val="left"/>
+      <w:pPr>
+        <w:tabs>
+          <w:tab w:val="num" w:pos="6480"/>
+        </w:tabs>
+        <w:ind w:left="6480" w:hanging="360"/>
+      </w:pPr>
+    </w:lvl>
+  </w:abstractNum>
+  <w:abstractNum w:abstractNumId="6" w15:restartNumberingAfterBreak="0">
     <w:nsid w:val="32F93083"/>
     <w:multiLevelType w:val="multilevel"/>
     <w:tmpl w:val="86C24F80"/>
@@ -663,7 +5389,305 @@
       </w:rPr>
     </w:lvl>
   </w:abstractNum>
-  <w:abstractNum w:abstractNumId="2" w15:restartNumberingAfterBreak="0">
+  <w:abstractNum w:abstractNumId="7" w15:restartNumberingAfterBreak="0">
+    <w:nsid w:val="4A0605B1"/>
+    <w:multiLevelType w:val="multilevel"/>
+    <w:tmpl w:val="F146CE66"/>
+    <w:lvl w:ilvl="0">
+      <w:start w:val="1"/>
+      <w:numFmt w:val="bullet"/>
+      <w:lvlText w:val=""/>
+      <w:lvlJc w:val="left"/>
+      <w:pPr>
+        <w:tabs>
+          <w:tab w:val="num" w:pos="720"/>
+        </w:tabs>
+        <w:ind w:left="720" w:hanging="360"/>
+      </w:pPr>
+      <w:rPr>
+        <w:rFonts w:ascii="Symbol" w:hAnsi="Symbol" w:hint="default"/>
+        <w:sz w:val="20"/>
+      </w:rPr>
+    </w:lvl>
+    <w:lvl w:ilvl="1" w:tentative="1">
+      <w:start w:val="1"/>
+      <w:numFmt w:val="bullet"/>
+      <w:lvlText w:val="o"/>
+      <w:lvlJc w:val="left"/>
+      <w:pPr>
+        <w:tabs>
+          <w:tab w:val="num" w:pos="1440"/>
+        </w:tabs>
+        <w:ind w:left="1440" w:hanging="360"/>
+      </w:pPr>
+      <w:rPr>
+        <w:rFonts w:ascii="Courier New" w:hAnsi="Courier New" w:hint="default"/>
+        <w:sz w:val="20"/>
+      </w:rPr>
+    </w:lvl>
+    <w:lvl w:ilvl="2" w:tentative="1">
+      <w:start w:val="1"/>
+      <w:numFmt w:val="bullet"/>
+      <w:lvlText w:val=""/>
+      <w:lvlJc w:val="left"/>
+      <w:pPr>
+        <w:tabs>
+          <w:tab w:val="num" w:pos="2160"/>
+        </w:tabs>
+        <w:ind w:left="2160" w:hanging="360"/>
+      </w:pPr>
+      <w:rPr>
+        <w:rFonts w:ascii="Wingdings" w:hAnsi="Wingdings" w:hint="default"/>
+        <w:sz w:val="20"/>
+      </w:rPr>
+    </w:lvl>
+    <w:lvl w:ilvl="3" w:tentative="1">
+      <w:start w:val="1"/>
+      <w:numFmt w:val="bullet"/>
+      <w:lvlText w:val=""/>
+      <w:lvlJc w:val="left"/>
+      <w:pPr>
+        <w:tabs>
+          <w:tab w:val="num" w:pos="2880"/>
+        </w:tabs>
+        <w:ind w:left="2880" w:hanging="360"/>
+      </w:pPr>
+      <w:rPr>
+        <w:rFonts w:ascii="Wingdings" w:hAnsi="Wingdings" w:hint="default"/>
+        <w:sz w:val="20"/>
+      </w:rPr>
+    </w:lvl>
+    <w:lvl w:ilvl="4" w:tentative="1">
+      <w:start w:val="1"/>
+      <w:numFmt w:val="bullet"/>
+      <w:lvlText w:val=""/>
+      <w:lvlJc w:val="left"/>
+      <w:pPr>
+        <w:tabs>
+          <w:tab w:val="num" w:pos="3600"/>
+        </w:tabs>
+        <w:ind w:left="3600" w:hanging="360"/>
+      </w:pPr>
+      <w:rPr>
+        <w:rFonts w:ascii="Wingdings" w:hAnsi="Wingdings" w:hint="default"/>
+        <w:sz w:val="20"/>
+      </w:rPr>
+    </w:lvl>
+    <w:lvl w:ilvl="5" w:tentative="1">
+      <w:start w:val="1"/>
+      <w:numFmt w:val="bullet"/>
+      <w:lvlText w:val=""/>
+      <w:lvlJc w:val="left"/>
+      <w:pPr>
+        <w:tabs>
+          <w:tab w:val="num" w:pos="4320"/>
+        </w:tabs>
+        <w:ind w:left="4320" w:hanging="360"/>
+      </w:pPr>
+      <w:rPr>
+        <w:rFonts w:ascii="Wingdings" w:hAnsi="Wingdings" w:hint="default"/>
+        <w:sz w:val="20"/>
+      </w:rPr>
+    </w:lvl>
+    <w:lvl w:ilvl="6" w:tentative="1">
+      <w:start w:val="1"/>
+      <w:numFmt w:val="bullet"/>
+      <w:lvlText w:val=""/>
+      <w:lvlJc w:val="left"/>
+      <w:pPr>
+        <w:tabs>
+          <w:tab w:val="num" w:pos="5040"/>
+        </w:tabs>
+        <w:ind w:left="5040" w:hanging="360"/>
+      </w:pPr>
+      <w:rPr>
+        <w:rFonts w:ascii="Wingdings" w:hAnsi="Wingdings" w:hint="default"/>
+        <w:sz w:val="20"/>
+      </w:rPr>
+    </w:lvl>
+    <w:lvl w:ilvl="7" w:tentative="1">
+      <w:start w:val="1"/>
+      <w:numFmt w:val="bullet"/>
+      <w:lvlText w:val=""/>
+      <w:lvlJc w:val="left"/>
+      <w:pPr>
+        <w:tabs>
+          <w:tab w:val="num" w:pos="5760"/>
+        </w:tabs>
+        <w:ind w:left="5760" w:hanging="360"/>
+      </w:pPr>
+      <w:rPr>
+        <w:rFonts w:ascii="Wingdings" w:hAnsi="Wingdings" w:hint="default"/>
+        <w:sz w:val="20"/>
+      </w:rPr>
+    </w:lvl>
+    <w:lvl w:ilvl="8" w:tentative="1">
+      <w:start w:val="1"/>
+      <w:numFmt w:val="bullet"/>
+      <w:lvlText w:val=""/>
+      <w:lvlJc w:val="left"/>
+      <w:pPr>
+        <w:tabs>
+          <w:tab w:val="num" w:pos="6480"/>
+        </w:tabs>
+        <w:ind w:left="6480" w:hanging="360"/>
+      </w:pPr>
+      <w:rPr>
+        <w:rFonts w:ascii="Wingdings" w:hAnsi="Wingdings" w:hint="default"/>
+        <w:sz w:val="20"/>
+      </w:rPr>
+    </w:lvl>
+  </w:abstractNum>
+  <w:abstractNum w:abstractNumId="8" w15:restartNumberingAfterBreak="0">
+    <w:nsid w:val="70AB1759"/>
+    <w:multiLevelType w:val="multilevel"/>
+    <w:tmpl w:val="CB563D96"/>
+    <w:lvl w:ilvl="0">
+      <w:start w:val="1"/>
+      <w:numFmt w:val="bullet"/>
+      <w:lvlText w:val=""/>
+      <w:lvlJc w:val="left"/>
+      <w:pPr>
+        <w:tabs>
+          <w:tab w:val="num" w:pos="720"/>
+        </w:tabs>
+        <w:ind w:left="720" w:hanging="360"/>
+      </w:pPr>
+      <w:rPr>
+        <w:rFonts w:ascii="Symbol" w:hAnsi="Symbol" w:hint="default"/>
+        <w:sz w:val="20"/>
+      </w:rPr>
+    </w:lvl>
+    <w:lvl w:ilvl="1" w:tentative="1">
+      <w:start w:val="1"/>
+      <w:numFmt w:val="bullet"/>
+      <w:lvlText w:val="o"/>
+      <w:lvlJc w:val="left"/>
+      <w:pPr>
+        <w:tabs>
+          <w:tab w:val="num" w:pos="1440"/>
+        </w:tabs>
+        <w:ind w:left="1440" w:hanging="360"/>
+      </w:pPr>
+      <w:rPr>
+        <w:rFonts w:ascii="Courier New" w:hAnsi="Courier New" w:hint="default"/>
+        <w:sz w:val="20"/>
+      </w:rPr>
+    </w:lvl>
+    <w:lvl w:ilvl="2" w:tentative="1">
+      <w:start w:val="1"/>
+      <w:numFmt w:val="bullet"/>
+      <w:lvlText w:val=""/>
+      <w:lvlJc w:val="left"/>
+      <w:pPr>
+        <w:tabs>
+          <w:tab w:val="num" w:pos="2160"/>
+        </w:tabs>
+        <w:ind w:left="2160" w:hanging="360"/>
+      </w:pPr>
+      <w:rPr>
+        <w:rFonts w:ascii="Wingdings" w:hAnsi="Wingdings" w:hint="default"/>
+        <w:sz w:val="20"/>
+      </w:rPr>
+    </w:lvl>
+    <w:lvl w:ilvl="3" w:tentative="1">
+      <w:start w:val="1"/>
+      <w:numFmt w:val="bullet"/>
+      <w:lvlText w:val=""/>
+      <w:lvlJc w:val="left"/>
+      <w:pPr>
+        <w:tabs>
+          <w:tab w:val="num" w:pos="2880"/>
+        </w:tabs>
+        <w:ind w:left="2880" w:hanging="360"/>
+      </w:pPr>
+      <w:rPr>
+        <w:rFonts w:ascii="Wingdings" w:hAnsi="Wingdings" w:hint="default"/>
+        <w:sz w:val="20"/>
+      </w:rPr>
+    </w:lvl>
+    <w:lvl w:ilvl="4" w:tentative="1">
+      <w:start w:val="1"/>
+      <w:numFmt w:val="bullet"/>
+      <w:lvlText w:val=""/>
+      <w:lvlJc w:val="left"/>
+      <w:pPr>
+        <w:tabs>
+          <w:tab w:val="num" w:pos="3600"/>
+        </w:tabs>
+        <w:ind w:left="3600" w:hanging="360"/>
+      </w:pPr>
+      <w:rPr>
+        <w:rFonts w:ascii="Wingdings" w:hAnsi="Wingdings" w:hint="default"/>
+        <w:sz w:val="20"/>
+      </w:rPr>
+    </w:lvl>
+    <w:lvl w:ilvl="5" w:tentative="1">
+      <w:start w:val="1"/>
+      <w:numFmt w:val="bullet"/>
+      <w:lvlText w:val=""/>
+      <w:lvlJc w:val="left"/>
+      <w:pPr>
+        <w:tabs>
+          <w:tab w:val="num" w:pos="4320"/>
+        </w:tabs>
+        <w:ind w:left="4320" w:hanging="360"/>
+      </w:pPr>
+      <w:rPr>
+        <w:rFonts w:ascii="Wingdings" w:hAnsi="Wingdings" w:hint="default"/>
+        <w:sz w:val="20"/>
+      </w:rPr>
+    </w:lvl>
+    <w:lvl w:ilvl="6" w:tentative="1">
+      <w:start w:val="1"/>
+      <w:numFmt w:val="bullet"/>
+      <w:lvlText w:val=""/>
+      <w:lvlJc w:val="left"/>
+      <w:pPr>
+        <w:tabs>
+          <w:tab w:val="num" w:pos="5040"/>
+        </w:tabs>
+        <w:ind w:left="5040" w:hanging="360"/>
+      </w:pPr>
+      <w:rPr>
+        <w:rFonts w:ascii="Wingdings" w:hAnsi="Wingdings" w:hint="default"/>
+        <w:sz w:val="20"/>
+      </w:rPr>
+    </w:lvl>
+    <w:lvl w:ilvl="7" w:tentative="1">
+      <w:start w:val="1"/>
+      <w:numFmt w:val="bullet"/>
+      <w:lvlText w:val=""/>
+      <w:lvlJc w:val="left"/>
+      <w:pPr>
+        <w:tabs>
+          <w:tab w:val="num" w:pos="5760"/>
+        </w:tabs>
+        <w:ind w:left="5760" w:hanging="360"/>
+      </w:pPr>
+      <w:rPr>
+        <w:rFonts w:ascii="Wingdings" w:hAnsi="Wingdings" w:hint="default"/>
+        <w:sz w:val="20"/>
+      </w:rPr>
+    </w:lvl>
+    <w:lvl w:ilvl="8" w:tentative="1">
+      <w:start w:val="1"/>
+      <w:numFmt w:val="bullet"/>
+      <w:lvlText w:val=""/>
+      <w:lvlJc w:val="left"/>
+      <w:pPr>
+        <w:tabs>
+          <w:tab w:val="num" w:pos="6480"/>
+        </w:tabs>
+        <w:ind w:left="6480" w:hanging="360"/>
+      </w:pPr>
+      <w:rPr>
+        <w:rFonts w:ascii="Wingdings" w:hAnsi="Wingdings" w:hint="default"/>
+        <w:sz w:val="20"/>
+      </w:rPr>
+    </w:lvl>
+  </w:abstractNum>
+  <w:abstractNum w:abstractNumId="9" w15:restartNumberingAfterBreak="0">
     <w:nsid w:val="78203F1E"/>
     <w:multiLevelType w:val="multilevel"/>
     <w:tmpl w:val="37725874"/>
@@ -813,13 +5837,34 @@
     </w:lvl>
   </w:abstractNum>
   <w:num w:numId="1" w16cid:durableId="1897356771">
+    <w:abstractNumId w:val="9"/>
+  </w:num>
+  <w:num w:numId="2" w16cid:durableId="872227209">
+    <w:abstractNumId w:val="3"/>
+  </w:num>
+  <w:num w:numId="3" w16cid:durableId="901864982">
+    <w:abstractNumId w:val="6"/>
+  </w:num>
+  <w:num w:numId="4" w16cid:durableId="1467238388">
+    <w:abstractNumId w:val="7"/>
+  </w:num>
+  <w:num w:numId="5" w16cid:durableId="1700007048">
     <w:abstractNumId w:val="2"/>
   </w:num>
-  <w:num w:numId="2" w16cid:durableId="872227209">
+  <w:num w:numId="6" w16cid:durableId="1826433379">
     <w:abstractNumId w:val="0"/>
   </w:num>
-  <w:num w:numId="3" w16cid:durableId="901864982">
+  <w:num w:numId="7" w16cid:durableId="300574769">
+    <w:abstractNumId w:val="8"/>
+  </w:num>
+  <w:num w:numId="8" w16cid:durableId="1018000134">
+    <w:abstractNumId w:val="4"/>
+  </w:num>
+  <w:num w:numId="9" w16cid:durableId="7488840">
     <w:abstractNumId w:val="1"/>
+  </w:num>
+  <w:num w:numId="10" w16cid:durableId="2034572006">
+    <w:abstractNumId w:val="5"/>
   </w:num>
 </w:numbering>
 </file>

--- a/SQL/SQL NOTES.docx
+++ b/SQL/SQL NOTES.docx
@@ -4405,6 +4405,2861 @@
         </w:pict>
       </w:r>
     </w:p>
+    <w:p>
+      <w:pPr>
+        <w:rPr>
+          <w:b/>
+          <w:bCs/>
+          <w:sz w:val="40"/>
+          <w:szCs w:val="40"/>
+          <w:u w:val="single"/>
+        </w:rPr>
+      </w:pPr>
+      <w:r>
+        <w:rPr>
+          <w:b/>
+          <w:bCs/>
+          <w:sz w:val="40"/>
+          <w:szCs w:val="40"/>
+          <w:u w:val="single"/>
+        </w:rPr>
+        <w:t>SQL NOTES (</w:t>
+      </w:r>
+      <w:r>
+        <w:rPr>
+          <w:b/>
+          <w:bCs/>
+          <w:sz w:val="40"/>
+          <w:szCs w:val="40"/>
+          <w:u w:val="single"/>
+        </w:rPr>
+        <w:t>4</w:t>
+      </w:r>
+      <w:r>
+        <w:rPr>
+          <w:b/>
+          <w:bCs/>
+          <w:sz w:val="40"/>
+          <w:szCs w:val="40"/>
+          <w:u w:val="single"/>
+        </w:rPr>
+        <w:t>)</w:t>
+      </w:r>
+    </w:p>
+    <w:p>
+      <w:pPr>
+        <w:rPr>
+          <w:b/>
+          <w:bCs/>
+        </w:rPr>
+      </w:pPr>
+      <w:r>
+        <w:rPr>
+          <w:b/>
+          <w:bCs/>
+        </w:rPr>
+        <w:t>Types of SQL Commands</w:t>
+      </w:r>
+    </w:p>
+    <w:p>
+      <w:r>
+        <w:t xml:space="preserve">SQL ki </w:t>
+      </w:r>
+      <w:proofErr w:type="spellStart"/>
+      <w:r>
+        <w:t>jitni</w:t>
+      </w:r>
+      <w:proofErr w:type="spellEnd"/>
+      <w:r>
+        <w:t xml:space="preserve"> </w:t>
+      </w:r>
+      <w:proofErr w:type="spellStart"/>
+      <w:r>
+        <w:t>bhi</w:t>
+      </w:r>
+      <w:proofErr w:type="spellEnd"/>
+      <w:r>
+        <w:t xml:space="preserve"> commands hum </w:t>
+      </w:r>
+      <w:proofErr w:type="spellStart"/>
+      <w:r>
+        <w:t>likhte</w:t>
+      </w:r>
+      <w:proofErr w:type="spellEnd"/>
+      <w:r>
+        <w:t xml:space="preserve"> hain, </w:t>
+      </w:r>
+      <w:proofErr w:type="spellStart"/>
+      <w:r>
+        <w:t>unhe</w:t>
+      </w:r>
+      <w:proofErr w:type="spellEnd"/>
+      <w:r>
+        <w:t xml:space="preserve"> </w:t>
+      </w:r>
+      <w:proofErr w:type="spellStart"/>
+      <w:r>
+        <w:t>unke</w:t>
+      </w:r>
+      <w:proofErr w:type="spellEnd"/>
+      <w:r>
+        <w:t xml:space="preserve"> </w:t>
+      </w:r>
+      <w:proofErr w:type="spellStart"/>
+      <w:r>
+        <w:t>kaam</w:t>
+      </w:r>
+      <w:proofErr w:type="spellEnd"/>
+      <w:r>
+        <w:t xml:space="preserve"> (functionality) </w:t>
+      </w:r>
+      <w:proofErr w:type="spellStart"/>
+      <w:r>
+        <w:t>ke</w:t>
+      </w:r>
+      <w:proofErr w:type="spellEnd"/>
+      <w:r>
+        <w:t xml:space="preserve"> </w:t>
+      </w:r>
+      <w:proofErr w:type="spellStart"/>
+      <w:r>
+        <w:t>hisaab</w:t>
+      </w:r>
+      <w:proofErr w:type="spellEnd"/>
+      <w:r>
+        <w:t xml:space="preserve"> se </w:t>
+      </w:r>
+      <w:r>
+        <w:rPr>
+          <w:b/>
+          <w:bCs/>
+        </w:rPr>
+        <w:t xml:space="preserve">5 </w:t>
+      </w:r>
+      <w:proofErr w:type="spellStart"/>
+      <w:r>
+        <w:rPr>
+          <w:b/>
+          <w:bCs/>
+        </w:rPr>
+        <w:t>alag-alag</w:t>
+      </w:r>
+      <w:proofErr w:type="spellEnd"/>
+      <w:r>
+        <w:rPr>
+          <w:b/>
+          <w:bCs/>
+        </w:rPr>
+        <w:t xml:space="preserve"> categories</w:t>
+      </w:r>
+      <w:r>
+        <w:t xml:space="preserve"> </w:t>
+      </w:r>
+      <w:proofErr w:type="spellStart"/>
+      <w:r>
+        <w:t>mein</w:t>
+      </w:r>
+      <w:proofErr w:type="spellEnd"/>
+      <w:r>
+        <w:t xml:space="preserve"> </w:t>
+      </w:r>
+      <w:proofErr w:type="spellStart"/>
+      <w:r>
+        <w:t>baanta</w:t>
+      </w:r>
+      <w:proofErr w:type="spellEnd"/>
+      <w:r>
+        <w:t xml:space="preserve"> </w:t>
+      </w:r>
+      <w:proofErr w:type="spellStart"/>
+      <w:r>
+        <w:t>gaya</w:t>
+      </w:r>
+      <w:proofErr w:type="spellEnd"/>
+      <w:r>
+        <w:t xml:space="preserve"> </w:t>
+      </w:r>
+      <w:proofErr w:type="spellStart"/>
+      <w:r>
+        <w:t>hai</w:t>
+      </w:r>
+      <w:proofErr w:type="spellEnd"/>
+      <w:r>
+        <w:t>.</w:t>
+      </w:r>
+    </w:p>
+    <w:p>
+      <w:pPr>
+        <w:rPr>
+          <w:b/>
+          <w:bCs/>
+        </w:rPr>
+      </w:pPr>
+      <w:r>
+        <w:rPr>
+          <w:b/>
+          <w:bCs/>
+        </w:rPr>
+        <w:t>1. DDL (Data Definition Language)</w:t>
+      </w:r>
+    </w:p>
+    <w:p>
+      <w:pPr>
+        <w:numPr>
+          <w:ilvl w:val="0"/>
+          <w:numId w:val="11"/>
+        </w:numPr>
+      </w:pPr>
+      <w:r>
+        <w:rPr>
+          <w:b/>
+          <w:bCs/>
+        </w:rPr>
+        <w:t xml:space="preserve">Kaam </w:t>
+      </w:r>
+      <w:proofErr w:type="spellStart"/>
+      <w:r>
+        <w:rPr>
+          <w:b/>
+          <w:bCs/>
+        </w:rPr>
+        <w:t>kya</w:t>
+      </w:r>
+      <w:proofErr w:type="spellEnd"/>
+      <w:r>
+        <w:rPr>
+          <w:b/>
+          <w:bCs/>
+        </w:rPr>
+        <w:t xml:space="preserve"> </w:t>
+      </w:r>
+      <w:proofErr w:type="spellStart"/>
+      <w:r>
+        <w:rPr>
+          <w:b/>
+          <w:bCs/>
+        </w:rPr>
+        <w:t>hai</w:t>
+      </w:r>
+      <w:proofErr w:type="spellEnd"/>
+      <w:r>
+        <w:rPr>
+          <w:b/>
+          <w:bCs/>
+        </w:rPr>
+        <w:t>:</w:t>
+      </w:r>
+      <w:r>
+        <w:t xml:space="preserve"> Yeh commands database </w:t>
+      </w:r>
+      <w:proofErr w:type="spellStart"/>
+      <w:r>
+        <w:t>ya</w:t>
+      </w:r>
+      <w:proofErr w:type="spellEnd"/>
+      <w:r>
+        <w:t xml:space="preserve"> table </w:t>
+      </w:r>
+      <w:proofErr w:type="spellStart"/>
+      <w:r>
+        <w:t>ke</w:t>
+      </w:r>
+      <w:proofErr w:type="spellEnd"/>
+      <w:r>
+        <w:t xml:space="preserve"> </w:t>
+      </w:r>
+      <w:r>
+        <w:rPr>
+          <w:b/>
+          <w:bCs/>
+        </w:rPr>
+        <w:t>structure (schema)</w:t>
+      </w:r>
+      <w:r>
+        <w:t xml:space="preserve"> </w:t>
+      </w:r>
+      <w:proofErr w:type="spellStart"/>
+      <w:r>
+        <w:t>ke</w:t>
+      </w:r>
+      <w:proofErr w:type="spellEnd"/>
+      <w:r>
+        <w:t xml:space="preserve"> </w:t>
+      </w:r>
+      <w:proofErr w:type="spellStart"/>
+      <w:r>
+        <w:t>sath</w:t>
+      </w:r>
+      <w:proofErr w:type="spellEnd"/>
+      <w:r>
+        <w:t xml:space="preserve"> deal </w:t>
+      </w:r>
+      <w:proofErr w:type="spellStart"/>
+      <w:r>
+        <w:t>karti</w:t>
+      </w:r>
+      <w:proofErr w:type="spellEnd"/>
+      <w:r>
+        <w:t xml:space="preserve"> hain. </w:t>
+      </w:r>
+      <w:proofErr w:type="spellStart"/>
+      <w:r>
+        <w:t>Matlab</w:t>
+      </w:r>
+      <w:proofErr w:type="spellEnd"/>
+      <w:r>
+        <w:t xml:space="preserve"> yeh data ko </w:t>
+      </w:r>
+      <w:proofErr w:type="spellStart"/>
+      <w:r>
+        <w:t>nahi</w:t>
+      </w:r>
+      <w:proofErr w:type="spellEnd"/>
+      <w:r>
+        <w:t xml:space="preserve"> </w:t>
+      </w:r>
+      <w:proofErr w:type="spellStart"/>
+      <w:r>
+        <w:t>chhedti</w:t>
+      </w:r>
+      <w:proofErr w:type="spellEnd"/>
+      <w:r>
+        <w:t xml:space="preserve">, </w:t>
+      </w:r>
+      <w:proofErr w:type="spellStart"/>
+      <w:r>
+        <w:t>balki</w:t>
+      </w:r>
+      <w:proofErr w:type="spellEnd"/>
+      <w:r>
+        <w:t xml:space="preserve"> yeh decide </w:t>
+      </w:r>
+      <w:proofErr w:type="spellStart"/>
+      <w:r>
+        <w:t>karti</w:t>
+      </w:r>
+      <w:proofErr w:type="spellEnd"/>
+      <w:r>
+        <w:t xml:space="preserve"> </w:t>
+      </w:r>
+      <w:proofErr w:type="spellStart"/>
+      <w:r>
+        <w:t>hai</w:t>
+      </w:r>
+      <w:proofErr w:type="spellEnd"/>
+      <w:r>
+        <w:t xml:space="preserve"> ki table </w:t>
+      </w:r>
+      <w:proofErr w:type="spellStart"/>
+      <w:r>
+        <w:t>dikhegi</w:t>
+      </w:r>
+      <w:proofErr w:type="spellEnd"/>
+      <w:r>
+        <w:t xml:space="preserve"> </w:t>
+      </w:r>
+      <w:proofErr w:type="spellStart"/>
+      <w:r>
+        <w:t>kaisi</w:t>
+      </w:r>
+      <w:proofErr w:type="spellEnd"/>
+      <w:r>
+        <w:t xml:space="preserve">, </w:t>
+      </w:r>
+      <w:proofErr w:type="spellStart"/>
+      <w:r>
+        <w:t>usme</w:t>
+      </w:r>
+      <w:proofErr w:type="spellEnd"/>
+      <w:r>
+        <w:t xml:space="preserve"> </w:t>
+      </w:r>
+      <w:proofErr w:type="spellStart"/>
+      <w:r>
+        <w:t>kaun-kaun</w:t>
+      </w:r>
+      <w:proofErr w:type="spellEnd"/>
+      <w:r>
+        <w:t xml:space="preserve"> se columns </w:t>
+      </w:r>
+      <w:proofErr w:type="spellStart"/>
+      <w:r>
+        <w:t>honge</w:t>
+      </w:r>
+      <w:proofErr w:type="spellEnd"/>
+      <w:r>
+        <w:t xml:space="preserve">, </w:t>
+      </w:r>
+      <w:proofErr w:type="spellStart"/>
+      <w:r>
+        <w:t>ya</w:t>
+      </w:r>
+      <w:proofErr w:type="spellEnd"/>
+      <w:r>
+        <w:t xml:space="preserve"> database </w:t>
+      </w:r>
+      <w:proofErr w:type="spellStart"/>
+      <w:r>
+        <w:t>banega</w:t>
+      </w:r>
+      <w:proofErr w:type="spellEnd"/>
+      <w:r>
+        <w:t xml:space="preserve"> </w:t>
+      </w:r>
+      <w:proofErr w:type="spellStart"/>
+      <w:r>
+        <w:t>kaise</w:t>
+      </w:r>
+      <w:proofErr w:type="spellEnd"/>
+      <w:r>
+        <w:t>.</w:t>
+      </w:r>
+    </w:p>
+    <w:p>
+      <w:pPr>
+        <w:numPr>
+          <w:ilvl w:val="0"/>
+          <w:numId w:val="11"/>
+        </w:numPr>
+      </w:pPr>
+      <w:r>
+        <w:rPr>
+          <w:b/>
+          <w:bCs/>
+        </w:rPr>
+        <w:t>Main Commands:</w:t>
+      </w:r>
+    </w:p>
+    <w:p>
+      <w:pPr>
+        <w:numPr>
+          <w:ilvl w:val="1"/>
+          <w:numId w:val="11"/>
+        </w:numPr>
+      </w:pPr>
+      <w:r>
+        <w:t xml:space="preserve">CREATE: Naya database </w:t>
+      </w:r>
+      <w:proofErr w:type="spellStart"/>
+      <w:r>
+        <w:t>ya</w:t>
+      </w:r>
+      <w:proofErr w:type="spellEnd"/>
+      <w:r>
+        <w:t xml:space="preserve"> table </w:t>
+      </w:r>
+      <w:proofErr w:type="spellStart"/>
+      <w:r>
+        <w:t>banane</w:t>
+      </w:r>
+      <w:proofErr w:type="spellEnd"/>
+      <w:r>
+        <w:t xml:space="preserve"> </w:t>
+      </w:r>
+      <w:proofErr w:type="spellStart"/>
+      <w:r>
+        <w:t>ke</w:t>
+      </w:r>
+      <w:proofErr w:type="spellEnd"/>
+      <w:r>
+        <w:t xml:space="preserve"> </w:t>
+      </w:r>
+      <w:proofErr w:type="spellStart"/>
+      <w:r>
+        <w:t>liye</w:t>
+      </w:r>
+      <w:proofErr w:type="spellEnd"/>
+      <w:r>
+        <w:t>.</w:t>
+      </w:r>
+    </w:p>
+    <w:p>
+      <w:pPr>
+        <w:numPr>
+          <w:ilvl w:val="1"/>
+          <w:numId w:val="11"/>
+        </w:numPr>
+      </w:pPr>
+      <w:r>
+        <w:t xml:space="preserve">DROP: </w:t>
+      </w:r>
+      <w:proofErr w:type="spellStart"/>
+      <w:r>
+        <w:t>Poora</w:t>
+      </w:r>
+      <w:proofErr w:type="spellEnd"/>
+      <w:r>
+        <w:t xml:space="preserve"> database </w:t>
+      </w:r>
+      <w:proofErr w:type="spellStart"/>
+      <w:r>
+        <w:t>ya</w:t>
+      </w:r>
+      <w:proofErr w:type="spellEnd"/>
+      <w:r>
+        <w:t xml:space="preserve"> table </w:t>
+      </w:r>
+      <w:proofErr w:type="spellStart"/>
+      <w:r>
+        <w:t>hamesha</w:t>
+      </w:r>
+      <w:proofErr w:type="spellEnd"/>
+      <w:r>
+        <w:t xml:space="preserve"> </w:t>
+      </w:r>
+      <w:proofErr w:type="spellStart"/>
+      <w:r>
+        <w:t>ke</w:t>
+      </w:r>
+      <w:proofErr w:type="spellEnd"/>
+      <w:r>
+        <w:t xml:space="preserve"> </w:t>
+      </w:r>
+      <w:proofErr w:type="spellStart"/>
+      <w:r>
+        <w:t>liye</w:t>
+      </w:r>
+      <w:proofErr w:type="spellEnd"/>
+      <w:r>
+        <w:t xml:space="preserve"> delete </w:t>
+      </w:r>
+      <w:proofErr w:type="spellStart"/>
+      <w:r>
+        <w:t>karne</w:t>
+      </w:r>
+      <w:proofErr w:type="spellEnd"/>
+      <w:r>
+        <w:t xml:space="preserve"> </w:t>
+      </w:r>
+      <w:proofErr w:type="spellStart"/>
+      <w:r>
+        <w:t>ke</w:t>
+      </w:r>
+      <w:proofErr w:type="spellEnd"/>
+      <w:r>
+        <w:t xml:space="preserve"> </w:t>
+      </w:r>
+      <w:proofErr w:type="spellStart"/>
+      <w:r>
+        <w:t>liye</w:t>
+      </w:r>
+      <w:proofErr w:type="spellEnd"/>
+      <w:r>
+        <w:t>.</w:t>
+      </w:r>
+    </w:p>
+    <w:p>
+      <w:pPr>
+        <w:numPr>
+          <w:ilvl w:val="1"/>
+          <w:numId w:val="11"/>
+        </w:numPr>
+      </w:pPr>
+      <w:r>
+        <w:t xml:space="preserve">ALTER: Pehle se bani hui table </w:t>
+      </w:r>
+      <w:proofErr w:type="spellStart"/>
+      <w:r>
+        <w:t>ke</w:t>
+      </w:r>
+      <w:proofErr w:type="spellEnd"/>
+      <w:r>
+        <w:t xml:space="preserve"> structure </w:t>
+      </w:r>
+      <w:proofErr w:type="spellStart"/>
+      <w:r>
+        <w:t>mein</w:t>
+      </w:r>
+      <w:proofErr w:type="spellEnd"/>
+      <w:r>
+        <w:t xml:space="preserve"> </w:t>
+      </w:r>
+      <w:proofErr w:type="spellStart"/>
+      <w:r>
+        <w:t>kuch</w:t>
+      </w:r>
+      <w:proofErr w:type="spellEnd"/>
+      <w:r>
+        <w:t xml:space="preserve"> </w:t>
+      </w:r>
+      <w:proofErr w:type="spellStart"/>
+      <w:r>
+        <w:t>badlaav</w:t>
+      </w:r>
+      <w:proofErr w:type="spellEnd"/>
+      <w:r>
+        <w:t xml:space="preserve"> </w:t>
+      </w:r>
+      <w:proofErr w:type="spellStart"/>
+      <w:r>
+        <w:t>karne</w:t>
+      </w:r>
+      <w:proofErr w:type="spellEnd"/>
+      <w:r>
+        <w:t xml:space="preserve"> </w:t>
+      </w:r>
+      <w:proofErr w:type="spellStart"/>
+      <w:r>
+        <w:t>ke</w:t>
+      </w:r>
+      <w:proofErr w:type="spellEnd"/>
+      <w:r>
+        <w:t xml:space="preserve"> </w:t>
+      </w:r>
+      <w:proofErr w:type="spellStart"/>
+      <w:r>
+        <w:t>liye</w:t>
+      </w:r>
+      <w:proofErr w:type="spellEnd"/>
+      <w:r>
+        <w:t xml:space="preserve"> (</w:t>
+      </w:r>
+      <w:proofErr w:type="spellStart"/>
+      <w:r>
+        <w:t>jaise</w:t>
+      </w:r>
+      <w:proofErr w:type="spellEnd"/>
+      <w:r>
+        <w:t xml:space="preserve"> </w:t>
+      </w:r>
+      <w:proofErr w:type="spellStart"/>
+      <w:r>
+        <w:t>naya</w:t>
+      </w:r>
+      <w:proofErr w:type="spellEnd"/>
+      <w:r>
+        <w:t xml:space="preserve"> column add </w:t>
+      </w:r>
+      <w:proofErr w:type="spellStart"/>
+      <w:r>
+        <w:t>karna</w:t>
+      </w:r>
+      <w:proofErr w:type="spellEnd"/>
+      <w:r>
+        <w:t xml:space="preserve"> </w:t>
+      </w:r>
+      <w:proofErr w:type="spellStart"/>
+      <w:r>
+        <w:t>ya</w:t>
+      </w:r>
+      <w:proofErr w:type="spellEnd"/>
+      <w:r>
+        <w:t xml:space="preserve"> purana naam </w:t>
+      </w:r>
+      <w:proofErr w:type="spellStart"/>
+      <w:r>
+        <w:t>badalna</w:t>
+      </w:r>
+      <w:proofErr w:type="spellEnd"/>
+      <w:r>
+        <w:t>).</w:t>
+      </w:r>
+    </w:p>
+    <w:p>
+      <w:pPr>
+        <w:numPr>
+          <w:ilvl w:val="1"/>
+          <w:numId w:val="11"/>
+        </w:numPr>
+      </w:pPr>
+      <w:r>
+        <w:t xml:space="preserve">TRUNCATE: Table </w:t>
+      </w:r>
+      <w:proofErr w:type="spellStart"/>
+      <w:r>
+        <w:t>ke</w:t>
+      </w:r>
+      <w:proofErr w:type="spellEnd"/>
+      <w:r>
+        <w:t xml:space="preserve"> </w:t>
+      </w:r>
+      <w:proofErr w:type="spellStart"/>
+      <w:r>
+        <w:t>andar</w:t>
+      </w:r>
+      <w:proofErr w:type="spellEnd"/>
+      <w:r>
+        <w:t xml:space="preserve"> ka sara data </w:t>
+      </w:r>
+      <w:proofErr w:type="spellStart"/>
+      <w:r>
+        <w:t>saaf</w:t>
+      </w:r>
+      <w:proofErr w:type="spellEnd"/>
+      <w:r>
+        <w:t xml:space="preserve"> </w:t>
+      </w:r>
+      <w:proofErr w:type="spellStart"/>
+      <w:r>
+        <w:t>karne</w:t>
+      </w:r>
+      <w:proofErr w:type="spellEnd"/>
+      <w:r>
+        <w:t xml:space="preserve"> </w:t>
+      </w:r>
+      <w:proofErr w:type="spellStart"/>
+      <w:r>
+        <w:t>ke</w:t>
+      </w:r>
+      <w:proofErr w:type="spellEnd"/>
+      <w:r>
+        <w:t xml:space="preserve"> </w:t>
+      </w:r>
+      <w:proofErr w:type="spellStart"/>
+      <w:r>
+        <w:t>liye</w:t>
+      </w:r>
+      <w:proofErr w:type="spellEnd"/>
+      <w:r>
+        <w:t xml:space="preserve"> (</w:t>
+      </w:r>
+      <w:proofErr w:type="spellStart"/>
+      <w:r>
+        <w:t>lekin</w:t>
+      </w:r>
+      <w:proofErr w:type="spellEnd"/>
+      <w:r>
+        <w:t xml:space="preserve"> table ka structure </w:t>
+      </w:r>
+      <w:proofErr w:type="spellStart"/>
+      <w:r>
+        <w:t>waisa</w:t>
+      </w:r>
+      <w:proofErr w:type="spellEnd"/>
+      <w:r>
+        <w:t xml:space="preserve"> hi </w:t>
+      </w:r>
+      <w:proofErr w:type="spellStart"/>
+      <w:r>
+        <w:t>chhod</w:t>
+      </w:r>
+      <w:proofErr w:type="spellEnd"/>
+      <w:r>
+        <w:t xml:space="preserve"> </w:t>
+      </w:r>
+      <w:proofErr w:type="spellStart"/>
+      <w:r>
+        <w:t>dena</w:t>
+      </w:r>
+      <w:proofErr w:type="spellEnd"/>
+      <w:r>
+        <w:t>).</w:t>
+      </w:r>
+    </w:p>
+    <w:p>
+      <w:pPr>
+        <w:numPr>
+          <w:ilvl w:val="1"/>
+          <w:numId w:val="11"/>
+        </w:numPr>
+      </w:pPr>
+      <w:r>
+        <w:t xml:space="preserve">RENAME: Table </w:t>
+      </w:r>
+      <w:proofErr w:type="spellStart"/>
+      <w:r>
+        <w:t>ya</w:t>
+      </w:r>
+      <w:proofErr w:type="spellEnd"/>
+      <w:r>
+        <w:t xml:space="preserve"> column ka naam </w:t>
+      </w:r>
+      <w:proofErr w:type="spellStart"/>
+      <w:r>
+        <w:t>badalne</w:t>
+      </w:r>
+      <w:proofErr w:type="spellEnd"/>
+      <w:r>
+        <w:t xml:space="preserve"> </w:t>
+      </w:r>
+      <w:proofErr w:type="spellStart"/>
+      <w:r>
+        <w:t>ke</w:t>
+      </w:r>
+      <w:proofErr w:type="spellEnd"/>
+      <w:r>
+        <w:t xml:space="preserve"> </w:t>
+      </w:r>
+      <w:proofErr w:type="spellStart"/>
+      <w:r>
+        <w:t>liye</w:t>
+      </w:r>
+      <w:proofErr w:type="spellEnd"/>
+      <w:r>
+        <w:t>.</w:t>
+      </w:r>
+    </w:p>
+    <w:p>
+      <w:pPr>
+        <w:rPr>
+          <w:b/>
+          <w:bCs/>
+        </w:rPr>
+      </w:pPr>
+      <w:r>
+        <w:rPr>
+          <w:b/>
+          <w:bCs/>
+        </w:rPr>
+        <w:t>2. DML (Data Manipulation Language)</w:t>
+      </w:r>
+    </w:p>
+    <w:p>
+      <w:pPr>
+        <w:numPr>
+          <w:ilvl w:val="0"/>
+          <w:numId w:val="12"/>
+        </w:numPr>
+      </w:pPr>
+      <w:r>
+        <w:rPr>
+          <w:b/>
+          <w:bCs/>
+        </w:rPr>
+        <w:t xml:space="preserve">Kaam </w:t>
+      </w:r>
+      <w:proofErr w:type="spellStart"/>
+      <w:r>
+        <w:rPr>
+          <w:b/>
+          <w:bCs/>
+        </w:rPr>
+        <w:t>kya</w:t>
+      </w:r>
+      <w:proofErr w:type="spellEnd"/>
+      <w:r>
+        <w:rPr>
+          <w:b/>
+          <w:bCs/>
+        </w:rPr>
+        <w:t xml:space="preserve"> </w:t>
+      </w:r>
+      <w:proofErr w:type="spellStart"/>
+      <w:r>
+        <w:rPr>
+          <w:b/>
+          <w:bCs/>
+        </w:rPr>
+        <w:t>hai</w:t>
+      </w:r>
+      <w:proofErr w:type="spellEnd"/>
+      <w:r>
+        <w:rPr>
+          <w:b/>
+          <w:bCs/>
+        </w:rPr>
+        <w:t>:</w:t>
+      </w:r>
+      <w:r>
+        <w:t xml:space="preserve"> Yeh commands table </w:t>
+      </w:r>
+      <w:proofErr w:type="spellStart"/>
+      <w:r>
+        <w:t>ke</w:t>
+      </w:r>
+      <w:proofErr w:type="spellEnd"/>
+      <w:r>
+        <w:t xml:space="preserve"> </w:t>
+      </w:r>
+      <w:proofErr w:type="spellStart"/>
+      <w:r>
+        <w:rPr>
+          <w:b/>
+          <w:bCs/>
+        </w:rPr>
+        <w:t>andar</w:t>
+      </w:r>
+      <w:proofErr w:type="spellEnd"/>
+      <w:r>
+        <w:rPr>
+          <w:b/>
+          <w:bCs/>
+        </w:rPr>
+        <w:t xml:space="preserve"> </w:t>
+      </w:r>
+      <w:proofErr w:type="spellStart"/>
+      <w:r>
+        <w:rPr>
+          <w:b/>
+          <w:bCs/>
+        </w:rPr>
+        <w:t>ke</w:t>
+      </w:r>
+      <w:proofErr w:type="spellEnd"/>
+      <w:r>
+        <w:rPr>
+          <w:b/>
+          <w:bCs/>
+        </w:rPr>
+        <w:t xml:space="preserve"> data (records/rows)</w:t>
+      </w:r>
+      <w:r>
+        <w:t xml:space="preserve"> </w:t>
+      </w:r>
+      <w:proofErr w:type="spellStart"/>
+      <w:r>
+        <w:t>ke</w:t>
+      </w:r>
+      <w:proofErr w:type="spellEnd"/>
+      <w:r>
+        <w:t xml:space="preserve"> </w:t>
+      </w:r>
+      <w:proofErr w:type="spellStart"/>
+      <w:r>
+        <w:t>sath</w:t>
+      </w:r>
+      <w:proofErr w:type="spellEnd"/>
+      <w:r>
+        <w:t xml:space="preserve"> </w:t>
+      </w:r>
+      <w:proofErr w:type="spellStart"/>
+      <w:r>
+        <w:t>khelta</w:t>
+      </w:r>
+      <w:proofErr w:type="spellEnd"/>
+      <w:r>
+        <w:t xml:space="preserve"> </w:t>
+      </w:r>
+      <w:proofErr w:type="spellStart"/>
+      <w:r>
+        <w:t>hai</w:t>
+      </w:r>
+      <w:proofErr w:type="spellEnd"/>
+      <w:r>
+        <w:t xml:space="preserve">. </w:t>
+      </w:r>
+      <w:proofErr w:type="spellStart"/>
+      <w:r>
+        <w:t>Matlab</w:t>
+      </w:r>
+      <w:proofErr w:type="spellEnd"/>
+      <w:r>
+        <w:t xml:space="preserve"> table bani hui </w:t>
+      </w:r>
+      <w:proofErr w:type="spellStart"/>
+      <w:r>
+        <w:t>hai</w:t>
+      </w:r>
+      <w:proofErr w:type="spellEnd"/>
+      <w:r>
+        <w:t xml:space="preserve">, ab </w:t>
+      </w:r>
+      <w:proofErr w:type="spellStart"/>
+      <w:r>
+        <w:t>uske</w:t>
+      </w:r>
+      <w:proofErr w:type="spellEnd"/>
+      <w:r>
+        <w:t xml:space="preserve"> </w:t>
+      </w:r>
+      <w:proofErr w:type="spellStart"/>
+      <w:r>
+        <w:t>andar</w:t>
+      </w:r>
+      <w:proofErr w:type="spellEnd"/>
+      <w:r>
+        <w:t xml:space="preserve"> </w:t>
+      </w:r>
+      <w:proofErr w:type="spellStart"/>
+      <w:r>
+        <w:t>naya</w:t>
+      </w:r>
+      <w:proofErr w:type="spellEnd"/>
+      <w:r>
+        <w:t xml:space="preserve"> data </w:t>
+      </w:r>
+      <w:proofErr w:type="spellStart"/>
+      <w:r>
+        <w:t>dalna</w:t>
+      </w:r>
+      <w:proofErr w:type="spellEnd"/>
+      <w:r>
+        <w:t xml:space="preserve">, </w:t>
+      </w:r>
+      <w:proofErr w:type="spellStart"/>
+      <w:r>
+        <w:t>purane</w:t>
+      </w:r>
+      <w:proofErr w:type="spellEnd"/>
+      <w:r>
+        <w:t xml:space="preserve"> data ko </w:t>
+      </w:r>
+      <w:proofErr w:type="spellStart"/>
+      <w:r>
+        <w:t>badalna</w:t>
+      </w:r>
+      <w:proofErr w:type="spellEnd"/>
+      <w:r>
+        <w:t xml:space="preserve">, </w:t>
+      </w:r>
+      <w:proofErr w:type="spellStart"/>
+      <w:r>
+        <w:t>ya</w:t>
+      </w:r>
+      <w:proofErr w:type="spellEnd"/>
+      <w:r>
+        <w:t xml:space="preserve"> data ko </w:t>
+      </w:r>
+      <w:proofErr w:type="spellStart"/>
+      <w:r>
+        <w:t>hatana</w:t>
+      </w:r>
+      <w:proofErr w:type="spellEnd"/>
+      <w:r>
+        <w:t xml:space="preserve">—yeh sab DML ka </w:t>
+      </w:r>
+      <w:proofErr w:type="spellStart"/>
+      <w:r>
+        <w:t>kaam</w:t>
+      </w:r>
+      <w:proofErr w:type="spellEnd"/>
+      <w:r>
+        <w:t xml:space="preserve"> </w:t>
+      </w:r>
+      <w:proofErr w:type="spellStart"/>
+      <w:r>
+        <w:t>hai</w:t>
+      </w:r>
+      <w:proofErr w:type="spellEnd"/>
+      <w:r>
+        <w:t>.</w:t>
+      </w:r>
+    </w:p>
+    <w:p>
+      <w:pPr>
+        <w:numPr>
+          <w:ilvl w:val="0"/>
+          <w:numId w:val="12"/>
+        </w:numPr>
+      </w:pPr>
+      <w:r>
+        <w:rPr>
+          <w:b/>
+          <w:bCs/>
+        </w:rPr>
+        <w:t>Main Commands:</w:t>
+      </w:r>
+    </w:p>
+    <w:p>
+      <w:pPr>
+        <w:numPr>
+          <w:ilvl w:val="1"/>
+          <w:numId w:val="12"/>
+        </w:numPr>
+      </w:pPr>
+      <w:r>
+        <w:t xml:space="preserve">INSERT: Table </w:t>
+      </w:r>
+      <w:proofErr w:type="spellStart"/>
+      <w:r>
+        <w:t>ke</w:t>
+      </w:r>
+      <w:proofErr w:type="spellEnd"/>
+      <w:r>
+        <w:t xml:space="preserve"> </w:t>
+      </w:r>
+      <w:proofErr w:type="spellStart"/>
+      <w:r>
+        <w:t>andar</w:t>
+      </w:r>
+      <w:proofErr w:type="spellEnd"/>
+      <w:r>
+        <w:t xml:space="preserve"> </w:t>
+      </w:r>
+      <w:proofErr w:type="spellStart"/>
+      <w:r>
+        <w:t>naye</w:t>
+      </w:r>
+      <w:proofErr w:type="spellEnd"/>
+      <w:r>
+        <w:t xml:space="preserve"> rows </w:t>
+      </w:r>
+      <w:proofErr w:type="spellStart"/>
+      <w:r>
+        <w:t>dalne</w:t>
+      </w:r>
+      <w:proofErr w:type="spellEnd"/>
+      <w:r>
+        <w:t xml:space="preserve"> </w:t>
+      </w:r>
+      <w:proofErr w:type="spellStart"/>
+      <w:r>
+        <w:t>ke</w:t>
+      </w:r>
+      <w:proofErr w:type="spellEnd"/>
+      <w:r>
+        <w:t xml:space="preserve"> </w:t>
+      </w:r>
+      <w:proofErr w:type="spellStart"/>
+      <w:r>
+        <w:t>liye</w:t>
+      </w:r>
+      <w:proofErr w:type="spellEnd"/>
+      <w:r>
+        <w:t>.</w:t>
+      </w:r>
+    </w:p>
+    <w:p>
+      <w:pPr>
+        <w:numPr>
+          <w:ilvl w:val="1"/>
+          <w:numId w:val="12"/>
+        </w:numPr>
+      </w:pPr>
+      <w:r>
+        <w:t xml:space="preserve">UPDATE: Pehle se </w:t>
+      </w:r>
+      <w:proofErr w:type="spellStart"/>
+      <w:r>
+        <w:t>pade</w:t>
+      </w:r>
+      <w:proofErr w:type="spellEnd"/>
+      <w:r>
+        <w:t xml:space="preserve"> hue data ko modify/change </w:t>
+      </w:r>
+      <w:proofErr w:type="spellStart"/>
+      <w:r>
+        <w:t>karne</w:t>
+      </w:r>
+      <w:proofErr w:type="spellEnd"/>
+      <w:r>
+        <w:t xml:space="preserve"> </w:t>
+      </w:r>
+      <w:proofErr w:type="spellStart"/>
+      <w:r>
+        <w:t>ke</w:t>
+      </w:r>
+      <w:proofErr w:type="spellEnd"/>
+      <w:r>
+        <w:t xml:space="preserve"> </w:t>
+      </w:r>
+      <w:proofErr w:type="spellStart"/>
+      <w:r>
+        <w:t>liye</w:t>
+      </w:r>
+      <w:proofErr w:type="spellEnd"/>
+      <w:r>
+        <w:t>.</w:t>
+      </w:r>
+    </w:p>
+    <w:p>
+      <w:pPr>
+        <w:numPr>
+          <w:ilvl w:val="1"/>
+          <w:numId w:val="12"/>
+        </w:numPr>
+      </w:pPr>
+      <w:r>
+        <w:t xml:space="preserve">DELETE: Table </w:t>
+      </w:r>
+      <w:proofErr w:type="spellStart"/>
+      <w:r>
+        <w:t>ke</w:t>
+      </w:r>
+      <w:proofErr w:type="spellEnd"/>
+      <w:r>
+        <w:t xml:space="preserve"> </w:t>
+      </w:r>
+      <w:proofErr w:type="spellStart"/>
+      <w:r>
+        <w:t>andar</w:t>
+      </w:r>
+      <w:proofErr w:type="spellEnd"/>
+      <w:r>
+        <w:t xml:space="preserve"> se specific rows ko delete </w:t>
+      </w:r>
+      <w:proofErr w:type="spellStart"/>
+      <w:r>
+        <w:t>karne</w:t>
+      </w:r>
+      <w:proofErr w:type="spellEnd"/>
+      <w:r>
+        <w:t xml:space="preserve"> </w:t>
+      </w:r>
+      <w:proofErr w:type="spellStart"/>
+      <w:r>
+        <w:t>ke</w:t>
+      </w:r>
+      <w:proofErr w:type="spellEnd"/>
+      <w:r>
+        <w:t xml:space="preserve"> </w:t>
+      </w:r>
+      <w:proofErr w:type="spellStart"/>
+      <w:r>
+        <w:t>liye</w:t>
+      </w:r>
+      <w:proofErr w:type="spellEnd"/>
+      <w:r>
+        <w:t>.</w:t>
+      </w:r>
+    </w:p>
+    <w:p>
+      <w:pPr>
+        <w:rPr>
+          <w:b/>
+          <w:bCs/>
+        </w:rPr>
+      </w:pPr>
+      <w:r>
+        <w:rPr>
+          <w:b/>
+          <w:bCs/>
+        </w:rPr>
+        <w:t>3. DQL (Data Query Language)</w:t>
+      </w:r>
+    </w:p>
+    <w:p>
+      <w:pPr>
+        <w:numPr>
+          <w:ilvl w:val="0"/>
+          <w:numId w:val="13"/>
+        </w:numPr>
+      </w:pPr>
+      <w:r>
+        <w:rPr>
+          <w:b/>
+          <w:bCs/>
+        </w:rPr>
+        <w:lastRenderedPageBreak/>
+        <w:t xml:space="preserve">Kaam </w:t>
+      </w:r>
+      <w:proofErr w:type="spellStart"/>
+      <w:r>
+        <w:rPr>
+          <w:b/>
+          <w:bCs/>
+        </w:rPr>
+        <w:t>kya</w:t>
+      </w:r>
+      <w:proofErr w:type="spellEnd"/>
+      <w:r>
+        <w:rPr>
+          <w:b/>
+          <w:bCs/>
+        </w:rPr>
+        <w:t xml:space="preserve"> </w:t>
+      </w:r>
+      <w:proofErr w:type="spellStart"/>
+      <w:r>
+        <w:rPr>
+          <w:b/>
+          <w:bCs/>
+        </w:rPr>
+        <w:t>hai</w:t>
+      </w:r>
+      <w:proofErr w:type="spellEnd"/>
+      <w:r>
+        <w:rPr>
+          <w:b/>
+          <w:bCs/>
+        </w:rPr>
+        <w:t>:</w:t>
+      </w:r>
+      <w:r>
+        <w:t xml:space="preserve"> Is category </w:t>
+      </w:r>
+      <w:proofErr w:type="spellStart"/>
+      <w:r>
+        <w:t>mein</w:t>
+      </w:r>
+      <w:proofErr w:type="spellEnd"/>
+      <w:r>
+        <w:t xml:space="preserve"> </w:t>
+      </w:r>
+      <w:proofErr w:type="spellStart"/>
+      <w:r>
+        <w:t>sirf</w:t>
+      </w:r>
+      <w:proofErr w:type="spellEnd"/>
+      <w:r>
+        <w:t xml:space="preserve"> ek hi main command </w:t>
+      </w:r>
+      <w:proofErr w:type="spellStart"/>
+      <w:r>
+        <w:t>aati</w:t>
+      </w:r>
+      <w:proofErr w:type="spellEnd"/>
+      <w:r>
+        <w:t xml:space="preserve"> </w:t>
+      </w:r>
+      <w:proofErr w:type="spellStart"/>
+      <w:r>
+        <w:t>hai</w:t>
+      </w:r>
+      <w:proofErr w:type="spellEnd"/>
+      <w:r>
+        <w:t xml:space="preserve">, aur </w:t>
+      </w:r>
+      <w:proofErr w:type="spellStart"/>
+      <w:r>
+        <w:t>iska</w:t>
+      </w:r>
+      <w:proofErr w:type="spellEnd"/>
+      <w:r>
+        <w:t xml:space="preserve"> </w:t>
+      </w:r>
+      <w:proofErr w:type="spellStart"/>
+      <w:r>
+        <w:t>poora</w:t>
+      </w:r>
+      <w:proofErr w:type="spellEnd"/>
+      <w:r>
+        <w:t xml:space="preserve"> </w:t>
+      </w:r>
+      <w:proofErr w:type="spellStart"/>
+      <w:r>
+        <w:t>kaam</w:t>
+      </w:r>
+      <w:proofErr w:type="spellEnd"/>
+      <w:r>
+        <w:t xml:space="preserve"> </w:t>
+      </w:r>
+      <w:proofErr w:type="spellStart"/>
+      <w:r>
+        <w:t>hota</w:t>
+      </w:r>
+      <w:proofErr w:type="spellEnd"/>
+      <w:r>
+        <w:t xml:space="preserve"> </w:t>
+      </w:r>
+      <w:proofErr w:type="spellStart"/>
+      <w:r>
+        <w:t>hai</w:t>
+      </w:r>
+      <w:proofErr w:type="spellEnd"/>
+      <w:r>
+        <w:t xml:space="preserve"> database se data ko </w:t>
+      </w:r>
+      <w:r>
+        <w:rPr>
+          <w:b/>
+          <w:bCs/>
+        </w:rPr>
+        <w:t xml:space="preserve">fetch </w:t>
+      </w:r>
+      <w:proofErr w:type="spellStart"/>
+      <w:r>
+        <w:rPr>
+          <w:b/>
+          <w:bCs/>
+        </w:rPr>
+        <w:t>karna</w:t>
+      </w:r>
+      <w:proofErr w:type="spellEnd"/>
+      <w:r>
+        <w:rPr>
+          <w:b/>
+          <w:bCs/>
+        </w:rPr>
+        <w:t xml:space="preserve"> </w:t>
+      </w:r>
+      <w:proofErr w:type="spellStart"/>
+      <w:r>
+        <w:rPr>
+          <w:b/>
+          <w:bCs/>
+        </w:rPr>
+        <w:t>ya</w:t>
+      </w:r>
+      <w:proofErr w:type="spellEnd"/>
+      <w:r>
+        <w:rPr>
+          <w:b/>
+          <w:bCs/>
+        </w:rPr>
+        <w:t xml:space="preserve"> </w:t>
+      </w:r>
+      <w:proofErr w:type="spellStart"/>
+      <w:r>
+        <w:rPr>
+          <w:b/>
+          <w:bCs/>
+        </w:rPr>
+        <w:t>dekhna</w:t>
+      </w:r>
+      <w:proofErr w:type="spellEnd"/>
+      <w:r>
+        <w:t xml:space="preserve">. Yeh data ko </w:t>
+      </w:r>
+      <w:proofErr w:type="spellStart"/>
+      <w:r>
+        <w:t>badalti</w:t>
+      </w:r>
+      <w:proofErr w:type="spellEnd"/>
+      <w:r>
+        <w:t xml:space="preserve"> </w:t>
+      </w:r>
+      <w:proofErr w:type="spellStart"/>
+      <w:r>
+        <w:t>ya</w:t>
+      </w:r>
+      <w:proofErr w:type="spellEnd"/>
+      <w:r>
+        <w:t xml:space="preserve"> delete </w:t>
+      </w:r>
+      <w:proofErr w:type="spellStart"/>
+      <w:r>
+        <w:t>nahi</w:t>
+      </w:r>
+      <w:proofErr w:type="spellEnd"/>
+      <w:r>
+        <w:t xml:space="preserve"> </w:t>
+      </w:r>
+      <w:proofErr w:type="spellStart"/>
+      <w:r>
+        <w:t>hai</w:t>
+      </w:r>
+      <w:proofErr w:type="spellEnd"/>
+      <w:r>
+        <w:t xml:space="preserve">, bas read </w:t>
+      </w:r>
+      <w:proofErr w:type="spellStart"/>
+      <w:r>
+        <w:t>karti</w:t>
+      </w:r>
+      <w:proofErr w:type="spellEnd"/>
+      <w:r>
+        <w:t xml:space="preserve"> </w:t>
+      </w:r>
+      <w:proofErr w:type="spellStart"/>
+      <w:r>
+        <w:t>hai</w:t>
+      </w:r>
+      <w:proofErr w:type="spellEnd"/>
+      <w:r>
+        <w:t>.</w:t>
+      </w:r>
+    </w:p>
+    <w:p>
+      <w:pPr>
+        <w:numPr>
+          <w:ilvl w:val="0"/>
+          <w:numId w:val="13"/>
+        </w:numPr>
+      </w:pPr>
+      <w:r>
+        <w:rPr>
+          <w:b/>
+          <w:bCs/>
+        </w:rPr>
+        <w:t>Main Command:</w:t>
+      </w:r>
+    </w:p>
+    <w:p>
+      <w:pPr>
+        <w:numPr>
+          <w:ilvl w:val="1"/>
+          <w:numId w:val="13"/>
+        </w:numPr>
+      </w:pPr>
+      <w:r>
+        <w:t xml:space="preserve">SELECT: Table </w:t>
+      </w:r>
+      <w:proofErr w:type="spellStart"/>
+      <w:r>
+        <w:t>mein</w:t>
+      </w:r>
+      <w:proofErr w:type="spellEnd"/>
+      <w:r>
+        <w:t xml:space="preserve"> se data </w:t>
+      </w:r>
+      <w:proofErr w:type="spellStart"/>
+      <w:r>
+        <w:t>nikal</w:t>
+      </w:r>
+      <w:proofErr w:type="spellEnd"/>
+      <w:r>
+        <w:t xml:space="preserve"> </w:t>
+      </w:r>
+      <w:proofErr w:type="spellStart"/>
+      <w:r>
+        <w:t>kar</w:t>
+      </w:r>
+      <w:proofErr w:type="spellEnd"/>
+      <w:r>
+        <w:t xml:space="preserve"> screen par </w:t>
+      </w:r>
+      <w:proofErr w:type="spellStart"/>
+      <w:r>
+        <w:t>dikhane</w:t>
+      </w:r>
+      <w:proofErr w:type="spellEnd"/>
+      <w:r>
+        <w:t xml:space="preserve"> </w:t>
+      </w:r>
+      <w:proofErr w:type="spellStart"/>
+      <w:r>
+        <w:t>ke</w:t>
+      </w:r>
+      <w:proofErr w:type="spellEnd"/>
+      <w:r>
+        <w:t xml:space="preserve"> </w:t>
+      </w:r>
+      <w:proofErr w:type="spellStart"/>
+      <w:r>
+        <w:t>liye</w:t>
+      </w:r>
+      <w:proofErr w:type="spellEnd"/>
+      <w:r>
+        <w:t xml:space="preserve"> (</w:t>
+      </w:r>
+      <w:proofErr w:type="spellStart"/>
+      <w:r>
+        <w:t>sabse</w:t>
+      </w:r>
+      <w:proofErr w:type="spellEnd"/>
+      <w:r>
+        <w:t xml:space="preserve"> </w:t>
+      </w:r>
+      <w:proofErr w:type="spellStart"/>
+      <w:r>
+        <w:t>zyada</w:t>
+      </w:r>
+      <w:proofErr w:type="spellEnd"/>
+      <w:r>
+        <w:t xml:space="preserve"> use hone </w:t>
+      </w:r>
+      <w:proofErr w:type="spellStart"/>
+      <w:r>
+        <w:t>wali</w:t>
+      </w:r>
+      <w:proofErr w:type="spellEnd"/>
+      <w:r>
+        <w:t xml:space="preserve"> command).</w:t>
+      </w:r>
+    </w:p>
+    <w:p>
+      <w:pPr>
+        <w:rPr>
+          <w:b/>
+          <w:bCs/>
+        </w:rPr>
+      </w:pPr>
+      <w:r>
+        <w:rPr>
+          <w:b/>
+          <w:bCs/>
+        </w:rPr>
+        <w:t>4. DCL (Data Control Language)</w:t>
+      </w:r>
+    </w:p>
+    <w:p>
+      <w:pPr>
+        <w:numPr>
+          <w:ilvl w:val="0"/>
+          <w:numId w:val="14"/>
+        </w:numPr>
+      </w:pPr>
+      <w:r>
+        <w:rPr>
+          <w:b/>
+          <w:bCs/>
+        </w:rPr>
+        <w:t xml:space="preserve">Kaam </w:t>
+      </w:r>
+      <w:proofErr w:type="spellStart"/>
+      <w:r>
+        <w:rPr>
+          <w:b/>
+          <w:bCs/>
+        </w:rPr>
+        <w:t>kya</w:t>
+      </w:r>
+      <w:proofErr w:type="spellEnd"/>
+      <w:r>
+        <w:rPr>
+          <w:b/>
+          <w:bCs/>
+        </w:rPr>
+        <w:t xml:space="preserve"> </w:t>
+      </w:r>
+      <w:proofErr w:type="spellStart"/>
+      <w:r>
+        <w:rPr>
+          <w:b/>
+          <w:bCs/>
+        </w:rPr>
+        <w:t>hai</w:t>
+      </w:r>
+      <w:proofErr w:type="spellEnd"/>
+      <w:r>
+        <w:rPr>
+          <w:b/>
+          <w:bCs/>
+        </w:rPr>
+        <w:t>:</w:t>
+      </w:r>
+      <w:r>
+        <w:t xml:space="preserve"> Yeh commands </w:t>
+      </w:r>
+      <w:r>
+        <w:rPr>
+          <w:b/>
+          <w:bCs/>
+        </w:rPr>
+        <w:t>security aur permissions</w:t>
+      </w:r>
+      <w:r>
+        <w:t xml:space="preserve"> ko handle </w:t>
+      </w:r>
+      <w:proofErr w:type="spellStart"/>
+      <w:r>
+        <w:t>karti</w:t>
+      </w:r>
+      <w:proofErr w:type="spellEnd"/>
+      <w:r>
+        <w:t xml:space="preserve"> hain. </w:t>
+      </w:r>
+      <w:proofErr w:type="spellStart"/>
+      <w:r>
+        <w:t>Socho</w:t>
+      </w:r>
+      <w:proofErr w:type="spellEnd"/>
+      <w:r>
+        <w:t xml:space="preserve"> ek </w:t>
+      </w:r>
+      <w:proofErr w:type="spellStart"/>
+      <w:r>
+        <w:t>bada</w:t>
+      </w:r>
+      <w:proofErr w:type="spellEnd"/>
+      <w:r>
+        <w:t xml:space="preserve"> project </w:t>
+      </w:r>
+      <w:proofErr w:type="spellStart"/>
+      <w:r>
+        <w:t>hai</w:t>
+      </w:r>
+      <w:proofErr w:type="spellEnd"/>
+      <w:r>
+        <w:t xml:space="preserve"> </w:t>
+      </w:r>
+      <w:proofErr w:type="spellStart"/>
+      <w:r>
+        <w:t>jisme</w:t>
+      </w:r>
+      <w:proofErr w:type="spellEnd"/>
+      <w:r>
+        <w:t xml:space="preserve"> </w:t>
+      </w:r>
+      <w:proofErr w:type="spellStart"/>
+      <w:r>
+        <w:t>bohot</w:t>
+      </w:r>
+      <w:proofErr w:type="spellEnd"/>
+      <w:r>
+        <w:t xml:space="preserve"> </w:t>
+      </w:r>
+      <w:proofErr w:type="spellStart"/>
+      <w:r>
+        <w:t>sare</w:t>
+      </w:r>
+      <w:proofErr w:type="spellEnd"/>
+      <w:r>
+        <w:t xml:space="preserve"> log </w:t>
+      </w:r>
+      <w:proofErr w:type="spellStart"/>
+      <w:r>
+        <w:t>kaam</w:t>
+      </w:r>
+      <w:proofErr w:type="spellEnd"/>
+      <w:r>
+        <w:t xml:space="preserve"> </w:t>
+      </w:r>
+      <w:proofErr w:type="spellStart"/>
+      <w:r>
+        <w:t>kar</w:t>
+      </w:r>
+      <w:proofErr w:type="spellEnd"/>
+      <w:r>
+        <w:t xml:space="preserve"> </w:t>
+      </w:r>
+      <w:proofErr w:type="spellStart"/>
+      <w:r>
+        <w:t>rahe</w:t>
+      </w:r>
+      <w:proofErr w:type="spellEnd"/>
+      <w:r>
+        <w:t xml:space="preserve"> hain. Tum </w:t>
+      </w:r>
+      <w:proofErr w:type="spellStart"/>
+      <w:r>
+        <w:t>kisko</w:t>
+      </w:r>
+      <w:proofErr w:type="spellEnd"/>
+      <w:r>
+        <w:t xml:space="preserve"> </w:t>
+      </w:r>
+      <w:proofErr w:type="spellStart"/>
+      <w:r>
+        <w:t>kaun</w:t>
+      </w:r>
+      <w:proofErr w:type="spellEnd"/>
+      <w:r>
+        <w:t xml:space="preserve"> </w:t>
+      </w:r>
+      <w:proofErr w:type="spellStart"/>
+      <w:r>
+        <w:t>si</w:t>
+      </w:r>
+      <w:proofErr w:type="spellEnd"/>
+      <w:r>
+        <w:t xml:space="preserve"> table </w:t>
+      </w:r>
+      <w:proofErr w:type="spellStart"/>
+      <w:r>
+        <w:t>dekhne</w:t>
+      </w:r>
+      <w:proofErr w:type="spellEnd"/>
+      <w:r>
+        <w:t xml:space="preserve"> ki </w:t>
+      </w:r>
+      <w:proofErr w:type="spellStart"/>
+      <w:r>
+        <w:t>permissiondoge</w:t>
+      </w:r>
+      <w:proofErr w:type="spellEnd"/>
+      <w:r>
+        <w:t xml:space="preserve"> aur </w:t>
+      </w:r>
+      <w:proofErr w:type="spellStart"/>
+      <w:r>
+        <w:t>kiski</w:t>
+      </w:r>
+      <w:proofErr w:type="spellEnd"/>
+      <w:r>
+        <w:t xml:space="preserve"> permission </w:t>
+      </w:r>
+      <w:proofErr w:type="spellStart"/>
+      <w:r>
+        <w:t>wapas</w:t>
+      </w:r>
+      <w:proofErr w:type="spellEnd"/>
+      <w:r>
+        <w:t xml:space="preserve"> loge, yeh DCL decide </w:t>
+      </w:r>
+      <w:proofErr w:type="spellStart"/>
+      <w:r>
+        <w:t>karta</w:t>
+      </w:r>
+      <w:proofErr w:type="spellEnd"/>
+      <w:r>
+        <w:t xml:space="preserve"> </w:t>
+      </w:r>
+      <w:proofErr w:type="spellStart"/>
+      <w:r>
+        <w:t>hai</w:t>
+      </w:r>
+      <w:proofErr w:type="spellEnd"/>
+      <w:r>
+        <w:t>.</w:t>
+      </w:r>
+    </w:p>
+    <w:p>
+      <w:pPr>
+        <w:numPr>
+          <w:ilvl w:val="0"/>
+          <w:numId w:val="14"/>
+        </w:numPr>
+      </w:pPr>
+      <w:r>
+        <w:rPr>
+          <w:b/>
+          <w:bCs/>
+        </w:rPr>
+        <w:t>Main Commands:</w:t>
+      </w:r>
+    </w:p>
+    <w:p>
+      <w:pPr>
+        <w:numPr>
+          <w:ilvl w:val="1"/>
+          <w:numId w:val="14"/>
+        </w:numPr>
+      </w:pPr>
+      <w:r>
+        <w:t xml:space="preserve">GRANT: Kisi user ko database </w:t>
+      </w:r>
+      <w:proofErr w:type="spellStart"/>
+      <w:r>
+        <w:t>ya</w:t>
+      </w:r>
+      <w:proofErr w:type="spellEnd"/>
+      <w:r>
+        <w:t xml:space="preserve"> table access </w:t>
+      </w:r>
+      <w:proofErr w:type="spellStart"/>
+      <w:r>
+        <w:t>karne</w:t>
+      </w:r>
+      <w:proofErr w:type="spellEnd"/>
+      <w:r>
+        <w:t xml:space="preserve"> ki permission </w:t>
+      </w:r>
+      <w:proofErr w:type="spellStart"/>
+      <w:r>
+        <w:t>dena</w:t>
+      </w:r>
+      <w:proofErr w:type="spellEnd"/>
+      <w:r>
+        <w:t>.</w:t>
+      </w:r>
+    </w:p>
+    <w:p>
+      <w:pPr>
+        <w:numPr>
+          <w:ilvl w:val="1"/>
+          <w:numId w:val="14"/>
+        </w:numPr>
+      </w:pPr>
+      <w:r>
+        <w:t xml:space="preserve">REVOKE: Di </w:t>
+      </w:r>
+      <w:proofErr w:type="spellStart"/>
+      <w:r>
+        <w:t>gayi</w:t>
+      </w:r>
+      <w:proofErr w:type="spellEnd"/>
+      <w:r>
+        <w:t xml:space="preserve"> permission ko </w:t>
+      </w:r>
+      <w:proofErr w:type="spellStart"/>
+      <w:r>
+        <w:t>wapas</w:t>
+      </w:r>
+      <w:proofErr w:type="spellEnd"/>
+      <w:r>
+        <w:t xml:space="preserve"> le </w:t>
+      </w:r>
+      <w:proofErr w:type="spellStart"/>
+      <w:r>
+        <w:t>lena</w:t>
+      </w:r>
+      <w:proofErr w:type="spellEnd"/>
+      <w:r>
+        <w:t>.</w:t>
+      </w:r>
+    </w:p>
+    <w:p>
+      <w:pPr>
+        <w:rPr>
+          <w:b/>
+          <w:bCs/>
+        </w:rPr>
+      </w:pPr>
+      <w:r>
+        <w:rPr>
+          <w:b/>
+          <w:bCs/>
+        </w:rPr>
+        <w:t>5. TCL (Transaction Control Language)</w:t>
+      </w:r>
+    </w:p>
+    <w:p>
+      <w:pPr>
+        <w:numPr>
+          <w:ilvl w:val="0"/>
+          <w:numId w:val="15"/>
+        </w:numPr>
+      </w:pPr>
+      <w:r>
+        <w:rPr>
+          <w:b/>
+          <w:bCs/>
+        </w:rPr>
+        <w:t xml:space="preserve">Kaam </w:t>
+      </w:r>
+      <w:proofErr w:type="spellStart"/>
+      <w:r>
+        <w:rPr>
+          <w:b/>
+          <w:bCs/>
+        </w:rPr>
+        <w:t>kya</w:t>
+      </w:r>
+      <w:proofErr w:type="spellEnd"/>
+      <w:r>
+        <w:rPr>
+          <w:b/>
+          <w:bCs/>
+        </w:rPr>
+        <w:t xml:space="preserve"> </w:t>
+      </w:r>
+      <w:proofErr w:type="spellStart"/>
+      <w:r>
+        <w:rPr>
+          <w:b/>
+          <w:bCs/>
+        </w:rPr>
+        <w:t>hai</w:t>
+      </w:r>
+      <w:proofErr w:type="spellEnd"/>
+      <w:r>
+        <w:rPr>
+          <w:b/>
+          <w:bCs/>
+        </w:rPr>
+        <w:t>:</w:t>
+      </w:r>
+      <w:r>
+        <w:t xml:space="preserve"> Yeh commands </w:t>
+      </w:r>
+      <w:r>
+        <w:rPr>
+          <w:b/>
+          <w:bCs/>
+        </w:rPr>
+        <w:t>database transactions</w:t>
+      </w:r>
+      <w:r>
+        <w:t xml:space="preserve"> ko manage </w:t>
+      </w:r>
+      <w:proofErr w:type="spellStart"/>
+      <w:r>
+        <w:t>karti</w:t>
+      </w:r>
+      <w:proofErr w:type="spellEnd"/>
+      <w:r>
+        <w:t xml:space="preserve"> hain. </w:t>
+      </w:r>
+      <w:proofErr w:type="spellStart"/>
+      <w:r>
+        <w:t>Socho</w:t>
+      </w:r>
+      <w:proofErr w:type="spellEnd"/>
+      <w:r>
+        <w:t xml:space="preserve"> tum bank </w:t>
+      </w:r>
+      <w:proofErr w:type="spellStart"/>
+      <w:r>
+        <w:t>mein</w:t>
+      </w:r>
+      <w:proofErr w:type="spellEnd"/>
+      <w:r>
+        <w:t xml:space="preserve"> paise transfer </w:t>
+      </w:r>
+      <w:proofErr w:type="spellStart"/>
+      <w:r>
+        <w:t>kar</w:t>
+      </w:r>
+      <w:proofErr w:type="spellEnd"/>
+      <w:r>
+        <w:t xml:space="preserve"> </w:t>
+      </w:r>
+      <w:proofErr w:type="spellStart"/>
+      <w:r>
+        <w:t>rahe</w:t>
+      </w:r>
+      <w:proofErr w:type="spellEnd"/>
+      <w:r>
+        <w:t xml:space="preserve"> </w:t>
+      </w:r>
+      <w:proofErr w:type="spellStart"/>
+      <w:r>
+        <w:t>ho</w:t>
+      </w:r>
+      <w:proofErr w:type="spellEnd"/>
+      <w:r>
+        <w:t xml:space="preserve"> aur </w:t>
+      </w:r>
+      <w:proofErr w:type="spellStart"/>
+      <w:r>
+        <w:t>raste</w:t>
+      </w:r>
+      <w:proofErr w:type="spellEnd"/>
+      <w:r>
+        <w:t xml:space="preserve"> </w:t>
+      </w:r>
+      <w:proofErr w:type="spellStart"/>
+      <w:r>
+        <w:t>mein</w:t>
+      </w:r>
+      <w:proofErr w:type="spellEnd"/>
+      <w:r>
+        <w:t xml:space="preserve"> light </w:t>
+      </w:r>
+      <w:proofErr w:type="spellStart"/>
+      <w:r>
+        <w:t>chali</w:t>
+      </w:r>
+      <w:proofErr w:type="spellEnd"/>
+      <w:r>
+        <w:t xml:space="preserve"> </w:t>
+      </w:r>
+      <w:proofErr w:type="spellStart"/>
+      <w:r>
+        <w:t>gayi</w:t>
+      </w:r>
+      <w:proofErr w:type="spellEnd"/>
+      <w:r>
+        <w:t xml:space="preserve"> </w:t>
+      </w:r>
+      <w:proofErr w:type="spellStart"/>
+      <w:r>
+        <w:t>ya</w:t>
+      </w:r>
+      <w:proofErr w:type="spellEnd"/>
+      <w:r>
+        <w:t xml:space="preserve"> error aa </w:t>
+      </w:r>
+      <w:proofErr w:type="spellStart"/>
+      <w:r>
+        <w:t>gaya</w:t>
+      </w:r>
+      <w:proofErr w:type="spellEnd"/>
+      <w:r>
+        <w:t xml:space="preserve">, </w:t>
+      </w:r>
+      <w:proofErr w:type="spellStart"/>
+      <w:r>
+        <w:t>toh</w:t>
+      </w:r>
+      <w:proofErr w:type="spellEnd"/>
+      <w:r>
+        <w:t xml:space="preserve"> database </w:t>
+      </w:r>
+      <w:proofErr w:type="spellStart"/>
+      <w:r>
+        <w:t>kharab</w:t>
+      </w:r>
+      <w:proofErr w:type="spellEnd"/>
+      <w:r>
+        <w:t xml:space="preserve"> </w:t>
+      </w:r>
+      <w:proofErr w:type="spellStart"/>
+      <w:r>
+        <w:t>ho</w:t>
+      </w:r>
+      <w:proofErr w:type="spellEnd"/>
+      <w:r>
+        <w:t xml:space="preserve"> </w:t>
+      </w:r>
+      <w:proofErr w:type="spellStart"/>
+      <w:r>
+        <w:t>sakta</w:t>
+      </w:r>
+      <w:proofErr w:type="spellEnd"/>
+      <w:r>
+        <w:t xml:space="preserve"> </w:t>
+      </w:r>
+      <w:proofErr w:type="spellStart"/>
+      <w:r>
+        <w:t>hai</w:t>
+      </w:r>
+      <w:proofErr w:type="spellEnd"/>
+      <w:r>
+        <w:t xml:space="preserve">. TCL ensure </w:t>
+      </w:r>
+      <w:proofErr w:type="spellStart"/>
+      <w:r>
+        <w:t>karta</w:t>
+      </w:r>
+      <w:proofErr w:type="spellEnd"/>
+      <w:r>
+        <w:t xml:space="preserve"> </w:t>
+      </w:r>
+      <w:proofErr w:type="spellStart"/>
+      <w:r>
+        <w:t>hai</w:t>
+      </w:r>
+      <w:proofErr w:type="spellEnd"/>
+      <w:r>
+        <w:t xml:space="preserve"> ki </w:t>
+      </w:r>
+      <w:proofErr w:type="spellStart"/>
+      <w:r>
+        <w:t>ya</w:t>
+      </w:r>
+      <w:proofErr w:type="spellEnd"/>
+      <w:r>
+        <w:t xml:space="preserve"> </w:t>
+      </w:r>
+      <w:proofErr w:type="spellStart"/>
+      <w:r>
+        <w:t>toh</w:t>
+      </w:r>
+      <w:proofErr w:type="spellEnd"/>
+      <w:r>
+        <w:t xml:space="preserve"> </w:t>
+      </w:r>
+      <w:proofErr w:type="spellStart"/>
+      <w:r>
+        <w:t>poora</w:t>
+      </w:r>
+      <w:proofErr w:type="spellEnd"/>
+      <w:r>
+        <w:t xml:space="preserve"> </w:t>
+      </w:r>
+      <w:proofErr w:type="spellStart"/>
+      <w:r>
+        <w:t>kaam</w:t>
+      </w:r>
+      <w:proofErr w:type="spellEnd"/>
+      <w:r>
+        <w:t xml:space="preserve"> </w:t>
+      </w:r>
+      <w:proofErr w:type="spellStart"/>
+      <w:r>
+        <w:t>ho</w:t>
+      </w:r>
+      <w:proofErr w:type="spellEnd"/>
+      <w:r>
+        <w:t xml:space="preserve">, </w:t>
+      </w:r>
+      <w:proofErr w:type="spellStart"/>
+      <w:r>
+        <w:t>ya</w:t>
+      </w:r>
+      <w:proofErr w:type="spellEnd"/>
+      <w:r>
+        <w:t xml:space="preserve"> fir sab </w:t>
+      </w:r>
+      <w:proofErr w:type="spellStart"/>
+      <w:r>
+        <w:t>kuch</w:t>
+      </w:r>
+      <w:proofErr w:type="spellEnd"/>
+      <w:r>
+        <w:t xml:space="preserve"> </w:t>
+      </w:r>
+      <w:proofErr w:type="spellStart"/>
+      <w:r>
+        <w:t>pehle</w:t>
+      </w:r>
+      <w:proofErr w:type="spellEnd"/>
+      <w:r>
+        <w:t xml:space="preserve"> </w:t>
+      </w:r>
+      <w:proofErr w:type="spellStart"/>
+      <w:r>
+        <w:t>jaisa</w:t>
+      </w:r>
+      <w:proofErr w:type="spellEnd"/>
+      <w:r>
+        <w:t xml:space="preserve"> safe </w:t>
+      </w:r>
+      <w:proofErr w:type="spellStart"/>
+      <w:r>
+        <w:t>ho</w:t>
+      </w:r>
+      <w:proofErr w:type="spellEnd"/>
+      <w:r>
+        <w:t xml:space="preserve"> </w:t>
+      </w:r>
+      <w:proofErr w:type="spellStart"/>
+      <w:r>
+        <w:t>jaye</w:t>
+      </w:r>
+      <w:proofErr w:type="spellEnd"/>
+      <w:r>
+        <w:t>.</w:t>
+      </w:r>
+    </w:p>
+    <w:p>
+      <w:pPr>
+        <w:numPr>
+          <w:ilvl w:val="0"/>
+          <w:numId w:val="15"/>
+        </w:numPr>
+      </w:pPr>
+      <w:r>
+        <w:rPr>
+          <w:b/>
+          <w:bCs/>
+        </w:rPr>
+        <w:t>Main Commands:</w:t>
+      </w:r>
+    </w:p>
+    <w:p>
+      <w:pPr>
+        <w:numPr>
+          <w:ilvl w:val="1"/>
+          <w:numId w:val="15"/>
+        </w:numPr>
+      </w:pPr>
+      <w:r>
+        <w:t xml:space="preserve">COMMIT: Transaction ko permanent save </w:t>
+      </w:r>
+      <w:proofErr w:type="spellStart"/>
+      <w:r>
+        <w:t>karne</w:t>
+      </w:r>
+      <w:proofErr w:type="spellEnd"/>
+      <w:r>
+        <w:t xml:space="preserve"> </w:t>
+      </w:r>
+      <w:proofErr w:type="spellStart"/>
+      <w:r>
+        <w:t>ke</w:t>
+      </w:r>
+      <w:proofErr w:type="spellEnd"/>
+      <w:r>
+        <w:t xml:space="preserve"> </w:t>
+      </w:r>
+      <w:proofErr w:type="spellStart"/>
+      <w:r>
+        <w:t>liye</w:t>
+      </w:r>
+      <w:proofErr w:type="spellEnd"/>
+      <w:r>
+        <w:t xml:space="preserve"> (database </w:t>
+      </w:r>
+      <w:proofErr w:type="spellStart"/>
+      <w:r>
+        <w:t>mein</w:t>
+      </w:r>
+      <w:proofErr w:type="spellEnd"/>
+      <w:r>
+        <w:t xml:space="preserve"> </w:t>
+      </w:r>
+      <w:proofErr w:type="spellStart"/>
+      <w:r>
+        <w:t>pakka</w:t>
+      </w:r>
+      <w:proofErr w:type="spellEnd"/>
+      <w:r>
+        <w:t xml:space="preserve"> </w:t>
+      </w:r>
+      <w:proofErr w:type="spellStart"/>
+      <w:r>
+        <w:t>karne</w:t>
+      </w:r>
+      <w:proofErr w:type="spellEnd"/>
+      <w:r>
+        <w:t xml:space="preserve"> </w:t>
+      </w:r>
+      <w:proofErr w:type="spellStart"/>
+      <w:r>
+        <w:t>ke</w:t>
+      </w:r>
+      <w:proofErr w:type="spellEnd"/>
+      <w:r>
+        <w:t xml:space="preserve"> </w:t>
+      </w:r>
+      <w:proofErr w:type="spellStart"/>
+      <w:r>
+        <w:t>liye</w:t>
+      </w:r>
+      <w:proofErr w:type="spellEnd"/>
+      <w:r>
+        <w:t>).</w:t>
+      </w:r>
+    </w:p>
+    <w:p>
+      <w:pPr>
+        <w:numPr>
+          <w:ilvl w:val="1"/>
+          <w:numId w:val="15"/>
+        </w:numPr>
+      </w:pPr>
+      <w:r>
+        <w:t xml:space="preserve">ROLLBACK: Agar beech </w:t>
+      </w:r>
+      <w:proofErr w:type="spellStart"/>
+      <w:r>
+        <w:t>mein</w:t>
+      </w:r>
+      <w:proofErr w:type="spellEnd"/>
+      <w:r>
+        <w:t xml:space="preserve"> koi </w:t>
+      </w:r>
+      <w:proofErr w:type="spellStart"/>
+      <w:r>
+        <w:t>galti</w:t>
+      </w:r>
+      <w:proofErr w:type="spellEnd"/>
+      <w:r>
+        <w:t xml:space="preserve"> </w:t>
+      </w:r>
+      <w:proofErr w:type="spellStart"/>
+      <w:r>
+        <w:t>ho</w:t>
+      </w:r>
+      <w:proofErr w:type="spellEnd"/>
+      <w:r>
+        <w:t xml:space="preserve"> </w:t>
+      </w:r>
+      <w:proofErr w:type="spellStart"/>
+      <w:r>
+        <w:t>jaye</w:t>
+      </w:r>
+      <w:proofErr w:type="spellEnd"/>
+      <w:r>
+        <w:t xml:space="preserve">, </w:t>
+      </w:r>
+      <w:proofErr w:type="spellStart"/>
+      <w:r>
+        <w:t>toh</w:t>
+      </w:r>
+      <w:proofErr w:type="spellEnd"/>
+      <w:r>
+        <w:t xml:space="preserve"> transaction ko </w:t>
+      </w:r>
+      <w:proofErr w:type="spellStart"/>
+      <w:r>
+        <w:t>wapas</w:t>
+      </w:r>
+      <w:proofErr w:type="spellEnd"/>
+      <w:r>
+        <w:t xml:space="preserve"> </w:t>
+      </w:r>
+      <w:proofErr w:type="spellStart"/>
+      <w:r>
+        <w:t>purani</w:t>
+      </w:r>
+      <w:proofErr w:type="spellEnd"/>
+      <w:r>
+        <w:t xml:space="preserve"> </w:t>
+      </w:r>
+      <w:proofErr w:type="spellStart"/>
+      <w:r>
+        <w:t>sthiti</w:t>
+      </w:r>
+      <w:proofErr w:type="spellEnd"/>
+      <w:r>
+        <w:t xml:space="preserve"> </w:t>
+      </w:r>
+      <w:proofErr w:type="spellStart"/>
+      <w:r>
+        <w:t>mein</w:t>
+      </w:r>
+      <w:proofErr w:type="spellEnd"/>
+      <w:r>
+        <w:t xml:space="preserve"> </w:t>
+      </w:r>
+      <w:proofErr w:type="spellStart"/>
+      <w:r>
+        <w:t>laane</w:t>
+      </w:r>
+      <w:proofErr w:type="spellEnd"/>
+      <w:r>
+        <w:t xml:space="preserve"> </w:t>
+      </w:r>
+      <w:proofErr w:type="spellStart"/>
+      <w:r>
+        <w:t>ke</w:t>
+      </w:r>
+      <w:proofErr w:type="spellEnd"/>
+      <w:r>
+        <w:t xml:space="preserve"> </w:t>
+      </w:r>
+      <w:proofErr w:type="spellStart"/>
+      <w:r>
+        <w:t>liye</w:t>
+      </w:r>
+      <w:proofErr w:type="spellEnd"/>
+      <w:r>
+        <w:t xml:space="preserve"> (undo </w:t>
+      </w:r>
+      <w:proofErr w:type="spellStart"/>
+      <w:r>
+        <w:t>karne</w:t>
+      </w:r>
+      <w:proofErr w:type="spellEnd"/>
+      <w:r>
+        <w:t xml:space="preserve"> </w:t>
+      </w:r>
+      <w:proofErr w:type="spellStart"/>
+      <w:r>
+        <w:t>ke</w:t>
+      </w:r>
+      <w:proofErr w:type="spellEnd"/>
+      <w:r>
+        <w:t xml:space="preserve"> </w:t>
+      </w:r>
+      <w:proofErr w:type="spellStart"/>
+      <w:r>
+        <w:t>liye</w:t>
+      </w:r>
+      <w:proofErr w:type="spellEnd"/>
+      <w:r>
+        <w:t>).</w:t>
+      </w:r>
+    </w:p>
+    <w:p>
+      <w:pPr>
+        <w:numPr>
+          <w:ilvl w:val="1"/>
+          <w:numId w:val="15"/>
+        </w:numPr>
+      </w:pPr>
+      <w:r>
+        <w:t xml:space="preserve">SAVEPOINT: Transaction </w:t>
+      </w:r>
+      <w:proofErr w:type="spellStart"/>
+      <w:r>
+        <w:t>ke</w:t>
+      </w:r>
+      <w:proofErr w:type="spellEnd"/>
+      <w:r>
+        <w:t xml:space="preserve"> beech </w:t>
+      </w:r>
+      <w:proofErr w:type="spellStart"/>
+      <w:r>
+        <w:t>mein</w:t>
+      </w:r>
+      <w:proofErr w:type="spellEnd"/>
+      <w:r>
+        <w:t xml:space="preserve"> ek checkpoint </w:t>
+      </w:r>
+      <w:proofErr w:type="spellStart"/>
+      <w:r>
+        <w:t>bana</w:t>
+      </w:r>
+      <w:proofErr w:type="spellEnd"/>
+      <w:r>
+        <w:t xml:space="preserve"> </w:t>
+      </w:r>
+      <w:proofErr w:type="spellStart"/>
+      <w:r>
+        <w:t>dena</w:t>
+      </w:r>
+      <w:proofErr w:type="spellEnd"/>
+      <w:r>
+        <w:t xml:space="preserve"> </w:t>
+      </w:r>
+      <w:proofErr w:type="spellStart"/>
+      <w:r>
+        <w:t>jahan</w:t>
+      </w:r>
+      <w:proofErr w:type="spellEnd"/>
+      <w:r>
+        <w:t xml:space="preserve"> </w:t>
+      </w:r>
+      <w:proofErr w:type="spellStart"/>
+      <w:r>
+        <w:t>tak</w:t>
+      </w:r>
+      <w:proofErr w:type="spellEnd"/>
+      <w:r>
+        <w:t xml:space="preserve"> hum </w:t>
+      </w:r>
+      <w:proofErr w:type="spellStart"/>
+      <w:r>
+        <w:t>wapas</w:t>
+      </w:r>
+      <w:proofErr w:type="spellEnd"/>
+      <w:r>
+        <w:t xml:space="preserve"> aa </w:t>
+      </w:r>
+      <w:proofErr w:type="spellStart"/>
+      <w:r>
+        <w:t>sakein</w:t>
+      </w:r>
+      <w:proofErr w:type="spellEnd"/>
+      <w:r>
+        <w:t xml:space="preserve"> agar </w:t>
+      </w:r>
+      <w:proofErr w:type="spellStart"/>
+      <w:r>
+        <w:t>zaroorat</w:t>
+      </w:r>
+      <w:proofErr w:type="spellEnd"/>
+      <w:r>
+        <w:t xml:space="preserve"> </w:t>
+      </w:r>
+      <w:proofErr w:type="spellStart"/>
+      <w:r>
+        <w:t>pade</w:t>
+      </w:r>
+      <w:proofErr w:type="spellEnd"/>
+      <w:r>
+        <w:t>.</w:t>
+      </w:r>
+    </w:p>
+    <w:p>
+      <w:r>
+        <w:rPr>
+          <w:b/>
+          <w:bCs/>
+        </w:rPr>
+        <w:t>Interview Tip:</w:t>
+      </w:r>
+      <w:r>
+        <w:t xml:space="preserve"> Interviews </w:t>
+      </w:r>
+      <w:proofErr w:type="spellStart"/>
+      <w:r>
+        <w:t>mein</w:t>
+      </w:r>
+      <w:proofErr w:type="spellEnd"/>
+      <w:r>
+        <w:t xml:space="preserve"> </w:t>
+      </w:r>
+      <w:proofErr w:type="spellStart"/>
+      <w:r>
+        <w:t>aksar</w:t>
+      </w:r>
+      <w:proofErr w:type="spellEnd"/>
+      <w:r>
+        <w:t xml:space="preserve"> yeh </w:t>
+      </w:r>
+      <w:proofErr w:type="spellStart"/>
+      <w:r>
+        <w:t>pucha</w:t>
+      </w:r>
+      <w:proofErr w:type="spellEnd"/>
+      <w:r>
+        <w:t xml:space="preserve"> </w:t>
+      </w:r>
+      <w:proofErr w:type="spellStart"/>
+      <w:r>
+        <w:t>jata</w:t>
+      </w:r>
+      <w:proofErr w:type="spellEnd"/>
+      <w:r>
+        <w:t xml:space="preserve"> </w:t>
+      </w:r>
+      <w:proofErr w:type="spellStart"/>
+      <w:r>
+        <w:t>hai</w:t>
+      </w:r>
+      <w:proofErr w:type="spellEnd"/>
+      <w:r>
+        <w:t xml:space="preserve"> ki </w:t>
+      </w:r>
+      <w:r>
+        <w:rPr>
+          <w:i/>
+          <w:iCs/>
+        </w:rPr>
+        <w:t xml:space="preserve">"DELETE aur TRUNCATE </w:t>
+      </w:r>
+      <w:proofErr w:type="spellStart"/>
+      <w:r>
+        <w:rPr>
+          <w:i/>
+          <w:iCs/>
+        </w:rPr>
+        <w:t>mein</w:t>
+      </w:r>
+      <w:proofErr w:type="spellEnd"/>
+      <w:r>
+        <w:rPr>
+          <w:i/>
+          <w:iCs/>
+        </w:rPr>
+        <w:t xml:space="preserve"> </w:t>
+      </w:r>
+      <w:proofErr w:type="spellStart"/>
+      <w:r>
+        <w:rPr>
+          <w:i/>
+          <w:iCs/>
+        </w:rPr>
+        <w:t>kya</w:t>
+      </w:r>
+      <w:proofErr w:type="spellEnd"/>
+      <w:r>
+        <w:rPr>
+          <w:i/>
+          <w:iCs/>
+        </w:rPr>
+        <w:t xml:space="preserve"> </w:t>
+      </w:r>
+      <w:proofErr w:type="spellStart"/>
+      <w:r>
+        <w:rPr>
+          <w:i/>
+          <w:iCs/>
+        </w:rPr>
+        <w:t>farq</w:t>
+      </w:r>
+      <w:proofErr w:type="spellEnd"/>
+      <w:r>
+        <w:rPr>
+          <w:i/>
+          <w:iCs/>
+        </w:rPr>
+        <w:t xml:space="preserve"> </w:t>
+      </w:r>
+      <w:proofErr w:type="spellStart"/>
+      <w:r>
+        <w:rPr>
+          <w:i/>
+          <w:iCs/>
+        </w:rPr>
+        <w:t>hai</w:t>
+      </w:r>
+      <w:proofErr w:type="spellEnd"/>
+      <w:r>
+        <w:rPr>
+          <w:i/>
+          <w:iCs/>
+        </w:rPr>
+        <w:t xml:space="preserve"> aur </w:t>
+      </w:r>
+      <w:proofErr w:type="spellStart"/>
+      <w:r>
+        <w:rPr>
+          <w:i/>
+          <w:iCs/>
+        </w:rPr>
+        <w:t>woh</w:t>
+      </w:r>
+      <w:proofErr w:type="spellEnd"/>
+      <w:r>
+        <w:rPr>
+          <w:i/>
+          <w:iCs/>
+        </w:rPr>
+        <w:t xml:space="preserve"> </w:t>
+      </w:r>
+      <w:proofErr w:type="spellStart"/>
+      <w:r>
+        <w:rPr>
+          <w:i/>
+          <w:iCs/>
+        </w:rPr>
+        <w:t>kis</w:t>
+      </w:r>
+      <w:proofErr w:type="spellEnd"/>
+      <w:r>
+        <w:rPr>
+          <w:i/>
+          <w:iCs/>
+        </w:rPr>
+        <w:t xml:space="preserve"> category </w:t>
+      </w:r>
+      <w:proofErr w:type="spellStart"/>
+      <w:r>
+        <w:rPr>
+          <w:i/>
+          <w:iCs/>
+        </w:rPr>
+        <w:t>mein</w:t>
+      </w:r>
+      <w:proofErr w:type="spellEnd"/>
+      <w:r>
+        <w:rPr>
+          <w:i/>
+          <w:iCs/>
+        </w:rPr>
+        <w:t xml:space="preserve"> </w:t>
+      </w:r>
+      <w:proofErr w:type="spellStart"/>
+      <w:r>
+        <w:rPr>
+          <w:i/>
+          <w:iCs/>
+        </w:rPr>
+        <w:t>aate</w:t>
+      </w:r>
+      <w:proofErr w:type="spellEnd"/>
+      <w:r>
+        <w:rPr>
+          <w:i/>
+          <w:iCs/>
+        </w:rPr>
+        <w:t xml:space="preserve"> hain?"</w:t>
+      </w:r>
+      <w:r>
+        <w:t xml:space="preserve"> Toh </w:t>
+      </w:r>
+      <w:proofErr w:type="spellStart"/>
+      <w:r>
+        <w:t>yaad</w:t>
+      </w:r>
+      <w:proofErr w:type="spellEnd"/>
+      <w:r>
+        <w:t xml:space="preserve"> </w:t>
+      </w:r>
+      <w:proofErr w:type="spellStart"/>
+      <w:r>
+        <w:t>rakhna</w:t>
+      </w:r>
+      <w:proofErr w:type="spellEnd"/>
+      <w:r>
+        <w:t xml:space="preserve">: </w:t>
+      </w:r>
+      <w:r>
+        <w:rPr>
+          <w:b/>
+          <w:bCs/>
+        </w:rPr>
+        <w:t xml:space="preserve">DELETE ek DML command </w:t>
+      </w:r>
+      <w:proofErr w:type="spellStart"/>
+      <w:r>
+        <w:rPr>
+          <w:b/>
+          <w:bCs/>
+        </w:rPr>
+        <w:t>hai</w:t>
+      </w:r>
+      <w:proofErr w:type="spellEnd"/>
+      <w:r>
+        <w:t xml:space="preserve"> (yeh rows ko ek-ek </w:t>
+      </w:r>
+      <w:proofErr w:type="spellStart"/>
+      <w:r>
+        <w:t>karke</w:t>
+      </w:r>
+      <w:proofErr w:type="spellEnd"/>
+      <w:r>
+        <w:t xml:space="preserve"> delete </w:t>
+      </w:r>
+      <w:proofErr w:type="spellStart"/>
+      <w:r>
+        <w:t>karti</w:t>
+      </w:r>
+      <w:proofErr w:type="spellEnd"/>
+      <w:r>
+        <w:t xml:space="preserve"> </w:t>
+      </w:r>
+      <w:proofErr w:type="spellStart"/>
+      <w:r>
+        <w:t>hai</w:t>
+      </w:r>
+      <w:proofErr w:type="spellEnd"/>
+      <w:r>
+        <w:t xml:space="preserve"> aur rollback </w:t>
+      </w:r>
+      <w:proofErr w:type="spellStart"/>
+      <w:r>
+        <w:t>ho</w:t>
+      </w:r>
+      <w:proofErr w:type="spellEnd"/>
+      <w:r>
+        <w:t xml:space="preserve"> </w:t>
+      </w:r>
+      <w:proofErr w:type="spellStart"/>
+      <w:r>
+        <w:t>sakti</w:t>
+      </w:r>
+      <w:proofErr w:type="spellEnd"/>
+      <w:r>
+        <w:t xml:space="preserve"> </w:t>
+      </w:r>
+      <w:proofErr w:type="spellStart"/>
+      <w:r>
+        <w:t>hai</w:t>
+      </w:r>
+      <w:proofErr w:type="spellEnd"/>
+      <w:r>
+        <w:t xml:space="preserve">), </w:t>
+      </w:r>
+      <w:proofErr w:type="spellStart"/>
+      <w:r>
+        <w:t>jabki</w:t>
+      </w:r>
+      <w:proofErr w:type="spellEnd"/>
+      <w:r>
+        <w:t xml:space="preserve"> </w:t>
+      </w:r>
+      <w:r>
+        <w:rPr>
+          <w:b/>
+          <w:bCs/>
+        </w:rPr>
+        <w:t xml:space="preserve">TRUNCATE ek DDL command </w:t>
+      </w:r>
+      <w:proofErr w:type="spellStart"/>
+      <w:r>
+        <w:rPr>
+          <w:b/>
+          <w:bCs/>
+        </w:rPr>
+        <w:t>hai</w:t>
+      </w:r>
+      <w:proofErr w:type="spellEnd"/>
+      <w:r>
+        <w:t xml:space="preserve"> (yeh table ka sara data ek hi </w:t>
+      </w:r>
+      <w:proofErr w:type="spellStart"/>
+      <w:r>
+        <w:t>baar</w:t>
+      </w:r>
+      <w:proofErr w:type="spellEnd"/>
+      <w:r>
+        <w:t xml:space="preserve"> </w:t>
+      </w:r>
+      <w:proofErr w:type="spellStart"/>
+      <w:r>
+        <w:t>mein</w:t>
+      </w:r>
+      <w:proofErr w:type="spellEnd"/>
+      <w:r>
+        <w:t xml:space="preserve"> </w:t>
+      </w:r>
+      <w:proofErr w:type="spellStart"/>
+      <w:r>
+        <w:t>saaf</w:t>
+      </w:r>
+      <w:proofErr w:type="spellEnd"/>
+      <w:r>
+        <w:t xml:space="preserve"> </w:t>
+      </w:r>
+      <w:proofErr w:type="spellStart"/>
+      <w:r>
+        <w:t>kar</w:t>
+      </w:r>
+      <w:proofErr w:type="spellEnd"/>
+      <w:r>
+        <w:t xml:space="preserve"> </w:t>
+      </w:r>
+      <w:proofErr w:type="spellStart"/>
+      <w:r>
+        <w:t>deti</w:t>
+      </w:r>
+      <w:proofErr w:type="spellEnd"/>
+      <w:r>
+        <w:t xml:space="preserve"> </w:t>
+      </w:r>
+      <w:proofErr w:type="spellStart"/>
+      <w:r>
+        <w:t>hai</w:t>
+      </w:r>
+      <w:proofErr w:type="spellEnd"/>
+      <w:r>
+        <w:t xml:space="preserve"> aur </w:t>
+      </w:r>
+      <w:proofErr w:type="spellStart"/>
+      <w:r>
+        <w:t>ise</w:t>
+      </w:r>
+      <w:proofErr w:type="spellEnd"/>
+      <w:r>
+        <w:t xml:space="preserve"> rollback </w:t>
+      </w:r>
+      <w:proofErr w:type="spellStart"/>
+      <w:r>
+        <w:t>nahi</w:t>
+      </w:r>
+      <w:proofErr w:type="spellEnd"/>
+      <w:r>
+        <w:t xml:space="preserve"> </w:t>
+      </w:r>
+      <w:proofErr w:type="spellStart"/>
+      <w:r>
+        <w:t>kiya</w:t>
+      </w:r>
+      <w:proofErr w:type="spellEnd"/>
+      <w:r>
+        <w:t xml:space="preserve"> </w:t>
+      </w:r>
+      <w:proofErr w:type="spellStart"/>
+      <w:r>
+        <w:t>ja</w:t>
+      </w:r>
+      <w:proofErr w:type="spellEnd"/>
+      <w:r>
+        <w:t xml:space="preserve"> </w:t>
+      </w:r>
+      <w:proofErr w:type="spellStart"/>
+      <w:r>
+        <w:t>sakta</w:t>
+      </w:r>
+      <w:proofErr w:type="spellEnd"/>
+      <w:r>
+        <w:t>).</w:t>
+      </w:r>
+      <w:r>
+        <w:pict w14:anchorId="411153E2">
+          <v:rect id="_x0000_i1029" style="width:0;height:1.5pt" o:hralign="center" o:hrstd="t" o:hr="t" fillcolor="#a0a0a0" stroked="f"/>
+        </w:pict>
+      </w:r>
+    </w:p>
     <w:p/>
     <w:sectPr>
       <w:pgSz w:w="11906" w:h="16838"/>
@@ -5128,6 +7983,155 @@
     </w:lvl>
   </w:abstractNum>
   <w:abstractNum w:abstractNumId="5" w15:restartNumberingAfterBreak="0">
+    <w:nsid w:val="248244A8"/>
+    <w:multiLevelType w:val="multilevel"/>
+    <w:tmpl w:val="5A20016C"/>
+    <w:lvl w:ilvl="0">
+      <w:start w:val="1"/>
+      <w:numFmt w:val="bullet"/>
+      <w:lvlText w:val=""/>
+      <w:lvlJc w:val="left"/>
+      <w:pPr>
+        <w:tabs>
+          <w:tab w:val="num" w:pos="720"/>
+        </w:tabs>
+        <w:ind w:left="720" w:hanging="360"/>
+      </w:pPr>
+      <w:rPr>
+        <w:rFonts w:ascii="Symbol" w:hAnsi="Symbol" w:hint="default"/>
+        <w:sz w:val="20"/>
+      </w:rPr>
+    </w:lvl>
+    <w:lvl w:ilvl="1">
+      <w:start w:val="1"/>
+      <w:numFmt w:val="bullet"/>
+      <w:lvlText w:val="o"/>
+      <w:lvlJc w:val="left"/>
+      <w:pPr>
+        <w:tabs>
+          <w:tab w:val="num" w:pos="1440"/>
+        </w:tabs>
+        <w:ind w:left="1440" w:hanging="360"/>
+      </w:pPr>
+      <w:rPr>
+        <w:rFonts w:ascii="Courier New" w:hAnsi="Courier New" w:hint="default"/>
+        <w:sz w:val="20"/>
+      </w:rPr>
+    </w:lvl>
+    <w:lvl w:ilvl="2" w:tentative="1">
+      <w:start w:val="1"/>
+      <w:numFmt w:val="bullet"/>
+      <w:lvlText w:val=""/>
+      <w:lvlJc w:val="left"/>
+      <w:pPr>
+        <w:tabs>
+          <w:tab w:val="num" w:pos="2160"/>
+        </w:tabs>
+        <w:ind w:left="2160" w:hanging="360"/>
+      </w:pPr>
+      <w:rPr>
+        <w:rFonts w:ascii="Wingdings" w:hAnsi="Wingdings" w:hint="default"/>
+        <w:sz w:val="20"/>
+      </w:rPr>
+    </w:lvl>
+    <w:lvl w:ilvl="3" w:tentative="1">
+      <w:start w:val="1"/>
+      <w:numFmt w:val="bullet"/>
+      <w:lvlText w:val=""/>
+      <w:lvlJc w:val="left"/>
+      <w:pPr>
+        <w:tabs>
+          <w:tab w:val="num" w:pos="2880"/>
+        </w:tabs>
+        <w:ind w:left="2880" w:hanging="360"/>
+      </w:pPr>
+      <w:rPr>
+        <w:rFonts w:ascii="Wingdings" w:hAnsi="Wingdings" w:hint="default"/>
+        <w:sz w:val="20"/>
+      </w:rPr>
+    </w:lvl>
+    <w:lvl w:ilvl="4" w:tentative="1">
+      <w:start w:val="1"/>
+      <w:numFmt w:val="bullet"/>
+      <w:lvlText w:val=""/>
+      <w:lvlJc w:val="left"/>
+      <w:pPr>
+        <w:tabs>
+          <w:tab w:val="num" w:pos="3600"/>
+        </w:tabs>
+        <w:ind w:left="3600" w:hanging="360"/>
+      </w:pPr>
+      <w:rPr>
+        <w:rFonts w:ascii="Wingdings" w:hAnsi="Wingdings" w:hint="default"/>
+        <w:sz w:val="20"/>
+      </w:rPr>
+    </w:lvl>
+    <w:lvl w:ilvl="5" w:tentative="1">
+      <w:start w:val="1"/>
+      <w:numFmt w:val="bullet"/>
+      <w:lvlText w:val=""/>
+      <w:lvlJc w:val="left"/>
+      <w:pPr>
+        <w:tabs>
+          <w:tab w:val="num" w:pos="4320"/>
+        </w:tabs>
+        <w:ind w:left="4320" w:hanging="360"/>
+      </w:pPr>
+      <w:rPr>
+        <w:rFonts w:ascii="Wingdings" w:hAnsi="Wingdings" w:hint="default"/>
+        <w:sz w:val="20"/>
+      </w:rPr>
+    </w:lvl>
+    <w:lvl w:ilvl="6" w:tentative="1">
+      <w:start w:val="1"/>
+      <w:numFmt w:val="bullet"/>
+      <w:lvlText w:val=""/>
+      <w:lvlJc w:val="left"/>
+      <w:pPr>
+        <w:tabs>
+          <w:tab w:val="num" w:pos="5040"/>
+        </w:tabs>
+        <w:ind w:left="5040" w:hanging="360"/>
+      </w:pPr>
+      <w:rPr>
+        <w:rFonts w:ascii="Wingdings" w:hAnsi="Wingdings" w:hint="default"/>
+        <w:sz w:val="20"/>
+      </w:rPr>
+    </w:lvl>
+    <w:lvl w:ilvl="7" w:tentative="1">
+      <w:start w:val="1"/>
+      <w:numFmt w:val="bullet"/>
+      <w:lvlText w:val=""/>
+      <w:lvlJc w:val="left"/>
+      <w:pPr>
+        <w:tabs>
+          <w:tab w:val="num" w:pos="5760"/>
+        </w:tabs>
+        <w:ind w:left="5760" w:hanging="360"/>
+      </w:pPr>
+      <w:rPr>
+        <w:rFonts w:ascii="Wingdings" w:hAnsi="Wingdings" w:hint="default"/>
+        <w:sz w:val="20"/>
+      </w:rPr>
+    </w:lvl>
+    <w:lvl w:ilvl="8" w:tentative="1">
+      <w:start w:val="1"/>
+      <w:numFmt w:val="bullet"/>
+      <w:lvlText w:val=""/>
+      <w:lvlJc w:val="left"/>
+      <w:pPr>
+        <w:tabs>
+          <w:tab w:val="num" w:pos="6480"/>
+        </w:tabs>
+        <w:ind w:left="6480" w:hanging="360"/>
+      </w:pPr>
+      <w:rPr>
+        <w:rFonts w:ascii="Wingdings" w:hAnsi="Wingdings" w:hint="default"/>
+        <w:sz w:val="20"/>
+      </w:rPr>
+    </w:lvl>
+  </w:abstractNum>
+  <w:abstractNum w:abstractNumId="6" w15:restartNumberingAfterBreak="0">
     <w:nsid w:val="284C37C3"/>
     <w:multiLevelType w:val="multilevel"/>
     <w:tmpl w:val="081210C0"/>
@@ -5240,7 +8244,156 @@
       </w:pPr>
     </w:lvl>
   </w:abstractNum>
-  <w:abstractNum w:abstractNumId="6" w15:restartNumberingAfterBreak="0">
+  <w:abstractNum w:abstractNumId="7" w15:restartNumberingAfterBreak="0">
+    <w:nsid w:val="32482233"/>
+    <w:multiLevelType w:val="multilevel"/>
+    <w:tmpl w:val="8E803594"/>
+    <w:lvl w:ilvl="0">
+      <w:start w:val="1"/>
+      <w:numFmt w:val="bullet"/>
+      <w:lvlText w:val=""/>
+      <w:lvlJc w:val="left"/>
+      <w:pPr>
+        <w:tabs>
+          <w:tab w:val="num" w:pos="720"/>
+        </w:tabs>
+        <w:ind w:left="720" w:hanging="360"/>
+      </w:pPr>
+      <w:rPr>
+        <w:rFonts w:ascii="Symbol" w:hAnsi="Symbol" w:hint="default"/>
+        <w:sz w:val="20"/>
+      </w:rPr>
+    </w:lvl>
+    <w:lvl w:ilvl="1">
+      <w:start w:val="1"/>
+      <w:numFmt w:val="bullet"/>
+      <w:lvlText w:val="o"/>
+      <w:lvlJc w:val="left"/>
+      <w:pPr>
+        <w:tabs>
+          <w:tab w:val="num" w:pos="1440"/>
+        </w:tabs>
+        <w:ind w:left="1440" w:hanging="360"/>
+      </w:pPr>
+      <w:rPr>
+        <w:rFonts w:ascii="Courier New" w:hAnsi="Courier New" w:hint="default"/>
+        <w:sz w:val="20"/>
+      </w:rPr>
+    </w:lvl>
+    <w:lvl w:ilvl="2" w:tentative="1">
+      <w:start w:val="1"/>
+      <w:numFmt w:val="bullet"/>
+      <w:lvlText w:val=""/>
+      <w:lvlJc w:val="left"/>
+      <w:pPr>
+        <w:tabs>
+          <w:tab w:val="num" w:pos="2160"/>
+        </w:tabs>
+        <w:ind w:left="2160" w:hanging="360"/>
+      </w:pPr>
+      <w:rPr>
+        <w:rFonts w:ascii="Wingdings" w:hAnsi="Wingdings" w:hint="default"/>
+        <w:sz w:val="20"/>
+      </w:rPr>
+    </w:lvl>
+    <w:lvl w:ilvl="3" w:tentative="1">
+      <w:start w:val="1"/>
+      <w:numFmt w:val="bullet"/>
+      <w:lvlText w:val=""/>
+      <w:lvlJc w:val="left"/>
+      <w:pPr>
+        <w:tabs>
+          <w:tab w:val="num" w:pos="2880"/>
+        </w:tabs>
+        <w:ind w:left="2880" w:hanging="360"/>
+      </w:pPr>
+      <w:rPr>
+        <w:rFonts w:ascii="Wingdings" w:hAnsi="Wingdings" w:hint="default"/>
+        <w:sz w:val="20"/>
+      </w:rPr>
+    </w:lvl>
+    <w:lvl w:ilvl="4" w:tentative="1">
+      <w:start w:val="1"/>
+      <w:numFmt w:val="bullet"/>
+      <w:lvlText w:val=""/>
+      <w:lvlJc w:val="left"/>
+      <w:pPr>
+        <w:tabs>
+          <w:tab w:val="num" w:pos="3600"/>
+        </w:tabs>
+        <w:ind w:left="3600" w:hanging="360"/>
+      </w:pPr>
+      <w:rPr>
+        <w:rFonts w:ascii="Wingdings" w:hAnsi="Wingdings" w:hint="default"/>
+        <w:sz w:val="20"/>
+      </w:rPr>
+    </w:lvl>
+    <w:lvl w:ilvl="5" w:tentative="1">
+      <w:start w:val="1"/>
+      <w:numFmt w:val="bullet"/>
+      <w:lvlText w:val=""/>
+      <w:lvlJc w:val="left"/>
+      <w:pPr>
+        <w:tabs>
+          <w:tab w:val="num" w:pos="4320"/>
+        </w:tabs>
+        <w:ind w:left="4320" w:hanging="360"/>
+      </w:pPr>
+      <w:rPr>
+        <w:rFonts w:ascii="Wingdings" w:hAnsi="Wingdings" w:hint="default"/>
+        <w:sz w:val="20"/>
+      </w:rPr>
+    </w:lvl>
+    <w:lvl w:ilvl="6" w:tentative="1">
+      <w:start w:val="1"/>
+      <w:numFmt w:val="bullet"/>
+      <w:lvlText w:val=""/>
+      <w:lvlJc w:val="left"/>
+      <w:pPr>
+        <w:tabs>
+          <w:tab w:val="num" w:pos="5040"/>
+        </w:tabs>
+        <w:ind w:left="5040" w:hanging="360"/>
+      </w:pPr>
+      <w:rPr>
+        <w:rFonts w:ascii="Wingdings" w:hAnsi="Wingdings" w:hint="default"/>
+        <w:sz w:val="20"/>
+      </w:rPr>
+    </w:lvl>
+    <w:lvl w:ilvl="7" w:tentative="1">
+      <w:start w:val="1"/>
+      <w:numFmt w:val="bullet"/>
+      <w:lvlText w:val=""/>
+      <w:lvlJc w:val="left"/>
+      <w:pPr>
+        <w:tabs>
+          <w:tab w:val="num" w:pos="5760"/>
+        </w:tabs>
+        <w:ind w:left="5760" w:hanging="360"/>
+      </w:pPr>
+      <w:rPr>
+        <w:rFonts w:ascii="Wingdings" w:hAnsi="Wingdings" w:hint="default"/>
+        <w:sz w:val="20"/>
+      </w:rPr>
+    </w:lvl>
+    <w:lvl w:ilvl="8" w:tentative="1">
+      <w:start w:val="1"/>
+      <w:numFmt w:val="bullet"/>
+      <w:lvlText w:val=""/>
+      <w:lvlJc w:val="left"/>
+      <w:pPr>
+        <w:tabs>
+          <w:tab w:val="num" w:pos="6480"/>
+        </w:tabs>
+        <w:ind w:left="6480" w:hanging="360"/>
+      </w:pPr>
+      <w:rPr>
+        <w:rFonts w:ascii="Wingdings" w:hAnsi="Wingdings" w:hint="default"/>
+        <w:sz w:val="20"/>
+      </w:rPr>
+    </w:lvl>
+  </w:abstractNum>
+  <w:abstractNum w:abstractNumId="8" w15:restartNumberingAfterBreak="0">
     <w:nsid w:val="32F93083"/>
     <w:multiLevelType w:val="multilevel"/>
     <w:tmpl w:val="86C24F80"/>
@@ -5389,7 +8542,156 @@
       </w:rPr>
     </w:lvl>
   </w:abstractNum>
-  <w:abstractNum w:abstractNumId="7" w15:restartNumberingAfterBreak="0">
+  <w:abstractNum w:abstractNumId="9" w15:restartNumberingAfterBreak="0">
+    <w:nsid w:val="47E563E3"/>
+    <w:multiLevelType w:val="multilevel"/>
+    <w:tmpl w:val="A2A2CF26"/>
+    <w:lvl w:ilvl="0">
+      <w:start w:val="1"/>
+      <w:numFmt w:val="bullet"/>
+      <w:lvlText w:val=""/>
+      <w:lvlJc w:val="left"/>
+      <w:pPr>
+        <w:tabs>
+          <w:tab w:val="num" w:pos="720"/>
+        </w:tabs>
+        <w:ind w:left="720" w:hanging="360"/>
+      </w:pPr>
+      <w:rPr>
+        <w:rFonts w:ascii="Symbol" w:hAnsi="Symbol" w:hint="default"/>
+        <w:sz w:val="20"/>
+      </w:rPr>
+    </w:lvl>
+    <w:lvl w:ilvl="1">
+      <w:start w:val="1"/>
+      <w:numFmt w:val="bullet"/>
+      <w:lvlText w:val="o"/>
+      <w:lvlJc w:val="left"/>
+      <w:pPr>
+        <w:tabs>
+          <w:tab w:val="num" w:pos="1440"/>
+        </w:tabs>
+        <w:ind w:left="1440" w:hanging="360"/>
+      </w:pPr>
+      <w:rPr>
+        <w:rFonts w:ascii="Courier New" w:hAnsi="Courier New" w:hint="default"/>
+        <w:sz w:val="20"/>
+      </w:rPr>
+    </w:lvl>
+    <w:lvl w:ilvl="2" w:tentative="1">
+      <w:start w:val="1"/>
+      <w:numFmt w:val="bullet"/>
+      <w:lvlText w:val=""/>
+      <w:lvlJc w:val="left"/>
+      <w:pPr>
+        <w:tabs>
+          <w:tab w:val="num" w:pos="2160"/>
+        </w:tabs>
+        <w:ind w:left="2160" w:hanging="360"/>
+      </w:pPr>
+      <w:rPr>
+        <w:rFonts w:ascii="Wingdings" w:hAnsi="Wingdings" w:hint="default"/>
+        <w:sz w:val="20"/>
+      </w:rPr>
+    </w:lvl>
+    <w:lvl w:ilvl="3" w:tentative="1">
+      <w:start w:val="1"/>
+      <w:numFmt w:val="bullet"/>
+      <w:lvlText w:val=""/>
+      <w:lvlJc w:val="left"/>
+      <w:pPr>
+        <w:tabs>
+          <w:tab w:val="num" w:pos="2880"/>
+        </w:tabs>
+        <w:ind w:left="2880" w:hanging="360"/>
+      </w:pPr>
+      <w:rPr>
+        <w:rFonts w:ascii="Wingdings" w:hAnsi="Wingdings" w:hint="default"/>
+        <w:sz w:val="20"/>
+      </w:rPr>
+    </w:lvl>
+    <w:lvl w:ilvl="4" w:tentative="1">
+      <w:start w:val="1"/>
+      <w:numFmt w:val="bullet"/>
+      <w:lvlText w:val=""/>
+      <w:lvlJc w:val="left"/>
+      <w:pPr>
+        <w:tabs>
+          <w:tab w:val="num" w:pos="3600"/>
+        </w:tabs>
+        <w:ind w:left="3600" w:hanging="360"/>
+      </w:pPr>
+      <w:rPr>
+        <w:rFonts w:ascii="Wingdings" w:hAnsi="Wingdings" w:hint="default"/>
+        <w:sz w:val="20"/>
+      </w:rPr>
+    </w:lvl>
+    <w:lvl w:ilvl="5" w:tentative="1">
+      <w:start w:val="1"/>
+      <w:numFmt w:val="bullet"/>
+      <w:lvlText w:val=""/>
+      <w:lvlJc w:val="left"/>
+      <w:pPr>
+        <w:tabs>
+          <w:tab w:val="num" w:pos="4320"/>
+        </w:tabs>
+        <w:ind w:left="4320" w:hanging="360"/>
+      </w:pPr>
+      <w:rPr>
+        <w:rFonts w:ascii="Wingdings" w:hAnsi="Wingdings" w:hint="default"/>
+        <w:sz w:val="20"/>
+      </w:rPr>
+    </w:lvl>
+    <w:lvl w:ilvl="6" w:tentative="1">
+      <w:start w:val="1"/>
+      <w:numFmt w:val="bullet"/>
+      <w:lvlText w:val=""/>
+      <w:lvlJc w:val="left"/>
+      <w:pPr>
+        <w:tabs>
+          <w:tab w:val="num" w:pos="5040"/>
+        </w:tabs>
+        <w:ind w:left="5040" w:hanging="360"/>
+      </w:pPr>
+      <w:rPr>
+        <w:rFonts w:ascii="Wingdings" w:hAnsi="Wingdings" w:hint="default"/>
+        <w:sz w:val="20"/>
+      </w:rPr>
+    </w:lvl>
+    <w:lvl w:ilvl="7" w:tentative="1">
+      <w:start w:val="1"/>
+      <w:numFmt w:val="bullet"/>
+      <w:lvlText w:val=""/>
+      <w:lvlJc w:val="left"/>
+      <w:pPr>
+        <w:tabs>
+          <w:tab w:val="num" w:pos="5760"/>
+        </w:tabs>
+        <w:ind w:left="5760" w:hanging="360"/>
+      </w:pPr>
+      <w:rPr>
+        <w:rFonts w:ascii="Wingdings" w:hAnsi="Wingdings" w:hint="default"/>
+        <w:sz w:val="20"/>
+      </w:rPr>
+    </w:lvl>
+    <w:lvl w:ilvl="8" w:tentative="1">
+      <w:start w:val="1"/>
+      <w:numFmt w:val="bullet"/>
+      <w:lvlText w:val=""/>
+      <w:lvlJc w:val="left"/>
+      <w:pPr>
+        <w:tabs>
+          <w:tab w:val="num" w:pos="6480"/>
+        </w:tabs>
+        <w:ind w:left="6480" w:hanging="360"/>
+      </w:pPr>
+      <w:rPr>
+        <w:rFonts w:ascii="Wingdings" w:hAnsi="Wingdings" w:hint="default"/>
+        <w:sz w:val="20"/>
+      </w:rPr>
+    </w:lvl>
+  </w:abstractNum>
+  <w:abstractNum w:abstractNumId="10" w15:restartNumberingAfterBreak="0">
     <w:nsid w:val="4A0605B1"/>
     <w:multiLevelType w:val="multilevel"/>
     <w:tmpl w:val="F146CE66"/>
@@ -5538,7 +8840,156 @@
       </w:rPr>
     </w:lvl>
   </w:abstractNum>
-  <w:abstractNum w:abstractNumId="8" w15:restartNumberingAfterBreak="0">
+  <w:abstractNum w:abstractNumId="11" w15:restartNumberingAfterBreak="0">
+    <w:nsid w:val="537F6F6E"/>
+    <w:multiLevelType w:val="multilevel"/>
+    <w:tmpl w:val="24D8B47C"/>
+    <w:lvl w:ilvl="0">
+      <w:start w:val="1"/>
+      <w:numFmt w:val="bullet"/>
+      <w:lvlText w:val=""/>
+      <w:lvlJc w:val="left"/>
+      <w:pPr>
+        <w:tabs>
+          <w:tab w:val="num" w:pos="720"/>
+        </w:tabs>
+        <w:ind w:left="720" w:hanging="360"/>
+      </w:pPr>
+      <w:rPr>
+        <w:rFonts w:ascii="Symbol" w:hAnsi="Symbol" w:hint="default"/>
+        <w:sz w:val="20"/>
+      </w:rPr>
+    </w:lvl>
+    <w:lvl w:ilvl="1">
+      <w:start w:val="1"/>
+      <w:numFmt w:val="bullet"/>
+      <w:lvlText w:val="o"/>
+      <w:lvlJc w:val="left"/>
+      <w:pPr>
+        <w:tabs>
+          <w:tab w:val="num" w:pos="1440"/>
+        </w:tabs>
+        <w:ind w:left="1440" w:hanging="360"/>
+      </w:pPr>
+      <w:rPr>
+        <w:rFonts w:ascii="Courier New" w:hAnsi="Courier New" w:hint="default"/>
+        <w:sz w:val="20"/>
+      </w:rPr>
+    </w:lvl>
+    <w:lvl w:ilvl="2" w:tentative="1">
+      <w:start w:val="1"/>
+      <w:numFmt w:val="bullet"/>
+      <w:lvlText w:val=""/>
+      <w:lvlJc w:val="left"/>
+      <w:pPr>
+        <w:tabs>
+          <w:tab w:val="num" w:pos="2160"/>
+        </w:tabs>
+        <w:ind w:left="2160" w:hanging="360"/>
+      </w:pPr>
+      <w:rPr>
+        <w:rFonts w:ascii="Wingdings" w:hAnsi="Wingdings" w:hint="default"/>
+        <w:sz w:val="20"/>
+      </w:rPr>
+    </w:lvl>
+    <w:lvl w:ilvl="3" w:tentative="1">
+      <w:start w:val="1"/>
+      <w:numFmt w:val="bullet"/>
+      <w:lvlText w:val=""/>
+      <w:lvlJc w:val="left"/>
+      <w:pPr>
+        <w:tabs>
+          <w:tab w:val="num" w:pos="2880"/>
+        </w:tabs>
+        <w:ind w:left="2880" w:hanging="360"/>
+      </w:pPr>
+      <w:rPr>
+        <w:rFonts w:ascii="Wingdings" w:hAnsi="Wingdings" w:hint="default"/>
+        <w:sz w:val="20"/>
+      </w:rPr>
+    </w:lvl>
+    <w:lvl w:ilvl="4" w:tentative="1">
+      <w:start w:val="1"/>
+      <w:numFmt w:val="bullet"/>
+      <w:lvlText w:val=""/>
+      <w:lvlJc w:val="left"/>
+      <w:pPr>
+        <w:tabs>
+          <w:tab w:val="num" w:pos="3600"/>
+        </w:tabs>
+        <w:ind w:left="3600" w:hanging="360"/>
+      </w:pPr>
+      <w:rPr>
+        <w:rFonts w:ascii="Wingdings" w:hAnsi="Wingdings" w:hint="default"/>
+        <w:sz w:val="20"/>
+      </w:rPr>
+    </w:lvl>
+    <w:lvl w:ilvl="5" w:tentative="1">
+      <w:start w:val="1"/>
+      <w:numFmt w:val="bullet"/>
+      <w:lvlText w:val=""/>
+      <w:lvlJc w:val="left"/>
+      <w:pPr>
+        <w:tabs>
+          <w:tab w:val="num" w:pos="4320"/>
+        </w:tabs>
+        <w:ind w:left="4320" w:hanging="360"/>
+      </w:pPr>
+      <w:rPr>
+        <w:rFonts w:ascii="Wingdings" w:hAnsi="Wingdings" w:hint="default"/>
+        <w:sz w:val="20"/>
+      </w:rPr>
+    </w:lvl>
+    <w:lvl w:ilvl="6" w:tentative="1">
+      <w:start w:val="1"/>
+      <w:numFmt w:val="bullet"/>
+      <w:lvlText w:val=""/>
+      <w:lvlJc w:val="left"/>
+      <w:pPr>
+        <w:tabs>
+          <w:tab w:val="num" w:pos="5040"/>
+        </w:tabs>
+        <w:ind w:left="5040" w:hanging="360"/>
+      </w:pPr>
+      <w:rPr>
+        <w:rFonts w:ascii="Wingdings" w:hAnsi="Wingdings" w:hint="default"/>
+        <w:sz w:val="20"/>
+      </w:rPr>
+    </w:lvl>
+    <w:lvl w:ilvl="7" w:tentative="1">
+      <w:start w:val="1"/>
+      <w:numFmt w:val="bullet"/>
+      <w:lvlText w:val=""/>
+      <w:lvlJc w:val="left"/>
+      <w:pPr>
+        <w:tabs>
+          <w:tab w:val="num" w:pos="5760"/>
+        </w:tabs>
+        <w:ind w:left="5760" w:hanging="360"/>
+      </w:pPr>
+      <w:rPr>
+        <w:rFonts w:ascii="Wingdings" w:hAnsi="Wingdings" w:hint="default"/>
+        <w:sz w:val="20"/>
+      </w:rPr>
+    </w:lvl>
+    <w:lvl w:ilvl="8" w:tentative="1">
+      <w:start w:val="1"/>
+      <w:numFmt w:val="bullet"/>
+      <w:lvlText w:val=""/>
+      <w:lvlJc w:val="left"/>
+      <w:pPr>
+        <w:tabs>
+          <w:tab w:val="num" w:pos="6480"/>
+        </w:tabs>
+        <w:ind w:left="6480" w:hanging="360"/>
+      </w:pPr>
+      <w:rPr>
+        <w:rFonts w:ascii="Wingdings" w:hAnsi="Wingdings" w:hint="default"/>
+        <w:sz w:val="20"/>
+      </w:rPr>
+    </w:lvl>
+  </w:abstractNum>
+  <w:abstractNum w:abstractNumId="12" w15:restartNumberingAfterBreak="0">
     <w:nsid w:val="70AB1759"/>
     <w:multiLevelType w:val="multilevel"/>
     <w:tmpl w:val="CB563D96"/>
@@ -5687,7 +9138,7 @@
       </w:rPr>
     </w:lvl>
   </w:abstractNum>
-  <w:abstractNum w:abstractNumId="9" w15:restartNumberingAfterBreak="0">
+  <w:abstractNum w:abstractNumId="13" w15:restartNumberingAfterBreak="0">
     <w:nsid w:val="78203F1E"/>
     <w:multiLevelType w:val="multilevel"/>
     <w:tmpl w:val="37725874"/>
@@ -5836,17 +9287,166 @@
       </w:rPr>
     </w:lvl>
   </w:abstractNum>
+  <w:abstractNum w:abstractNumId="14" w15:restartNumberingAfterBreak="0">
+    <w:nsid w:val="79D0642C"/>
+    <w:multiLevelType w:val="multilevel"/>
+    <w:tmpl w:val="7FF8DCB4"/>
+    <w:lvl w:ilvl="0">
+      <w:start w:val="1"/>
+      <w:numFmt w:val="bullet"/>
+      <w:lvlText w:val=""/>
+      <w:lvlJc w:val="left"/>
+      <w:pPr>
+        <w:tabs>
+          <w:tab w:val="num" w:pos="720"/>
+        </w:tabs>
+        <w:ind w:left="720" w:hanging="360"/>
+      </w:pPr>
+      <w:rPr>
+        <w:rFonts w:ascii="Symbol" w:hAnsi="Symbol" w:hint="default"/>
+        <w:sz w:val="20"/>
+      </w:rPr>
+    </w:lvl>
+    <w:lvl w:ilvl="1">
+      <w:start w:val="1"/>
+      <w:numFmt w:val="bullet"/>
+      <w:lvlText w:val="o"/>
+      <w:lvlJc w:val="left"/>
+      <w:pPr>
+        <w:tabs>
+          <w:tab w:val="num" w:pos="1440"/>
+        </w:tabs>
+        <w:ind w:left="1440" w:hanging="360"/>
+      </w:pPr>
+      <w:rPr>
+        <w:rFonts w:ascii="Courier New" w:hAnsi="Courier New" w:hint="default"/>
+        <w:sz w:val="20"/>
+      </w:rPr>
+    </w:lvl>
+    <w:lvl w:ilvl="2" w:tentative="1">
+      <w:start w:val="1"/>
+      <w:numFmt w:val="bullet"/>
+      <w:lvlText w:val=""/>
+      <w:lvlJc w:val="left"/>
+      <w:pPr>
+        <w:tabs>
+          <w:tab w:val="num" w:pos="2160"/>
+        </w:tabs>
+        <w:ind w:left="2160" w:hanging="360"/>
+      </w:pPr>
+      <w:rPr>
+        <w:rFonts w:ascii="Wingdings" w:hAnsi="Wingdings" w:hint="default"/>
+        <w:sz w:val="20"/>
+      </w:rPr>
+    </w:lvl>
+    <w:lvl w:ilvl="3" w:tentative="1">
+      <w:start w:val="1"/>
+      <w:numFmt w:val="bullet"/>
+      <w:lvlText w:val=""/>
+      <w:lvlJc w:val="left"/>
+      <w:pPr>
+        <w:tabs>
+          <w:tab w:val="num" w:pos="2880"/>
+        </w:tabs>
+        <w:ind w:left="2880" w:hanging="360"/>
+      </w:pPr>
+      <w:rPr>
+        <w:rFonts w:ascii="Wingdings" w:hAnsi="Wingdings" w:hint="default"/>
+        <w:sz w:val="20"/>
+      </w:rPr>
+    </w:lvl>
+    <w:lvl w:ilvl="4" w:tentative="1">
+      <w:start w:val="1"/>
+      <w:numFmt w:val="bullet"/>
+      <w:lvlText w:val=""/>
+      <w:lvlJc w:val="left"/>
+      <w:pPr>
+        <w:tabs>
+          <w:tab w:val="num" w:pos="3600"/>
+        </w:tabs>
+        <w:ind w:left="3600" w:hanging="360"/>
+      </w:pPr>
+      <w:rPr>
+        <w:rFonts w:ascii="Wingdings" w:hAnsi="Wingdings" w:hint="default"/>
+        <w:sz w:val="20"/>
+      </w:rPr>
+    </w:lvl>
+    <w:lvl w:ilvl="5" w:tentative="1">
+      <w:start w:val="1"/>
+      <w:numFmt w:val="bullet"/>
+      <w:lvlText w:val=""/>
+      <w:lvlJc w:val="left"/>
+      <w:pPr>
+        <w:tabs>
+          <w:tab w:val="num" w:pos="4320"/>
+        </w:tabs>
+        <w:ind w:left="4320" w:hanging="360"/>
+      </w:pPr>
+      <w:rPr>
+        <w:rFonts w:ascii="Wingdings" w:hAnsi="Wingdings" w:hint="default"/>
+        <w:sz w:val="20"/>
+      </w:rPr>
+    </w:lvl>
+    <w:lvl w:ilvl="6" w:tentative="1">
+      <w:start w:val="1"/>
+      <w:numFmt w:val="bullet"/>
+      <w:lvlText w:val=""/>
+      <w:lvlJc w:val="left"/>
+      <w:pPr>
+        <w:tabs>
+          <w:tab w:val="num" w:pos="5040"/>
+        </w:tabs>
+        <w:ind w:left="5040" w:hanging="360"/>
+      </w:pPr>
+      <w:rPr>
+        <w:rFonts w:ascii="Wingdings" w:hAnsi="Wingdings" w:hint="default"/>
+        <w:sz w:val="20"/>
+      </w:rPr>
+    </w:lvl>
+    <w:lvl w:ilvl="7" w:tentative="1">
+      <w:start w:val="1"/>
+      <w:numFmt w:val="bullet"/>
+      <w:lvlText w:val=""/>
+      <w:lvlJc w:val="left"/>
+      <w:pPr>
+        <w:tabs>
+          <w:tab w:val="num" w:pos="5760"/>
+        </w:tabs>
+        <w:ind w:left="5760" w:hanging="360"/>
+      </w:pPr>
+      <w:rPr>
+        <w:rFonts w:ascii="Wingdings" w:hAnsi="Wingdings" w:hint="default"/>
+        <w:sz w:val="20"/>
+      </w:rPr>
+    </w:lvl>
+    <w:lvl w:ilvl="8" w:tentative="1">
+      <w:start w:val="1"/>
+      <w:numFmt w:val="bullet"/>
+      <w:lvlText w:val=""/>
+      <w:lvlJc w:val="left"/>
+      <w:pPr>
+        <w:tabs>
+          <w:tab w:val="num" w:pos="6480"/>
+        </w:tabs>
+        <w:ind w:left="6480" w:hanging="360"/>
+      </w:pPr>
+      <w:rPr>
+        <w:rFonts w:ascii="Wingdings" w:hAnsi="Wingdings" w:hint="default"/>
+        <w:sz w:val="20"/>
+      </w:rPr>
+    </w:lvl>
+  </w:abstractNum>
   <w:num w:numId="1" w16cid:durableId="1897356771">
-    <w:abstractNumId w:val="9"/>
+    <w:abstractNumId w:val="13"/>
   </w:num>
   <w:num w:numId="2" w16cid:durableId="872227209">
     <w:abstractNumId w:val="3"/>
   </w:num>
   <w:num w:numId="3" w16cid:durableId="901864982">
-    <w:abstractNumId w:val="6"/>
+    <w:abstractNumId w:val="8"/>
   </w:num>
   <w:num w:numId="4" w16cid:durableId="1467238388">
-    <w:abstractNumId w:val="7"/>
+    <w:abstractNumId w:val="10"/>
   </w:num>
   <w:num w:numId="5" w16cid:durableId="1700007048">
     <w:abstractNumId w:val="2"/>
@@ -5855,7 +9455,7 @@
     <w:abstractNumId w:val="0"/>
   </w:num>
   <w:num w:numId="7" w16cid:durableId="300574769">
-    <w:abstractNumId w:val="8"/>
+    <w:abstractNumId w:val="12"/>
   </w:num>
   <w:num w:numId="8" w16cid:durableId="1018000134">
     <w:abstractNumId w:val="4"/>
@@ -5864,6 +9464,21 @@
     <w:abstractNumId w:val="1"/>
   </w:num>
   <w:num w:numId="10" w16cid:durableId="2034572006">
+    <w:abstractNumId w:val="6"/>
+  </w:num>
+  <w:num w:numId="11" w16cid:durableId="1075936436">
+    <w:abstractNumId w:val="14"/>
+  </w:num>
+  <w:num w:numId="12" w16cid:durableId="1392194558">
+    <w:abstractNumId w:val="11"/>
+  </w:num>
+  <w:num w:numId="13" w16cid:durableId="950627346">
+    <w:abstractNumId w:val="9"/>
+  </w:num>
+  <w:num w:numId="14" w16cid:durableId="1752307827">
+    <w:abstractNumId w:val="7"/>
+  </w:num>
+  <w:num w:numId="15" w16cid:durableId="1942108100">
     <w:abstractNumId w:val="5"/>
   </w:num>
 </w:numbering>

--- a/SQL/SQL NOTES.docx
+++ b/SQL/SQL NOTES.docx
@@ -405,15 +405,7 @@
       </w:r>
       <w:proofErr w:type="spellEnd"/>
       <w:r>
-        <w:t xml:space="preserve"> </w:t>
-      </w:r>
-      <w:proofErr w:type="spellStart"/>
-      <w:r>
-        <w:t>hai</w:t>
-      </w:r>
-      <w:proofErr w:type="spellEnd"/>
-      <w:r>
-        <w:t>.</w:t>
+        <w:t xml:space="preserve"> hai.</w:t>
       </w:r>
     </w:p>
     <w:p/>
@@ -469,6 +461,9 @@
         <w:t xml:space="preserve">            </w:t>
       </w:r>
       <w:r>
+        <w:rPr>
+          <w:noProof/>
+        </w:rPr>
         <w:drawing>
           <wp:inline distT="0" distB="0" distL="0" distR="0" wp14:anchorId="655D1A97" wp14:editId="3FD1F1F1">
             <wp:extent cx="4892464" cy="2408129"/>
@@ -512,6 +507,9 @@
         <w:t xml:space="preserve">             </w:t>
       </w:r>
       <w:r>
+        <w:rPr>
+          <w:noProof/>
+        </w:rPr>
         <w:drawing>
           <wp:inline distT="0" distB="0" distL="0" distR="0" wp14:anchorId="419D4F8D" wp14:editId="4B01A9CA">
             <wp:extent cx="4854361" cy="4724809"/>
@@ -1059,6 +1057,9 @@
         <w:t xml:space="preserve">          </w:t>
       </w:r>
       <w:r>
+        <w:rPr>
+          <w:noProof/>
+        </w:rPr>
         <w:drawing>
           <wp:inline distT="0" distB="0" distL="0" distR="0" wp14:anchorId="1A065E9D" wp14:editId="343DE194">
             <wp:extent cx="5053166" cy="2958860"/>
@@ -1102,6 +1103,9 @@
         <w:t xml:space="preserve">                   </w:t>
       </w:r>
       <w:r>
+        <w:rPr>
+          <w:noProof/>
+        </w:rPr>
         <w:drawing>
           <wp:inline distT="0" distB="0" distL="0" distR="0" wp14:anchorId="7C636C45" wp14:editId="60399EB7">
             <wp:extent cx="4538075" cy="1664898"/>
@@ -1144,6 +1148,9 @@
         <w:t xml:space="preserve">                 </w:t>
       </w:r>
       <w:r>
+        <w:rPr>
+          <w:noProof/>
+        </w:rPr>
         <w:drawing>
           <wp:inline distT="0" distB="0" distL="0" distR="0" wp14:anchorId="01FE5C30" wp14:editId="7099ADCB">
             <wp:extent cx="4641011" cy="1518355"/>
@@ -1215,6 +1222,9 @@
         <w:t xml:space="preserve">                      </w:t>
       </w:r>
       <w:r>
+        <w:rPr>
+          <w:noProof/>
+        </w:rPr>
         <w:drawing>
           <wp:inline distT="0" distB="0" distL="0" distR="0" wp14:anchorId="7E2CDCF3" wp14:editId="2DC7D89A">
             <wp:extent cx="4267200" cy="1811547"/>
@@ -1257,6 +1267,9 @@
         <w:t xml:space="preserve">                     </w:t>
       </w:r>
       <w:r>
+        <w:rPr>
+          <w:noProof/>
+        </w:rPr>
         <w:drawing>
           <wp:inline distT="0" distB="0" distL="0" distR="0" wp14:anchorId="14B640FD" wp14:editId="41FCB8E1">
             <wp:extent cx="4283566" cy="3010619"/>
@@ -1298,7 +1311,7 @@
       <w:r>
         <w:lastRenderedPageBreak/>
         <w:pict w14:anchorId="5BB414D9">
-          <v:rect id="_x0000_i1027" style="width:0;height:1.5pt" o:hralign="center" o:hrstd="t" o:hr="t" fillcolor="#a0a0a0" stroked="f"/>
+          <v:rect id="_x0000_i1026" style="width:0;height:1.5pt" o:hralign="center" o:hrstd="t" o:hr="t" fillcolor="#a0a0a0" stroked="f"/>
         </w:pict>
       </w:r>
     </w:p>
@@ -2599,7 +2612,7 @@
       <w:r>
         <w:lastRenderedPageBreak/>
         <w:pict w14:anchorId="6886A853">
-          <v:rect id="_x0000_i1026" style="width:0;height:1.5pt" o:hralign="center" o:hrstd="t" o:hr="t" fillcolor="#a0a0a0" stroked="f"/>
+          <v:rect id="_x0000_i1027" style="width:0;height:1.5pt" o:hralign="center" o:hrstd="t" o:hr="t" fillcolor="#a0a0a0" stroked="f"/>
         </w:pict>
       </w:r>
     </w:p>
@@ -4929,15 +4942,7 @@
       </w:r>
       <w:proofErr w:type="spellEnd"/>
       <w:r>
-        <w:t xml:space="preserve"> </w:t>
-      </w:r>
-      <w:proofErr w:type="spellStart"/>
-      <w:r>
-        <w:t>ke</w:t>
-      </w:r>
-      <w:proofErr w:type="spellEnd"/>
-      <w:r>
-        <w:t xml:space="preserve"> </w:t>
+        <w:t xml:space="preserve"> ke </w:t>
       </w:r>
       <w:proofErr w:type="spellStart"/>
       <w:r>
@@ -5807,6 +5812,14 @@
       </w:r>
       <w:proofErr w:type="spellStart"/>
       <w:r>
+        <w:t>karti</w:t>
+      </w:r>
+      <w:proofErr w:type="spellEnd"/>
+      <w:r>
+        <w:t xml:space="preserve"> </w:t>
+      </w:r>
+      <w:proofErr w:type="spellStart"/>
+      <w:r>
         <w:t>hai</w:t>
       </w:r>
       <w:proofErr w:type="spellEnd"/>
@@ -6112,15 +6125,13 @@
       </w:r>
       <w:proofErr w:type="spellEnd"/>
       <w:r>
-        <w:t xml:space="preserve"> ki </w:t>
-      </w:r>
-      <w:proofErr w:type="spellStart"/>
-      <w:r>
-        <w:t>permissiondoge</w:t>
-      </w:r>
-      <w:proofErr w:type="spellEnd"/>
-      <w:r>
-        <w:t xml:space="preserve"> aur </w:t>
+        <w:t xml:space="preserve"> ki permission</w:t>
+      </w:r>
+      <w:r>
+        <w:t xml:space="preserve"> </w:t>
+      </w:r>
+      <w:r>
+        <w:t xml:space="preserve">doge aur </w:t>
       </w:r>
       <w:proofErr w:type="spellStart"/>
       <w:r>
@@ -7258,6 +7269,1655 @@
         <w:pict w14:anchorId="411153E2">
           <v:rect id="_x0000_i1029" style="width:0;height:1.5pt" o:hralign="center" o:hrstd="t" o:hr="t" fillcolor="#a0a0a0" stroked="f"/>
         </w:pict>
+      </w:r>
+    </w:p>
+    <w:p/>
+    <w:p>
+      <w:pPr>
+        <w:rPr>
+          <w:b/>
+          <w:bCs/>
+        </w:rPr>
+      </w:pPr>
+    </w:p>
+    <w:p>
+      <w:pPr>
+        <w:rPr>
+          <w:b/>
+          <w:bCs/>
+          <w:sz w:val="40"/>
+          <w:szCs w:val="40"/>
+          <w:u w:val="single"/>
+        </w:rPr>
+      </w:pPr>
+      <w:r>
+        <w:rPr>
+          <w:b/>
+          <w:bCs/>
+          <w:sz w:val="40"/>
+          <w:szCs w:val="40"/>
+          <w:u w:val="single"/>
+        </w:rPr>
+        <w:lastRenderedPageBreak/>
+        <w:t>SQL NOTES (</w:t>
+      </w:r>
+      <w:r>
+        <w:rPr>
+          <w:b/>
+          <w:bCs/>
+          <w:sz w:val="40"/>
+          <w:szCs w:val="40"/>
+          <w:u w:val="single"/>
+        </w:rPr>
+        <w:t>5</w:t>
+      </w:r>
+      <w:r>
+        <w:rPr>
+          <w:b/>
+          <w:bCs/>
+          <w:sz w:val="40"/>
+          <w:szCs w:val="40"/>
+          <w:u w:val="single"/>
+        </w:rPr>
+        <w:t>)</w:t>
+      </w:r>
+    </w:p>
+    <w:p>
+      <w:pPr>
+        <w:rPr>
+          <w:b/>
+          <w:bCs/>
+        </w:rPr>
+      </w:pPr>
+      <w:r>
+        <w:rPr>
+          <w:b/>
+          <w:bCs/>
+        </w:rPr>
+        <w:drawing>
+          <wp:inline distT="0" distB="0" distL="0" distR="0" wp14:anchorId="310CEABA" wp14:editId="196128B9">
+            <wp:extent cx="5731510" cy="2811780"/>
+            <wp:effectExtent l="0" t="0" r="2540" b="7620"/>
+            <wp:docPr id="501025264" name="Picture 1"/>
+            <wp:cNvGraphicFramePr>
+              <a:graphicFrameLocks xmlns:a="http://schemas.openxmlformats.org/drawingml/2006/main" noChangeAspect="1"/>
+            </wp:cNvGraphicFramePr>
+            <a:graphic xmlns:a="http://schemas.openxmlformats.org/drawingml/2006/main">
+              <a:graphicData uri="http://schemas.openxmlformats.org/drawingml/2006/picture">
+                <pic:pic xmlns:pic="http://schemas.openxmlformats.org/drawingml/2006/picture">
+                  <pic:nvPicPr>
+                    <pic:cNvPr id="501025264" name=""/>
+                    <pic:cNvPicPr/>
+                  </pic:nvPicPr>
+                  <pic:blipFill>
+                    <a:blip r:embed="rId15"/>
+                    <a:stretch>
+                      <a:fillRect/>
+                    </a:stretch>
+                  </pic:blipFill>
+                  <pic:spPr>
+                    <a:xfrm>
+                      <a:off x="0" y="0"/>
+                      <a:ext cx="5731510" cy="2811780"/>
+                    </a:xfrm>
+                    <a:prstGeom prst="rect">
+                      <a:avLst/>
+                    </a:prstGeom>
+                  </pic:spPr>
+                </pic:pic>
+              </a:graphicData>
+            </a:graphic>
+          </wp:inline>
+        </w:drawing>
+      </w:r>
+    </w:p>
+    <w:p>
+      <w:pPr>
+        <w:rPr>
+          <w:b/>
+          <w:bCs/>
+        </w:rPr>
+      </w:pPr>
+      <w:r>
+        <w:rPr>
+          <w:b/>
+          <w:bCs/>
+        </w:rPr>
+        <w:t>Databases and related SQL Commands</w:t>
+      </w:r>
+    </w:p>
+    <w:p>
+      <w:pPr>
+        <w:rPr>
+          <w:b/>
+          <w:bCs/>
+        </w:rPr>
+      </w:pPr>
+      <w:r>
+        <w:rPr>
+          <w:b/>
+          <w:bCs/>
+        </w:rPr>
+        <w:drawing>
+          <wp:inline distT="0" distB="0" distL="0" distR="0" wp14:anchorId="06148AFA" wp14:editId="20A7ADE1">
+            <wp:extent cx="5731510" cy="2422525"/>
+            <wp:effectExtent l="0" t="0" r="2540" b="0"/>
+            <wp:docPr id="2069743766" name="Picture 1"/>
+            <wp:cNvGraphicFramePr>
+              <a:graphicFrameLocks xmlns:a="http://schemas.openxmlformats.org/drawingml/2006/main" noChangeAspect="1"/>
+            </wp:cNvGraphicFramePr>
+            <a:graphic xmlns:a="http://schemas.openxmlformats.org/drawingml/2006/main">
+              <a:graphicData uri="http://schemas.openxmlformats.org/drawingml/2006/picture">
+                <pic:pic xmlns:pic="http://schemas.openxmlformats.org/drawingml/2006/picture">
+                  <pic:nvPicPr>
+                    <pic:cNvPr id="2069743766" name=""/>
+                    <pic:cNvPicPr/>
+                  </pic:nvPicPr>
+                  <pic:blipFill>
+                    <a:blip r:embed="rId16"/>
+                    <a:stretch>
+                      <a:fillRect/>
+                    </a:stretch>
+                  </pic:blipFill>
+                  <pic:spPr>
+                    <a:xfrm>
+                      <a:off x="0" y="0"/>
+                      <a:ext cx="5731510" cy="2422525"/>
+                    </a:xfrm>
+                    <a:prstGeom prst="rect">
+                      <a:avLst/>
+                    </a:prstGeom>
+                  </pic:spPr>
+                </pic:pic>
+              </a:graphicData>
+            </a:graphic>
+          </wp:inline>
+        </w:drawing>
+      </w:r>
+    </w:p>
+    <w:p>
+      <w:pPr>
+        <w:rPr>
+          <w:b/>
+          <w:bCs/>
+        </w:rPr>
+      </w:pPr>
+    </w:p>
+    <w:p>
+      <w:pPr>
+        <w:rPr>
+          <w:b/>
+          <w:bCs/>
+        </w:rPr>
+      </w:pPr>
+      <w:r>
+        <w:rPr>
+          <w:b/>
+          <w:bCs/>
+        </w:rPr>
+        <w:t>1. Database Banana (CREATE DATABASE)</w:t>
+      </w:r>
+    </w:p>
+    <w:p>
+      <w:r>
+        <w:t xml:space="preserve">Jab </w:t>
+      </w:r>
+      <w:proofErr w:type="spellStart"/>
+      <w:r>
+        <w:t>hume</w:t>
+      </w:r>
+      <w:proofErr w:type="spellEnd"/>
+      <w:r>
+        <w:t xml:space="preserve"> </w:t>
+      </w:r>
+      <w:proofErr w:type="spellStart"/>
+      <w:r>
+        <w:t>naya</w:t>
+      </w:r>
+      <w:proofErr w:type="spellEnd"/>
+      <w:r>
+        <w:t xml:space="preserve"> project </w:t>
+      </w:r>
+      <w:proofErr w:type="spellStart"/>
+      <w:r>
+        <w:t>ya</w:t>
+      </w:r>
+      <w:proofErr w:type="spellEnd"/>
+      <w:r>
+        <w:t xml:space="preserve"> </w:t>
+      </w:r>
+      <w:proofErr w:type="spellStart"/>
+      <w:r>
+        <w:t>naya</w:t>
+      </w:r>
+      <w:proofErr w:type="spellEnd"/>
+      <w:r>
+        <w:t xml:space="preserve"> system </w:t>
+      </w:r>
+      <w:proofErr w:type="spellStart"/>
+      <w:r>
+        <w:t>shuru</w:t>
+      </w:r>
+      <w:proofErr w:type="spellEnd"/>
+      <w:r>
+        <w:t xml:space="preserve"> </w:t>
+      </w:r>
+      <w:proofErr w:type="spellStart"/>
+      <w:r>
+        <w:t>karna</w:t>
+      </w:r>
+      <w:proofErr w:type="spellEnd"/>
+      <w:r>
+        <w:t xml:space="preserve"> </w:t>
+      </w:r>
+      <w:proofErr w:type="spellStart"/>
+      <w:r>
+        <w:t>hota</w:t>
+      </w:r>
+      <w:proofErr w:type="spellEnd"/>
+      <w:r>
+        <w:t xml:space="preserve"> </w:t>
+      </w:r>
+      <w:proofErr w:type="spellStart"/>
+      <w:r>
+        <w:t>hai</w:t>
+      </w:r>
+      <w:proofErr w:type="spellEnd"/>
+      <w:r>
+        <w:t xml:space="preserve">, </w:t>
+      </w:r>
+      <w:proofErr w:type="spellStart"/>
+      <w:r>
+        <w:t>toh</w:t>
+      </w:r>
+      <w:proofErr w:type="spellEnd"/>
+      <w:r>
+        <w:t xml:space="preserve"> </w:t>
+      </w:r>
+      <w:proofErr w:type="spellStart"/>
+      <w:r>
+        <w:t>sabse</w:t>
+      </w:r>
+      <w:proofErr w:type="spellEnd"/>
+      <w:r>
+        <w:t xml:space="preserve"> </w:t>
+      </w:r>
+      <w:proofErr w:type="spellStart"/>
+      <w:r>
+        <w:t>pehle</w:t>
+      </w:r>
+      <w:proofErr w:type="spellEnd"/>
+      <w:r>
+        <w:t xml:space="preserve"> </w:t>
+      </w:r>
+      <w:proofErr w:type="spellStart"/>
+      <w:r>
+        <w:t>hume</w:t>
+      </w:r>
+      <w:proofErr w:type="spellEnd"/>
+      <w:r>
+        <w:t xml:space="preserve"> ek </w:t>
+      </w:r>
+      <w:proofErr w:type="spellStart"/>
+      <w:r>
+        <w:t>naya</w:t>
+      </w:r>
+      <w:proofErr w:type="spellEnd"/>
+      <w:r>
+        <w:t xml:space="preserve"> database banana </w:t>
+      </w:r>
+      <w:proofErr w:type="spellStart"/>
+      <w:r>
+        <w:t>padta</w:t>
+      </w:r>
+      <w:proofErr w:type="spellEnd"/>
+      <w:r>
+        <w:t xml:space="preserve"> </w:t>
+      </w:r>
+      <w:proofErr w:type="spellStart"/>
+      <w:r>
+        <w:t>hai</w:t>
+      </w:r>
+      <w:proofErr w:type="spellEnd"/>
+      <w:r>
+        <w:t xml:space="preserve">. Iske </w:t>
+      </w:r>
+      <w:proofErr w:type="spellStart"/>
+      <w:r>
+        <w:t>liye</w:t>
+      </w:r>
+      <w:proofErr w:type="spellEnd"/>
+      <w:r>
+        <w:t xml:space="preserve"> CREATE DATABASE command use </w:t>
+      </w:r>
+      <w:proofErr w:type="spellStart"/>
+      <w:r>
+        <w:t>hoti</w:t>
+      </w:r>
+      <w:proofErr w:type="spellEnd"/>
+      <w:r>
+        <w:t xml:space="preserve"> </w:t>
+      </w:r>
+      <w:proofErr w:type="spellStart"/>
+      <w:r>
+        <w:t>hai</w:t>
+      </w:r>
+      <w:proofErr w:type="spellEnd"/>
+      <w:r>
+        <w:t>.</w:t>
+      </w:r>
+    </w:p>
+    <w:p>
+      <w:r>
+        <w:lastRenderedPageBreak/>
+        <w:t xml:space="preserve">        </w:t>
+      </w:r>
+      <w:r>
+        <w:drawing>
+          <wp:inline distT="0" distB="0" distL="0" distR="0" wp14:anchorId="6507FB8D" wp14:editId="30E11AA9">
+            <wp:extent cx="4868687" cy="4273236"/>
+            <wp:effectExtent l="0" t="0" r="8255" b="0"/>
+            <wp:docPr id="1129711" name="Picture 1"/>
+            <wp:cNvGraphicFramePr>
+              <a:graphicFrameLocks xmlns:a="http://schemas.openxmlformats.org/drawingml/2006/main" noChangeAspect="1"/>
+            </wp:cNvGraphicFramePr>
+            <a:graphic xmlns:a="http://schemas.openxmlformats.org/drawingml/2006/main">
+              <a:graphicData uri="http://schemas.openxmlformats.org/drawingml/2006/picture">
+                <pic:pic xmlns:pic="http://schemas.openxmlformats.org/drawingml/2006/picture">
+                  <pic:nvPicPr>
+                    <pic:cNvPr id="1129711" name=""/>
+                    <pic:cNvPicPr/>
+                  </pic:nvPicPr>
+                  <pic:blipFill>
+                    <a:blip r:embed="rId17"/>
+                    <a:stretch>
+                      <a:fillRect/>
+                    </a:stretch>
+                  </pic:blipFill>
+                  <pic:spPr>
+                    <a:xfrm>
+                      <a:off x="0" y="0"/>
+                      <a:ext cx="4873408" cy="4277379"/>
+                    </a:xfrm>
+                    <a:prstGeom prst="rect">
+                      <a:avLst/>
+                    </a:prstGeom>
+                  </pic:spPr>
+                </pic:pic>
+              </a:graphicData>
+            </a:graphic>
+          </wp:inline>
+        </w:drawing>
+      </w:r>
+    </w:p>
+    <w:p>
+      <w:r>
+        <w:t xml:space="preserve">           </w:t>
+      </w:r>
+      <w:r>
+        <w:drawing>
+          <wp:inline distT="0" distB="0" distL="0" distR="0" wp14:anchorId="6AE11D1F" wp14:editId="59272147">
+            <wp:extent cx="4740051" cy="1348857"/>
+            <wp:effectExtent l="0" t="0" r="3810" b="3810"/>
+            <wp:docPr id="57249775" name="Picture 1"/>
+            <wp:cNvGraphicFramePr>
+              <a:graphicFrameLocks xmlns:a="http://schemas.openxmlformats.org/drawingml/2006/main" noChangeAspect="1"/>
+            </wp:cNvGraphicFramePr>
+            <a:graphic xmlns:a="http://schemas.openxmlformats.org/drawingml/2006/main">
+              <a:graphicData uri="http://schemas.openxmlformats.org/drawingml/2006/picture">
+                <pic:pic xmlns:pic="http://schemas.openxmlformats.org/drawingml/2006/picture">
+                  <pic:nvPicPr>
+                    <pic:cNvPr id="57249775" name=""/>
+                    <pic:cNvPicPr/>
+                  </pic:nvPicPr>
+                  <pic:blipFill>
+                    <a:blip r:embed="rId18"/>
+                    <a:stretch>
+                      <a:fillRect/>
+                    </a:stretch>
+                  </pic:blipFill>
+                  <pic:spPr>
+                    <a:xfrm>
+                      <a:off x="0" y="0"/>
+                      <a:ext cx="4740051" cy="1348857"/>
+                    </a:xfrm>
+                    <a:prstGeom prst="rect">
+                      <a:avLst/>
+                    </a:prstGeom>
+                  </pic:spPr>
+                </pic:pic>
+              </a:graphicData>
+            </a:graphic>
+          </wp:inline>
+        </w:drawing>
+      </w:r>
+    </w:p>
+    <w:p>
+      <w:r>
+        <w:t xml:space="preserve">   </w:t>
+      </w:r>
+      <w:r>
+        <w:drawing>
+          <wp:inline distT="0" distB="0" distL="0" distR="0" wp14:anchorId="7D47FF22" wp14:editId="4E13B389">
+            <wp:extent cx="5425910" cy="2636748"/>
+            <wp:effectExtent l="0" t="0" r="3810" b="0"/>
+            <wp:docPr id="2122582264" name="Picture 1"/>
+            <wp:cNvGraphicFramePr>
+              <a:graphicFrameLocks xmlns:a="http://schemas.openxmlformats.org/drawingml/2006/main" noChangeAspect="1"/>
+            </wp:cNvGraphicFramePr>
+            <a:graphic xmlns:a="http://schemas.openxmlformats.org/drawingml/2006/main">
+              <a:graphicData uri="http://schemas.openxmlformats.org/drawingml/2006/picture">
+                <pic:pic xmlns:pic="http://schemas.openxmlformats.org/drawingml/2006/picture">
+                  <pic:nvPicPr>
+                    <pic:cNvPr id="2122582264" name=""/>
+                    <pic:cNvPicPr/>
+                  </pic:nvPicPr>
+                  <pic:blipFill>
+                    <a:blip r:embed="rId19"/>
+                    <a:stretch>
+                      <a:fillRect/>
+                    </a:stretch>
+                  </pic:blipFill>
+                  <pic:spPr>
+                    <a:xfrm>
+                      <a:off x="0" y="0"/>
+                      <a:ext cx="5425910" cy="2636748"/>
+                    </a:xfrm>
+                    <a:prstGeom prst="rect">
+                      <a:avLst/>
+                    </a:prstGeom>
+                  </pic:spPr>
+                </pic:pic>
+              </a:graphicData>
+            </a:graphic>
+          </wp:inline>
+        </w:drawing>
+      </w:r>
+    </w:p>
+    <w:p/>
+    <w:p>
+      <w:r>
+        <w:lastRenderedPageBreak/>
+        <w:t># MYSQL WORKBENCH DARK THEME??</w:t>
+      </w:r>
+    </w:p>
+    <w:p>
+      <w:r>
+        <w:t xml:space="preserve">       </w:t>
+      </w:r>
+      <w:r>
+        <w:drawing>
+          <wp:inline distT="0" distB="0" distL="0" distR="0" wp14:anchorId="655048A3" wp14:editId="53FF8528">
+            <wp:extent cx="5204911" cy="4587638"/>
+            <wp:effectExtent l="0" t="0" r="0" b="3810"/>
+            <wp:docPr id="1395954294" name="Picture 1"/>
+            <wp:cNvGraphicFramePr>
+              <a:graphicFrameLocks xmlns:a="http://schemas.openxmlformats.org/drawingml/2006/main" noChangeAspect="1"/>
+            </wp:cNvGraphicFramePr>
+            <a:graphic xmlns:a="http://schemas.openxmlformats.org/drawingml/2006/main">
+              <a:graphicData uri="http://schemas.openxmlformats.org/drawingml/2006/picture">
+                <pic:pic xmlns:pic="http://schemas.openxmlformats.org/drawingml/2006/picture">
+                  <pic:nvPicPr>
+                    <pic:cNvPr id="1395954294" name=""/>
+                    <pic:cNvPicPr/>
+                  </pic:nvPicPr>
+                  <pic:blipFill>
+                    <a:blip r:embed="rId20"/>
+                    <a:stretch>
+                      <a:fillRect/>
+                    </a:stretch>
+                  </pic:blipFill>
+                  <pic:spPr>
+                    <a:xfrm>
+                      <a:off x="0" y="0"/>
+                      <a:ext cx="5204911" cy="4587638"/>
+                    </a:xfrm>
+                    <a:prstGeom prst="rect">
+                      <a:avLst/>
+                    </a:prstGeom>
+                  </pic:spPr>
+                </pic:pic>
+              </a:graphicData>
+            </a:graphic>
+          </wp:inline>
+        </w:drawing>
+      </w:r>
+    </w:p>
+    <w:p>
+      <w:r>
+        <w:drawing>
+          <wp:inline distT="0" distB="0" distL="0" distR="0" wp14:anchorId="502ECB03" wp14:editId="420FC985">
+            <wp:extent cx="5731510" cy="3223895"/>
+            <wp:effectExtent l="0" t="0" r="2540" b="0"/>
+            <wp:docPr id="1016435349" name="Picture 1"/>
+            <wp:cNvGraphicFramePr>
+              <a:graphicFrameLocks xmlns:a="http://schemas.openxmlformats.org/drawingml/2006/main" noChangeAspect="1"/>
+            </wp:cNvGraphicFramePr>
+            <a:graphic xmlns:a="http://schemas.openxmlformats.org/drawingml/2006/main">
+              <a:graphicData uri="http://schemas.openxmlformats.org/drawingml/2006/picture">
+                <pic:pic xmlns:pic="http://schemas.openxmlformats.org/drawingml/2006/picture">
+                  <pic:nvPicPr>
+                    <pic:cNvPr id="1016435349" name=""/>
+                    <pic:cNvPicPr/>
+                  </pic:nvPicPr>
+                  <pic:blipFill>
+                    <a:blip r:embed="rId21"/>
+                    <a:stretch>
+                      <a:fillRect/>
+                    </a:stretch>
+                  </pic:blipFill>
+                  <pic:spPr>
+                    <a:xfrm>
+                      <a:off x="0" y="0"/>
+                      <a:ext cx="5731510" cy="3223895"/>
+                    </a:xfrm>
+                    <a:prstGeom prst="rect">
+                      <a:avLst/>
+                    </a:prstGeom>
+                  </pic:spPr>
+                </pic:pic>
+              </a:graphicData>
+            </a:graphic>
+          </wp:inline>
+        </w:drawing>
+      </w:r>
+    </w:p>
+    <w:p>
+      <w:r>
+        <w:lastRenderedPageBreak/>
+        <w:t xml:space="preserve">             </w:t>
+      </w:r>
+      <w:r>
+        <w:drawing>
+          <wp:inline distT="0" distB="0" distL="0" distR="0" wp14:anchorId="5A147160" wp14:editId="5D4E4B83">
+            <wp:extent cx="4991533" cy="3063505"/>
+            <wp:effectExtent l="0" t="0" r="0" b="3810"/>
+            <wp:docPr id="1738446841" name="Picture 1"/>
+            <wp:cNvGraphicFramePr>
+              <a:graphicFrameLocks xmlns:a="http://schemas.openxmlformats.org/drawingml/2006/main" noChangeAspect="1"/>
+            </wp:cNvGraphicFramePr>
+            <a:graphic xmlns:a="http://schemas.openxmlformats.org/drawingml/2006/main">
+              <a:graphicData uri="http://schemas.openxmlformats.org/drawingml/2006/picture">
+                <pic:pic xmlns:pic="http://schemas.openxmlformats.org/drawingml/2006/picture">
+                  <pic:nvPicPr>
+                    <pic:cNvPr id="1738446841" name=""/>
+                    <pic:cNvPicPr/>
+                  </pic:nvPicPr>
+                  <pic:blipFill>
+                    <a:blip r:embed="rId22"/>
+                    <a:stretch>
+                      <a:fillRect/>
+                    </a:stretch>
+                  </pic:blipFill>
+                  <pic:spPr>
+                    <a:xfrm>
+                      <a:off x="0" y="0"/>
+                      <a:ext cx="4991533" cy="3063505"/>
+                    </a:xfrm>
+                    <a:prstGeom prst="rect">
+                      <a:avLst/>
+                    </a:prstGeom>
+                  </pic:spPr>
+                </pic:pic>
+              </a:graphicData>
+            </a:graphic>
+          </wp:inline>
+        </w:drawing>
+      </w:r>
+    </w:p>
+    <w:p>
+      <w:r>
+        <w:drawing>
+          <wp:inline distT="0" distB="0" distL="0" distR="0" wp14:anchorId="1D3457EA" wp14:editId="32802FF5">
+            <wp:extent cx="5731510" cy="1805940"/>
+            <wp:effectExtent l="0" t="0" r="2540" b="3810"/>
+            <wp:docPr id="1064310901" name="Picture 1"/>
+            <wp:cNvGraphicFramePr>
+              <a:graphicFrameLocks xmlns:a="http://schemas.openxmlformats.org/drawingml/2006/main" noChangeAspect="1"/>
+            </wp:cNvGraphicFramePr>
+            <a:graphic xmlns:a="http://schemas.openxmlformats.org/drawingml/2006/main">
+              <a:graphicData uri="http://schemas.openxmlformats.org/drawingml/2006/picture">
+                <pic:pic xmlns:pic="http://schemas.openxmlformats.org/drawingml/2006/picture">
+                  <pic:nvPicPr>
+                    <pic:cNvPr id="1064310901" name=""/>
+                    <pic:cNvPicPr/>
+                  </pic:nvPicPr>
+                  <pic:blipFill>
+                    <a:blip r:embed="rId23"/>
+                    <a:stretch>
+                      <a:fillRect/>
+                    </a:stretch>
+                  </pic:blipFill>
+                  <pic:spPr>
+                    <a:xfrm>
+                      <a:off x="0" y="0"/>
+                      <a:ext cx="5731510" cy="1805940"/>
+                    </a:xfrm>
+                    <a:prstGeom prst="rect">
+                      <a:avLst/>
+                    </a:prstGeom>
+                  </pic:spPr>
+                </pic:pic>
+              </a:graphicData>
+            </a:graphic>
+          </wp:inline>
+        </w:drawing>
+      </w:r>
+    </w:p>
+    <w:p>
+      <w:pPr>
+        <w:rPr>
+          <w:b/>
+          <w:bCs/>
+          <w:sz w:val="28"/>
+          <w:szCs w:val="28"/>
+        </w:rPr>
+      </w:pPr>
+      <w:r>
+        <w:rPr>
+          <w:b/>
+          <w:bCs/>
+          <w:sz w:val="28"/>
+          <w:szCs w:val="28"/>
+        </w:rPr>
+        <w:t xml:space="preserve"># </w:t>
+      </w:r>
+      <w:r>
+        <w:rPr>
+          <w:b/>
+          <w:bCs/>
+          <w:sz w:val="28"/>
+          <w:szCs w:val="28"/>
+          <w:u w:val="single"/>
+        </w:rPr>
+        <w:t>WHY IF NOT EXISTS?? -&gt; IF SAME NAME DB EXISTS ALREADY!!</w:t>
+      </w:r>
+    </w:p>
+    <w:p>
+      <w:r>
+        <w:t xml:space="preserve">              </w:t>
+      </w:r>
+      <w:r>
+        <w:drawing>
+          <wp:inline distT="0" distB="0" distL="0" distR="0" wp14:anchorId="7CE9A763" wp14:editId="70981069">
+            <wp:extent cx="4744016" cy="3167413"/>
+            <wp:effectExtent l="0" t="0" r="0" b="0"/>
+            <wp:docPr id="1829786167" name="Picture 1"/>
+            <wp:cNvGraphicFramePr>
+              <a:graphicFrameLocks xmlns:a="http://schemas.openxmlformats.org/drawingml/2006/main" noChangeAspect="1"/>
+            </wp:cNvGraphicFramePr>
+            <a:graphic xmlns:a="http://schemas.openxmlformats.org/drawingml/2006/main">
+              <a:graphicData uri="http://schemas.openxmlformats.org/drawingml/2006/picture">
+                <pic:pic xmlns:pic="http://schemas.openxmlformats.org/drawingml/2006/picture">
+                  <pic:nvPicPr>
+                    <pic:cNvPr id="1829786167" name=""/>
+                    <pic:cNvPicPr/>
+                  </pic:nvPicPr>
+                  <pic:blipFill>
+                    <a:blip r:embed="rId24"/>
+                    <a:stretch>
+                      <a:fillRect/>
+                    </a:stretch>
+                  </pic:blipFill>
+                  <pic:spPr>
+                    <a:xfrm>
+                      <a:off x="0" y="0"/>
+                      <a:ext cx="4746136" cy="3168829"/>
+                    </a:xfrm>
+                    <a:prstGeom prst="rect">
+                      <a:avLst/>
+                    </a:prstGeom>
+                  </pic:spPr>
+                </pic:pic>
+              </a:graphicData>
+            </a:graphic>
+          </wp:inline>
+        </w:drawing>
+      </w:r>
+    </w:p>
+    <w:p>
+      <w:r>
+        <w:lastRenderedPageBreak/>
+        <w:drawing>
+          <wp:inline distT="0" distB="0" distL="0" distR="0" wp14:anchorId="19C97526" wp14:editId="61946CDC">
+            <wp:extent cx="5731510" cy="1461770"/>
+            <wp:effectExtent l="0" t="0" r="2540" b="5080"/>
+            <wp:docPr id="14216574" name="Picture 1"/>
+            <wp:cNvGraphicFramePr>
+              <a:graphicFrameLocks xmlns:a="http://schemas.openxmlformats.org/drawingml/2006/main" noChangeAspect="1"/>
+            </wp:cNvGraphicFramePr>
+            <a:graphic xmlns:a="http://schemas.openxmlformats.org/drawingml/2006/main">
+              <a:graphicData uri="http://schemas.openxmlformats.org/drawingml/2006/picture">
+                <pic:pic xmlns:pic="http://schemas.openxmlformats.org/drawingml/2006/picture">
+                  <pic:nvPicPr>
+                    <pic:cNvPr id="14216574" name=""/>
+                    <pic:cNvPicPr/>
+                  </pic:nvPicPr>
+                  <pic:blipFill>
+                    <a:blip r:embed="rId25"/>
+                    <a:stretch>
+                      <a:fillRect/>
+                    </a:stretch>
+                  </pic:blipFill>
+                  <pic:spPr>
+                    <a:xfrm>
+                      <a:off x="0" y="0"/>
+                      <a:ext cx="5731510" cy="1461770"/>
+                    </a:xfrm>
+                    <a:prstGeom prst="rect">
+                      <a:avLst/>
+                    </a:prstGeom>
+                  </pic:spPr>
+                </pic:pic>
+              </a:graphicData>
+            </a:graphic>
+          </wp:inline>
+        </w:drawing>
+      </w:r>
+    </w:p>
+    <w:p>
+      <w:pPr>
+        <w:rPr>
+          <w:b/>
+          <w:bCs/>
+        </w:rPr>
+      </w:pPr>
+      <w:r>
+        <w:rPr>
+          <w:b/>
+          <w:bCs/>
+        </w:rPr>
+        <w:t xml:space="preserve">2. Sare Databases </w:t>
+      </w:r>
+      <w:proofErr w:type="spellStart"/>
+      <w:r>
+        <w:rPr>
+          <w:b/>
+          <w:bCs/>
+        </w:rPr>
+        <w:t>dekhna</w:t>
+      </w:r>
+      <w:proofErr w:type="spellEnd"/>
+      <w:r>
+        <w:rPr>
+          <w:b/>
+          <w:bCs/>
+        </w:rPr>
+        <w:t xml:space="preserve"> (SHOW DATABASES)</w:t>
+      </w:r>
+    </w:p>
+    <w:p>
+      <w:r>
+        <w:t xml:space="preserve">Agar </w:t>
+      </w:r>
+      <w:proofErr w:type="spellStart"/>
+      <w:r>
+        <w:t>tumhare</w:t>
+      </w:r>
+      <w:proofErr w:type="spellEnd"/>
+      <w:r>
+        <w:t xml:space="preserve"> server par </w:t>
+      </w:r>
+      <w:proofErr w:type="spellStart"/>
+      <w:r>
+        <w:t>kitne</w:t>
+      </w:r>
+      <w:proofErr w:type="spellEnd"/>
+      <w:r>
+        <w:t xml:space="preserve"> databases bane hain, yeh check </w:t>
+      </w:r>
+      <w:proofErr w:type="spellStart"/>
+      <w:r>
+        <w:t>karna</w:t>
+      </w:r>
+      <w:proofErr w:type="spellEnd"/>
+      <w:r>
+        <w:t xml:space="preserve"> </w:t>
+      </w:r>
+      <w:proofErr w:type="spellStart"/>
+      <w:r>
+        <w:t>ho</w:t>
+      </w:r>
+      <w:proofErr w:type="spellEnd"/>
+      <w:r>
+        <w:t xml:space="preserve">, </w:t>
+      </w:r>
+      <w:proofErr w:type="spellStart"/>
+      <w:r>
+        <w:t>toh</w:t>
+      </w:r>
+      <w:proofErr w:type="spellEnd"/>
+      <w:r>
+        <w:t xml:space="preserve"> yeh command use </w:t>
+      </w:r>
+      <w:proofErr w:type="spellStart"/>
+      <w:r>
+        <w:t>hoti</w:t>
+      </w:r>
+      <w:proofErr w:type="spellEnd"/>
+      <w:r>
+        <w:t xml:space="preserve"> </w:t>
+      </w:r>
+      <w:proofErr w:type="spellStart"/>
+      <w:r>
+        <w:t>hai</w:t>
+      </w:r>
+      <w:proofErr w:type="spellEnd"/>
+      <w:r>
+        <w:t>:</w:t>
+      </w:r>
+    </w:p>
+    <w:p>
+      <w:r>
+        <w:t xml:space="preserve">            </w:t>
+      </w:r>
+      <w:r>
+        <w:drawing>
+          <wp:inline distT="0" distB="0" distL="0" distR="0" wp14:anchorId="1D7B4721" wp14:editId="1D647603">
+            <wp:extent cx="4854361" cy="1562235"/>
+            <wp:effectExtent l="0" t="0" r="3810" b="0"/>
+            <wp:docPr id="63347491" name="Picture 1"/>
+            <wp:cNvGraphicFramePr>
+              <a:graphicFrameLocks xmlns:a="http://schemas.openxmlformats.org/drawingml/2006/main" noChangeAspect="1"/>
+            </wp:cNvGraphicFramePr>
+            <a:graphic xmlns:a="http://schemas.openxmlformats.org/drawingml/2006/main">
+              <a:graphicData uri="http://schemas.openxmlformats.org/drawingml/2006/picture">
+                <pic:pic xmlns:pic="http://schemas.openxmlformats.org/drawingml/2006/picture">
+                  <pic:nvPicPr>
+                    <pic:cNvPr id="63347491" name=""/>
+                    <pic:cNvPicPr/>
+                  </pic:nvPicPr>
+                  <pic:blipFill>
+                    <a:blip r:embed="rId26"/>
+                    <a:stretch>
+                      <a:fillRect/>
+                    </a:stretch>
+                  </pic:blipFill>
+                  <pic:spPr>
+                    <a:xfrm>
+                      <a:off x="0" y="0"/>
+                      <a:ext cx="4854361" cy="1562235"/>
+                    </a:xfrm>
+                    <a:prstGeom prst="rect">
+                      <a:avLst/>
+                    </a:prstGeom>
+                  </pic:spPr>
+                </pic:pic>
+              </a:graphicData>
+            </a:graphic>
+          </wp:inline>
+        </w:drawing>
+      </w:r>
+    </w:p>
+    <w:p>
+      <w:r>
+        <w:drawing>
+          <wp:inline distT="0" distB="0" distL="0" distR="0" wp14:anchorId="47BF9FB4" wp14:editId="103DCE80">
+            <wp:extent cx="5731510" cy="2278380"/>
+            <wp:effectExtent l="0" t="0" r="2540" b="7620"/>
+            <wp:docPr id="1105620799" name="Picture 1"/>
+            <wp:cNvGraphicFramePr>
+              <a:graphicFrameLocks xmlns:a="http://schemas.openxmlformats.org/drawingml/2006/main" noChangeAspect="1"/>
+            </wp:cNvGraphicFramePr>
+            <a:graphic xmlns:a="http://schemas.openxmlformats.org/drawingml/2006/main">
+              <a:graphicData uri="http://schemas.openxmlformats.org/drawingml/2006/picture">
+                <pic:pic xmlns:pic="http://schemas.openxmlformats.org/drawingml/2006/picture">
+                  <pic:nvPicPr>
+                    <pic:cNvPr id="1105620799" name=""/>
+                    <pic:cNvPicPr/>
+                  </pic:nvPicPr>
+                  <pic:blipFill>
+                    <a:blip r:embed="rId27"/>
+                    <a:stretch>
+                      <a:fillRect/>
+                    </a:stretch>
+                  </pic:blipFill>
+                  <pic:spPr>
+                    <a:xfrm>
+                      <a:off x="0" y="0"/>
+                      <a:ext cx="5731510" cy="2278380"/>
+                    </a:xfrm>
+                    <a:prstGeom prst="rect">
+                      <a:avLst/>
+                    </a:prstGeom>
+                  </pic:spPr>
+                </pic:pic>
+              </a:graphicData>
+            </a:graphic>
+          </wp:inline>
+        </w:drawing>
+      </w:r>
+    </w:p>
+    <w:p/>
+    <w:p>
+      <w:pPr>
+        <w:rPr>
+          <w:b/>
+          <w:bCs/>
+        </w:rPr>
+      </w:pPr>
+      <w:r>
+        <w:rPr>
+          <w:b/>
+          <w:bCs/>
+        </w:rPr>
+        <w:t xml:space="preserve">3. Database </w:t>
+      </w:r>
+      <w:proofErr w:type="spellStart"/>
+      <w:r>
+        <w:rPr>
+          <w:b/>
+          <w:bCs/>
+        </w:rPr>
+        <w:t>ke</w:t>
+      </w:r>
+      <w:proofErr w:type="spellEnd"/>
+      <w:r>
+        <w:rPr>
+          <w:b/>
+          <w:bCs/>
+        </w:rPr>
+        <w:t xml:space="preserve"> </w:t>
+      </w:r>
+      <w:proofErr w:type="spellStart"/>
+      <w:r>
+        <w:rPr>
+          <w:b/>
+          <w:bCs/>
+        </w:rPr>
+        <w:t>andar</w:t>
+      </w:r>
+      <w:proofErr w:type="spellEnd"/>
+      <w:r>
+        <w:rPr>
+          <w:b/>
+          <w:bCs/>
+        </w:rPr>
+        <w:t xml:space="preserve"> </w:t>
+      </w:r>
+      <w:proofErr w:type="spellStart"/>
+      <w:r>
+        <w:rPr>
+          <w:b/>
+          <w:bCs/>
+        </w:rPr>
+        <w:t>ghusna</w:t>
+      </w:r>
+      <w:proofErr w:type="spellEnd"/>
+      <w:r>
+        <w:rPr>
+          <w:b/>
+          <w:bCs/>
+        </w:rPr>
+        <w:t xml:space="preserve"> (USE)</w:t>
+      </w:r>
+    </w:p>
+    <w:p>
+      <w:r>
+        <w:t xml:space="preserve">Server </w:t>
+      </w:r>
+      <w:proofErr w:type="spellStart"/>
+      <w:r>
+        <w:t>ke</w:t>
+      </w:r>
+      <w:proofErr w:type="spellEnd"/>
+      <w:r>
+        <w:t xml:space="preserve"> </w:t>
+      </w:r>
+      <w:proofErr w:type="spellStart"/>
+      <w:r>
+        <w:t>paas</w:t>
+      </w:r>
+      <w:proofErr w:type="spellEnd"/>
+      <w:r>
+        <w:t xml:space="preserve"> </w:t>
+      </w:r>
+      <w:proofErr w:type="spellStart"/>
+      <w:r>
+        <w:t>bohot</w:t>
+      </w:r>
+      <w:proofErr w:type="spellEnd"/>
+      <w:r>
+        <w:t xml:space="preserve"> </w:t>
+      </w:r>
+      <w:proofErr w:type="spellStart"/>
+      <w:r>
+        <w:t>sare</w:t>
+      </w:r>
+      <w:proofErr w:type="spellEnd"/>
+      <w:r>
+        <w:t xml:space="preserve"> databases </w:t>
+      </w:r>
+      <w:proofErr w:type="spellStart"/>
+      <w:r>
+        <w:t>ho</w:t>
+      </w:r>
+      <w:proofErr w:type="spellEnd"/>
+      <w:r>
+        <w:t xml:space="preserve"> </w:t>
+      </w:r>
+      <w:proofErr w:type="spellStart"/>
+      <w:r>
+        <w:t>sakte</w:t>
+      </w:r>
+      <w:proofErr w:type="spellEnd"/>
+      <w:r>
+        <w:t xml:space="preserve"> hain. Jab tum </w:t>
+      </w:r>
+      <w:proofErr w:type="spellStart"/>
+      <w:r>
+        <w:t>naya</w:t>
+      </w:r>
+      <w:proofErr w:type="spellEnd"/>
+      <w:r>
+        <w:t xml:space="preserve"> table banana </w:t>
+      </w:r>
+      <w:proofErr w:type="spellStart"/>
+      <w:r>
+        <w:t>chaho</w:t>
+      </w:r>
+      <w:proofErr w:type="spellEnd"/>
+      <w:r>
+        <w:t xml:space="preserve"> </w:t>
+      </w:r>
+      <w:proofErr w:type="spellStart"/>
+      <w:r>
+        <w:t>ya</w:t>
+      </w:r>
+      <w:proofErr w:type="spellEnd"/>
+      <w:r>
+        <w:t xml:space="preserve"> data </w:t>
+      </w:r>
+      <w:proofErr w:type="spellStart"/>
+      <w:r>
+        <w:t>dalna</w:t>
+      </w:r>
+      <w:proofErr w:type="spellEnd"/>
+      <w:r>
+        <w:t xml:space="preserve"> </w:t>
+      </w:r>
+      <w:proofErr w:type="spellStart"/>
+      <w:r>
+        <w:t>chaho</w:t>
+      </w:r>
+      <w:proofErr w:type="spellEnd"/>
+      <w:r>
+        <w:t xml:space="preserve">, </w:t>
+      </w:r>
+      <w:proofErr w:type="spellStart"/>
+      <w:r>
+        <w:t>toh</w:t>
+      </w:r>
+      <w:proofErr w:type="spellEnd"/>
+      <w:r>
+        <w:t xml:space="preserve"> server ko </w:t>
+      </w:r>
+      <w:proofErr w:type="spellStart"/>
+      <w:r>
+        <w:t>kaise</w:t>
+      </w:r>
+      <w:proofErr w:type="spellEnd"/>
+      <w:r>
+        <w:t xml:space="preserve"> </w:t>
+      </w:r>
+      <w:proofErr w:type="spellStart"/>
+      <w:r>
+        <w:t>pata</w:t>
+      </w:r>
+      <w:proofErr w:type="spellEnd"/>
+      <w:r>
+        <w:t xml:space="preserve"> </w:t>
+      </w:r>
+      <w:proofErr w:type="spellStart"/>
+      <w:r>
+        <w:t>chalega</w:t>
+      </w:r>
+      <w:proofErr w:type="spellEnd"/>
+      <w:r>
+        <w:t xml:space="preserve"> ki tum </w:t>
+      </w:r>
+      <w:proofErr w:type="spellStart"/>
+      <w:r>
+        <w:t>kis</w:t>
+      </w:r>
+      <w:proofErr w:type="spellEnd"/>
+      <w:r>
+        <w:t xml:space="preserve"> database </w:t>
+      </w:r>
+      <w:proofErr w:type="spellStart"/>
+      <w:r>
+        <w:t>mein</w:t>
+      </w:r>
+      <w:proofErr w:type="spellEnd"/>
+      <w:r>
+        <w:t xml:space="preserve"> </w:t>
+      </w:r>
+      <w:proofErr w:type="spellStart"/>
+      <w:r>
+        <w:t>kaam</w:t>
+      </w:r>
+      <w:proofErr w:type="spellEnd"/>
+      <w:r>
+        <w:t xml:space="preserve"> </w:t>
+      </w:r>
+      <w:proofErr w:type="spellStart"/>
+      <w:r>
+        <w:t>karna</w:t>
+      </w:r>
+      <w:proofErr w:type="spellEnd"/>
+      <w:r>
+        <w:t xml:space="preserve"> </w:t>
+      </w:r>
+      <w:proofErr w:type="spellStart"/>
+      <w:r>
+        <w:t>chahte</w:t>
+      </w:r>
+      <w:proofErr w:type="spellEnd"/>
+      <w:r>
+        <w:t xml:space="preserve"> </w:t>
+      </w:r>
+      <w:proofErr w:type="spellStart"/>
+      <w:r>
+        <w:t>ho</w:t>
+      </w:r>
+      <w:proofErr w:type="spellEnd"/>
+      <w:r>
+        <w:t xml:space="preserve">? Iske </w:t>
+      </w:r>
+      <w:proofErr w:type="spellStart"/>
+      <w:r>
+        <w:t>liye</w:t>
+      </w:r>
+      <w:proofErr w:type="spellEnd"/>
+      <w:r>
+        <w:t xml:space="preserve"> hum USE command se database ko select </w:t>
+      </w:r>
+      <w:proofErr w:type="spellStart"/>
+      <w:r>
+        <w:t>karte</w:t>
+      </w:r>
+      <w:proofErr w:type="spellEnd"/>
+      <w:r>
+        <w:t xml:space="preserve"> hain:</w:t>
+      </w:r>
+    </w:p>
+    <w:p/>
+    <w:p/>
+    <w:p/>
+    <w:p/>
+    <w:p/>
+    <w:p>
+      <w:pPr>
+        <w:tabs>
+          <w:tab w:val="right" w:pos="9026"/>
+        </w:tabs>
+      </w:pPr>
+      <w:r>
+        <w:t xml:space="preserve">              </w:t>
+      </w:r>
+      <w:r>
+        <w:drawing>
+          <wp:inline distT="0" distB="0" distL="0" distR="0" wp14:anchorId="1E4F180D" wp14:editId="5B5A6FCE">
+            <wp:extent cx="4877223" cy="1455546"/>
+            <wp:effectExtent l="0" t="0" r="0" b="0"/>
+            <wp:docPr id="791677940" name="Picture 1"/>
+            <wp:cNvGraphicFramePr>
+              <a:graphicFrameLocks xmlns:a="http://schemas.openxmlformats.org/drawingml/2006/main" noChangeAspect="1"/>
+            </wp:cNvGraphicFramePr>
+            <a:graphic xmlns:a="http://schemas.openxmlformats.org/drawingml/2006/main">
+              <a:graphicData uri="http://schemas.openxmlformats.org/drawingml/2006/picture">
+                <pic:pic xmlns:pic="http://schemas.openxmlformats.org/drawingml/2006/picture">
+                  <pic:nvPicPr>
+                    <pic:cNvPr id="791677940" name=""/>
+                    <pic:cNvPicPr/>
+                  </pic:nvPicPr>
+                  <pic:blipFill>
+                    <a:blip r:embed="rId28"/>
+                    <a:stretch>
+                      <a:fillRect/>
+                    </a:stretch>
+                  </pic:blipFill>
+                  <pic:spPr>
+                    <a:xfrm>
+                      <a:off x="0" y="0"/>
+                      <a:ext cx="4877223" cy="1455546"/>
+                    </a:xfrm>
+                    <a:prstGeom prst="rect">
+                      <a:avLst/>
+                    </a:prstGeom>
+                  </pic:spPr>
+                </pic:pic>
+              </a:graphicData>
+            </a:graphic>
+          </wp:inline>
+        </w:drawing>
+      </w:r>
+      <w:r>
+        <w:tab/>
+      </w:r>
+    </w:p>
+    <w:p>
+      <w:pPr>
+        <w:tabs>
+          <w:tab w:val="right" w:pos="9026"/>
+        </w:tabs>
+      </w:pPr>
+    </w:p>
+    <w:p>
+      <w:pPr>
+        <w:tabs>
+          <w:tab w:val="right" w:pos="9026"/>
+        </w:tabs>
+      </w:pPr>
+    </w:p>
+    <w:p>
+      <w:pPr>
+        <w:tabs>
+          <w:tab w:val="right" w:pos="9026"/>
+        </w:tabs>
+      </w:pPr>
+    </w:p>
+    <w:p>
+      <w:r>
+        <w:drawing>
+          <wp:inline distT="0" distB="0" distL="0" distR="0" wp14:anchorId="3B4B43FD" wp14:editId="2451F708">
+            <wp:extent cx="5731510" cy="3620135"/>
+            <wp:effectExtent l="0" t="0" r="2540" b="0"/>
+            <wp:docPr id="1951979207" name="Picture 1"/>
+            <wp:cNvGraphicFramePr>
+              <a:graphicFrameLocks xmlns:a="http://schemas.openxmlformats.org/drawingml/2006/main" noChangeAspect="1"/>
+            </wp:cNvGraphicFramePr>
+            <a:graphic xmlns:a="http://schemas.openxmlformats.org/drawingml/2006/main">
+              <a:graphicData uri="http://schemas.openxmlformats.org/drawingml/2006/picture">
+                <pic:pic xmlns:pic="http://schemas.openxmlformats.org/drawingml/2006/picture">
+                  <pic:nvPicPr>
+                    <pic:cNvPr id="1951979207" name=""/>
+                    <pic:cNvPicPr/>
+                  </pic:nvPicPr>
+                  <pic:blipFill>
+                    <a:blip r:embed="rId29"/>
+                    <a:stretch>
+                      <a:fillRect/>
+                    </a:stretch>
+                  </pic:blipFill>
+                  <pic:spPr>
+                    <a:xfrm>
+                      <a:off x="0" y="0"/>
+                      <a:ext cx="5731510" cy="3620135"/>
+                    </a:xfrm>
+                    <a:prstGeom prst="rect">
+                      <a:avLst/>
+                    </a:prstGeom>
+                  </pic:spPr>
+                </pic:pic>
+              </a:graphicData>
+            </a:graphic>
+          </wp:inline>
+        </w:drawing>
+      </w:r>
+    </w:p>
+    <w:p/>
+    <w:p>
+      <w:pPr>
+        <w:rPr>
+          <w:b/>
+          <w:bCs/>
+        </w:rPr>
+      </w:pPr>
+      <w:r>
+        <w:rPr>
+          <w:b/>
+          <w:bCs/>
+        </w:rPr>
+        <w:t xml:space="preserve">4. Database ko Delete </w:t>
+      </w:r>
+      <w:proofErr w:type="spellStart"/>
+      <w:r>
+        <w:rPr>
+          <w:b/>
+          <w:bCs/>
+        </w:rPr>
+        <w:t>karna</w:t>
+      </w:r>
+      <w:proofErr w:type="spellEnd"/>
+      <w:r>
+        <w:rPr>
+          <w:b/>
+          <w:bCs/>
+        </w:rPr>
+        <w:t xml:space="preserve"> (DROP DATABASE)</w:t>
+      </w:r>
+    </w:p>
+    <w:p>
+      <w:r>
+        <w:t xml:space="preserve">Agar koi database ab </w:t>
+      </w:r>
+      <w:proofErr w:type="spellStart"/>
+      <w:r>
+        <w:t>kaam</w:t>
+      </w:r>
+      <w:proofErr w:type="spellEnd"/>
+      <w:r>
+        <w:t xml:space="preserve"> ka </w:t>
+      </w:r>
+      <w:proofErr w:type="spellStart"/>
+      <w:r>
+        <w:t>nahi</w:t>
+      </w:r>
+      <w:proofErr w:type="spellEnd"/>
+      <w:r>
+        <w:t xml:space="preserve"> </w:t>
+      </w:r>
+      <w:proofErr w:type="spellStart"/>
+      <w:r>
+        <w:t>hai</w:t>
+      </w:r>
+      <w:proofErr w:type="spellEnd"/>
+      <w:r>
+        <w:t xml:space="preserve"> aur use poori </w:t>
+      </w:r>
+      <w:proofErr w:type="spellStart"/>
+      <w:r>
+        <w:t>tarah</w:t>
+      </w:r>
+      <w:proofErr w:type="spellEnd"/>
+      <w:r>
+        <w:t xml:space="preserve"> se </w:t>
+      </w:r>
+      <w:proofErr w:type="spellStart"/>
+      <w:r>
+        <w:t>hamesha</w:t>
+      </w:r>
+      <w:proofErr w:type="spellEnd"/>
+      <w:r>
+        <w:t xml:space="preserve"> </w:t>
+      </w:r>
+      <w:proofErr w:type="spellStart"/>
+      <w:r>
+        <w:t>ke</w:t>
+      </w:r>
+      <w:proofErr w:type="spellEnd"/>
+      <w:r>
+        <w:t xml:space="preserve"> </w:t>
+      </w:r>
+      <w:proofErr w:type="spellStart"/>
+      <w:r>
+        <w:t>liye</w:t>
+      </w:r>
+      <w:proofErr w:type="spellEnd"/>
+      <w:r>
+        <w:t xml:space="preserve"> </w:t>
+      </w:r>
+      <w:proofErr w:type="spellStart"/>
+      <w:r>
+        <w:t>mitana</w:t>
+      </w:r>
+      <w:proofErr w:type="spellEnd"/>
+      <w:r>
+        <w:t xml:space="preserve"> </w:t>
+      </w:r>
+      <w:proofErr w:type="spellStart"/>
+      <w:r>
+        <w:t>hai</w:t>
+      </w:r>
+      <w:proofErr w:type="spellEnd"/>
+      <w:r>
+        <w:t xml:space="preserve">, </w:t>
+      </w:r>
+      <w:proofErr w:type="spellStart"/>
+      <w:r>
+        <w:t>toh</w:t>
+      </w:r>
+      <w:proofErr w:type="spellEnd"/>
+      <w:r>
+        <w:t xml:space="preserve"> DROP DATABASE command use </w:t>
+      </w:r>
+      <w:proofErr w:type="spellStart"/>
+      <w:r>
+        <w:t>hoti</w:t>
+      </w:r>
+      <w:proofErr w:type="spellEnd"/>
+      <w:r>
+        <w:t xml:space="preserve"> </w:t>
+      </w:r>
+      <w:proofErr w:type="spellStart"/>
+      <w:r>
+        <w:t>hai</w:t>
+      </w:r>
+      <w:proofErr w:type="spellEnd"/>
+      <w:r>
+        <w:t>.</w:t>
+      </w:r>
+    </w:p>
+    <w:p>
+      <w:r>
+        <w:lastRenderedPageBreak/>
+        <w:t xml:space="preserve">               </w:t>
+      </w:r>
+      <w:r>
+        <w:drawing>
+          <wp:inline distT="0" distB="0" distL="0" distR="0" wp14:anchorId="00D91189" wp14:editId="22826AF2">
+            <wp:extent cx="4892464" cy="3475021"/>
+            <wp:effectExtent l="0" t="0" r="3810" b="0"/>
+            <wp:docPr id="711016216" name="Picture 1"/>
+            <wp:cNvGraphicFramePr>
+              <a:graphicFrameLocks xmlns:a="http://schemas.openxmlformats.org/drawingml/2006/main" noChangeAspect="1"/>
+            </wp:cNvGraphicFramePr>
+            <a:graphic xmlns:a="http://schemas.openxmlformats.org/drawingml/2006/main">
+              <a:graphicData uri="http://schemas.openxmlformats.org/drawingml/2006/picture">
+                <pic:pic xmlns:pic="http://schemas.openxmlformats.org/drawingml/2006/picture">
+                  <pic:nvPicPr>
+                    <pic:cNvPr id="711016216" name=""/>
+                    <pic:cNvPicPr/>
+                  </pic:nvPicPr>
+                  <pic:blipFill>
+                    <a:blip r:embed="rId30"/>
+                    <a:stretch>
+                      <a:fillRect/>
+                    </a:stretch>
+                  </pic:blipFill>
+                  <pic:spPr>
+                    <a:xfrm>
+                      <a:off x="0" y="0"/>
+                      <a:ext cx="4892464" cy="3475021"/>
+                    </a:xfrm>
+                    <a:prstGeom prst="rect">
+                      <a:avLst/>
+                    </a:prstGeom>
+                  </pic:spPr>
+                </pic:pic>
+              </a:graphicData>
+            </a:graphic>
+          </wp:inline>
+        </w:drawing>
+      </w:r>
+    </w:p>
+    <w:p>
+      <w:r>
+        <w:drawing>
+          <wp:inline distT="0" distB="0" distL="0" distR="0" wp14:anchorId="1096814A" wp14:editId="6EFF804A">
+            <wp:extent cx="5731510" cy="1955800"/>
+            <wp:effectExtent l="0" t="0" r="2540" b="6350"/>
+            <wp:docPr id="1929764155" name="Picture 1"/>
+            <wp:cNvGraphicFramePr>
+              <a:graphicFrameLocks xmlns:a="http://schemas.openxmlformats.org/drawingml/2006/main" noChangeAspect="1"/>
+            </wp:cNvGraphicFramePr>
+            <a:graphic xmlns:a="http://schemas.openxmlformats.org/drawingml/2006/main">
+              <a:graphicData uri="http://schemas.openxmlformats.org/drawingml/2006/picture">
+                <pic:pic xmlns:pic="http://schemas.openxmlformats.org/drawingml/2006/picture">
+                  <pic:nvPicPr>
+                    <pic:cNvPr id="1929764155" name=""/>
+                    <pic:cNvPicPr/>
+                  </pic:nvPicPr>
+                  <pic:blipFill>
+                    <a:blip r:embed="rId31"/>
+                    <a:stretch>
+                      <a:fillRect/>
+                    </a:stretch>
+                  </pic:blipFill>
+                  <pic:spPr>
+                    <a:xfrm>
+                      <a:off x="0" y="0"/>
+                      <a:ext cx="5731510" cy="1955800"/>
+                    </a:xfrm>
+                    <a:prstGeom prst="rect">
+                      <a:avLst/>
+                    </a:prstGeom>
+                  </pic:spPr>
+                </pic:pic>
+              </a:graphicData>
+            </a:graphic>
+          </wp:inline>
+        </w:drawing>
+      </w:r>
+    </w:p>
+    <w:p>
+      <w:r>
+        <w:rPr>
+          <w:b/>
+          <w:bCs/>
+        </w:rPr>
+        <w:t>Summary Checklist for Chapter L5:</w:t>
+      </w:r>
+    </w:p>
+    <w:p>
+      <w:pPr>
+        <w:numPr>
+          <w:ilvl w:val="0"/>
+          <w:numId w:val="16"/>
+        </w:numPr>
+      </w:pPr>
+      <w:r>
+        <w:t xml:space="preserve">CREATE DATABASE IF NOT EXISTS </w:t>
+      </w:r>
+      <w:proofErr w:type="spellStart"/>
+      <w:r>
+        <w:t>db_name</w:t>
+      </w:r>
+      <w:proofErr w:type="spellEnd"/>
+      <w:r>
+        <w:t>; (Banana)</w:t>
+      </w:r>
+    </w:p>
+    <w:p>
+      <w:pPr>
+        <w:numPr>
+          <w:ilvl w:val="0"/>
+          <w:numId w:val="16"/>
+        </w:numPr>
+      </w:pPr>
+      <w:r>
+        <w:t>SHOW DATABASES; (</w:t>
+      </w:r>
+      <w:proofErr w:type="spellStart"/>
+      <w:r>
+        <w:t>Dekhna</w:t>
+      </w:r>
+      <w:proofErr w:type="spellEnd"/>
+      <w:r>
+        <w:t>)</w:t>
+      </w:r>
+    </w:p>
+    <w:p>
+      <w:pPr>
+        <w:numPr>
+          <w:ilvl w:val="0"/>
+          <w:numId w:val="16"/>
+        </w:numPr>
+      </w:pPr>
+      <w:r>
+        <w:t xml:space="preserve">USE </w:t>
+      </w:r>
+      <w:proofErr w:type="spellStart"/>
+      <w:r>
+        <w:t>db_name</w:t>
+      </w:r>
+      <w:proofErr w:type="spellEnd"/>
+      <w:r>
+        <w:t xml:space="preserve">; (Select </w:t>
+      </w:r>
+      <w:proofErr w:type="spellStart"/>
+      <w:r>
+        <w:t>karna</w:t>
+      </w:r>
+      <w:proofErr w:type="spellEnd"/>
+      <w:r>
+        <w:t>)</w:t>
+      </w:r>
+    </w:p>
+    <w:p>
+      <w:pPr>
+        <w:numPr>
+          <w:ilvl w:val="0"/>
+          <w:numId w:val="16"/>
+        </w:numPr>
+      </w:pPr>
+      <w:r>
+        <w:t xml:space="preserve">DROP DATABASE IF EXISTS </w:t>
+      </w:r>
+      <w:proofErr w:type="spellStart"/>
+      <w:r>
+        <w:t>db_name</w:t>
+      </w:r>
+      <w:proofErr w:type="spellEnd"/>
+      <w:r>
+        <w:t>; (</w:t>
+      </w:r>
+      <w:proofErr w:type="spellStart"/>
+      <w:r>
+        <w:t>Mitana</w:t>
+      </w:r>
+      <w:proofErr w:type="spellEnd"/>
+      <w:r>
+        <w:t>)</w:t>
+      </w:r>
+    </w:p>
+    <w:p>
+      <w:r>
+        <w:pict w14:anchorId="1F5ED467">
+          <v:rect id="_x0000_i1030" style="width:0;height:1.5pt" o:hralign="center" o:hrstd="t" o:hr="t" fillcolor="#a0a0a0" stroked="f"/>
+        </w:pict>
+      </w:r>
+    </w:p>
+    <w:p>
+      <w:pPr>
+        <w:rPr>
+          <w:b/>
+          <w:bCs/>
+          <w:sz w:val="40"/>
+          <w:szCs w:val="40"/>
+          <w:u w:val="single"/>
+        </w:rPr>
+      </w:pPr>
+      <w:r>
+        <w:rPr>
+          <w:b/>
+          <w:bCs/>
+          <w:sz w:val="40"/>
+          <w:szCs w:val="40"/>
+          <w:u w:val="single"/>
+        </w:rPr>
+        <w:t>SQL NOTES (</w:t>
+      </w:r>
+      <w:r>
+        <w:rPr>
+          <w:b/>
+          <w:bCs/>
+          <w:sz w:val="40"/>
+          <w:szCs w:val="40"/>
+          <w:u w:val="single"/>
+        </w:rPr>
+        <w:t>6</w:t>
+      </w:r>
+      <w:r>
+        <w:rPr>
+          <w:b/>
+          <w:bCs/>
+          <w:sz w:val="40"/>
+          <w:szCs w:val="40"/>
+          <w:u w:val="single"/>
+        </w:rPr>
+        <w:t>)</w:t>
       </w:r>
     </w:p>
     <w:p/>
@@ -8245,6 +9905,119 @@
     </w:lvl>
   </w:abstractNum>
   <w:abstractNum w:abstractNumId="7" w15:restartNumberingAfterBreak="0">
+    <w:nsid w:val="2B872020"/>
+    <w:multiLevelType w:val="multilevel"/>
+    <w:tmpl w:val="631CC850"/>
+    <w:lvl w:ilvl="0">
+      <w:start w:val="1"/>
+      <w:numFmt w:val="decimal"/>
+      <w:lvlText w:val="%1."/>
+      <w:lvlJc w:val="left"/>
+      <w:pPr>
+        <w:tabs>
+          <w:tab w:val="num" w:pos="720"/>
+        </w:tabs>
+        <w:ind w:left="720" w:hanging="360"/>
+      </w:pPr>
+    </w:lvl>
+    <w:lvl w:ilvl="1" w:tentative="1">
+      <w:start w:val="1"/>
+      <w:numFmt w:val="decimal"/>
+      <w:lvlText w:val="%2."/>
+      <w:lvlJc w:val="left"/>
+      <w:pPr>
+        <w:tabs>
+          <w:tab w:val="num" w:pos="1440"/>
+        </w:tabs>
+        <w:ind w:left="1440" w:hanging="360"/>
+      </w:pPr>
+    </w:lvl>
+    <w:lvl w:ilvl="2" w:tentative="1">
+      <w:start w:val="1"/>
+      <w:numFmt w:val="decimal"/>
+      <w:lvlText w:val="%3."/>
+      <w:lvlJc w:val="left"/>
+      <w:pPr>
+        <w:tabs>
+          <w:tab w:val="num" w:pos="2160"/>
+        </w:tabs>
+        <w:ind w:left="2160" w:hanging="360"/>
+      </w:pPr>
+    </w:lvl>
+    <w:lvl w:ilvl="3" w:tentative="1">
+      <w:start w:val="1"/>
+      <w:numFmt w:val="decimal"/>
+      <w:lvlText w:val="%4."/>
+      <w:lvlJc w:val="left"/>
+      <w:pPr>
+        <w:tabs>
+          <w:tab w:val="num" w:pos="2880"/>
+        </w:tabs>
+        <w:ind w:left="2880" w:hanging="360"/>
+      </w:pPr>
+    </w:lvl>
+    <w:lvl w:ilvl="4" w:tentative="1">
+      <w:start w:val="1"/>
+      <w:numFmt w:val="decimal"/>
+      <w:lvlText w:val="%5."/>
+      <w:lvlJc w:val="left"/>
+      <w:pPr>
+        <w:tabs>
+          <w:tab w:val="num" w:pos="3600"/>
+        </w:tabs>
+        <w:ind w:left="3600" w:hanging="360"/>
+      </w:pPr>
+    </w:lvl>
+    <w:lvl w:ilvl="5" w:tentative="1">
+      <w:start w:val="1"/>
+      <w:numFmt w:val="decimal"/>
+      <w:lvlText w:val="%6."/>
+      <w:lvlJc w:val="left"/>
+      <w:pPr>
+        <w:tabs>
+          <w:tab w:val="num" w:pos="4320"/>
+        </w:tabs>
+        <w:ind w:left="4320" w:hanging="360"/>
+      </w:pPr>
+    </w:lvl>
+    <w:lvl w:ilvl="6" w:tentative="1">
+      <w:start w:val="1"/>
+      <w:numFmt w:val="decimal"/>
+      <w:lvlText w:val="%7."/>
+      <w:lvlJc w:val="left"/>
+      <w:pPr>
+        <w:tabs>
+          <w:tab w:val="num" w:pos="5040"/>
+        </w:tabs>
+        <w:ind w:left="5040" w:hanging="360"/>
+      </w:pPr>
+    </w:lvl>
+    <w:lvl w:ilvl="7" w:tentative="1">
+      <w:start w:val="1"/>
+      <w:numFmt w:val="decimal"/>
+      <w:lvlText w:val="%8."/>
+      <w:lvlJc w:val="left"/>
+      <w:pPr>
+        <w:tabs>
+          <w:tab w:val="num" w:pos="5760"/>
+        </w:tabs>
+        <w:ind w:left="5760" w:hanging="360"/>
+      </w:pPr>
+    </w:lvl>
+    <w:lvl w:ilvl="8" w:tentative="1">
+      <w:start w:val="1"/>
+      <w:numFmt w:val="decimal"/>
+      <w:lvlText w:val="%9."/>
+      <w:lvlJc w:val="left"/>
+      <w:pPr>
+        <w:tabs>
+          <w:tab w:val="num" w:pos="6480"/>
+        </w:tabs>
+        <w:ind w:left="6480" w:hanging="360"/>
+      </w:pPr>
+    </w:lvl>
+  </w:abstractNum>
+  <w:abstractNum w:abstractNumId="8" w15:restartNumberingAfterBreak="0">
     <w:nsid w:val="32482233"/>
     <w:multiLevelType w:val="multilevel"/>
     <w:tmpl w:val="8E803594"/>
@@ -8393,7 +10166,7 @@
       </w:rPr>
     </w:lvl>
   </w:abstractNum>
-  <w:abstractNum w:abstractNumId="8" w15:restartNumberingAfterBreak="0">
+  <w:abstractNum w:abstractNumId="9" w15:restartNumberingAfterBreak="0">
     <w:nsid w:val="32F93083"/>
     <w:multiLevelType w:val="multilevel"/>
     <w:tmpl w:val="86C24F80"/>
@@ -8542,7 +10315,7 @@
       </w:rPr>
     </w:lvl>
   </w:abstractNum>
-  <w:abstractNum w:abstractNumId="9" w15:restartNumberingAfterBreak="0">
+  <w:abstractNum w:abstractNumId="10" w15:restartNumberingAfterBreak="0">
     <w:nsid w:val="47E563E3"/>
     <w:multiLevelType w:val="multilevel"/>
     <w:tmpl w:val="A2A2CF26"/>
@@ -8691,7 +10464,7 @@
       </w:rPr>
     </w:lvl>
   </w:abstractNum>
-  <w:abstractNum w:abstractNumId="10" w15:restartNumberingAfterBreak="0">
+  <w:abstractNum w:abstractNumId="11" w15:restartNumberingAfterBreak="0">
     <w:nsid w:val="4A0605B1"/>
     <w:multiLevelType w:val="multilevel"/>
     <w:tmpl w:val="F146CE66"/>
@@ -8840,7 +10613,7 @@
       </w:rPr>
     </w:lvl>
   </w:abstractNum>
-  <w:abstractNum w:abstractNumId="11" w15:restartNumberingAfterBreak="0">
+  <w:abstractNum w:abstractNumId="12" w15:restartNumberingAfterBreak="0">
     <w:nsid w:val="537F6F6E"/>
     <w:multiLevelType w:val="multilevel"/>
     <w:tmpl w:val="24D8B47C"/>
@@ -8989,7 +10762,7 @@
       </w:rPr>
     </w:lvl>
   </w:abstractNum>
-  <w:abstractNum w:abstractNumId="12" w15:restartNumberingAfterBreak="0">
+  <w:abstractNum w:abstractNumId="13" w15:restartNumberingAfterBreak="0">
     <w:nsid w:val="70AB1759"/>
     <w:multiLevelType w:val="multilevel"/>
     <w:tmpl w:val="CB563D96"/>
@@ -9138,7 +10911,7 @@
       </w:rPr>
     </w:lvl>
   </w:abstractNum>
-  <w:abstractNum w:abstractNumId="13" w15:restartNumberingAfterBreak="0">
+  <w:abstractNum w:abstractNumId="14" w15:restartNumberingAfterBreak="0">
     <w:nsid w:val="78203F1E"/>
     <w:multiLevelType w:val="multilevel"/>
     <w:tmpl w:val="37725874"/>
@@ -9287,7 +11060,7 @@
       </w:rPr>
     </w:lvl>
   </w:abstractNum>
-  <w:abstractNum w:abstractNumId="14" w15:restartNumberingAfterBreak="0">
+  <w:abstractNum w:abstractNumId="15" w15:restartNumberingAfterBreak="0">
     <w:nsid w:val="79D0642C"/>
     <w:multiLevelType w:val="multilevel"/>
     <w:tmpl w:val="7FF8DCB4"/>
@@ -9437,16 +11210,16 @@
     </w:lvl>
   </w:abstractNum>
   <w:num w:numId="1" w16cid:durableId="1897356771">
-    <w:abstractNumId w:val="13"/>
+    <w:abstractNumId w:val="14"/>
   </w:num>
   <w:num w:numId="2" w16cid:durableId="872227209">
     <w:abstractNumId w:val="3"/>
   </w:num>
   <w:num w:numId="3" w16cid:durableId="901864982">
-    <w:abstractNumId w:val="8"/>
+    <w:abstractNumId w:val="9"/>
   </w:num>
   <w:num w:numId="4" w16cid:durableId="1467238388">
-    <w:abstractNumId w:val="10"/>
+    <w:abstractNumId w:val="11"/>
   </w:num>
   <w:num w:numId="5" w16cid:durableId="1700007048">
     <w:abstractNumId w:val="2"/>
@@ -9455,7 +11228,7 @@
     <w:abstractNumId w:val="0"/>
   </w:num>
   <w:num w:numId="7" w16cid:durableId="300574769">
-    <w:abstractNumId w:val="12"/>
+    <w:abstractNumId w:val="13"/>
   </w:num>
   <w:num w:numId="8" w16cid:durableId="1018000134">
     <w:abstractNumId w:val="4"/>
@@ -9467,19 +11240,22 @@
     <w:abstractNumId w:val="6"/>
   </w:num>
   <w:num w:numId="11" w16cid:durableId="1075936436">
-    <w:abstractNumId w:val="14"/>
+    <w:abstractNumId w:val="15"/>
   </w:num>
   <w:num w:numId="12" w16cid:durableId="1392194558">
-    <w:abstractNumId w:val="11"/>
+    <w:abstractNumId w:val="12"/>
   </w:num>
   <w:num w:numId="13" w16cid:durableId="950627346">
-    <w:abstractNumId w:val="9"/>
+    <w:abstractNumId w:val="10"/>
   </w:num>
   <w:num w:numId="14" w16cid:durableId="1752307827">
-    <w:abstractNumId w:val="7"/>
+    <w:abstractNumId w:val="8"/>
   </w:num>
   <w:num w:numId="15" w16cid:durableId="1942108100">
     <w:abstractNumId w:val="5"/>
+  </w:num>
+  <w:num w:numId="16" w16cid:durableId="253638407">
+    <w:abstractNumId w:val="7"/>
   </w:num>
 </w:numbering>
 </file>
